--- a/courts/ninth-circuit/montana/federal/bankruptcy-district/adversary-complaint/usage/OUTPUT-adversary-complaint.docx
+++ b/courts/ninth-circuit/montana/federal/bankruptcy-district/adversary-complaint/usage/OUTPUT-adversary-complaint.docx
@@ -4,55 +4,175 @@
   <w:body>
     <w:p>
       <w:pPr>
-        <w:spacing w:before="0" w:after="40" w:line="240" w:lineRule="auto"/>
+        <w:spacing w:before="0" w:after="0" w:line="280" w:lineRule="exact"/>
+        <w:ind w:left="0" w:firstLine="0"/>
+        <w:jc w:val="left"/>
       </w:pPr>
       <w:r>
-        <w:t xml:space="preserve">Robert G. Drummond</w:t>
+        <w:t xml:space="preserve">Robert</w:t>
+      </w:r>
+      <w:r>
+        <w:t xml:space="preserve"> </w:t>
+      </w:r>
+      <w:r>
+        <w:t xml:space="preserve">G.</w:t>
+      </w:r>
+      <w:r>
+        <w:t xml:space="preserve"> </w:t>
+      </w:r>
+      <w:r>
+        <w:t xml:space="preserve">Drummond</w:t>
       </w:r>
     </w:p>
     <w:p>
       <w:pPr>
-        <w:spacing w:before="0" w:after="40" w:line="240" w:lineRule="auto"/>
+        <w:spacing w:before="0" w:after="0" w:line="280" w:lineRule="exact"/>
+        <w:ind w:left="0" w:firstLine="0"/>
+        <w:jc w:val="left"/>
       </w:pPr>
       <w:r>
-        <w:t xml:space="preserve">Chapter 13 Standing Trustee</w:t>
+        <w:t xml:space="preserve">Chapter</w:t>
+      </w:r>
+      <w:r>
+        <w:t xml:space="preserve"> </w:t>
+      </w:r>
+      <w:r>
+        <w:t xml:space="preserve">13</w:t>
+      </w:r>
+      <w:r>
+        <w:t xml:space="preserve"> </w:t>
+      </w:r>
+      <w:r>
+        <w:t xml:space="preserve">Standing</w:t>
+      </w:r>
+      <w:r>
+        <w:t xml:space="preserve"> </w:t>
+      </w:r>
+      <w:r>
+        <w:t xml:space="preserve">Trustee</w:t>
       </w:r>
     </w:p>
     <w:p>
       <w:pPr>
-        <w:spacing w:before="0" w:after="40" w:line="240" w:lineRule="auto"/>
+        <w:spacing w:before="0" w:after="0" w:line="280" w:lineRule="exact"/>
+        <w:ind w:left="0" w:firstLine="0"/>
+        <w:jc w:val="left"/>
       </w:pPr>
       <w:r>
-        <w:t xml:space="preserve">P. O. Box 1829</w:t>
+        <w:t xml:space="preserve">P.</w:t>
+      </w:r>
+      <w:r>
+        <w:t xml:space="preserve"> </w:t>
+      </w:r>
+      <w:r>
+        <w:t xml:space="preserve">O.</w:t>
+      </w:r>
+      <w:r>
+        <w:t xml:space="preserve"> </w:t>
+      </w:r>
+      <w:r>
+        <w:t xml:space="preserve">Box</w:t>
+      </w:r>
+      <w:r>
+        <w:t xml:space="preserve"> </w:t>
+      </w:r>
+      <w:r>
+        <w:t xml:space="preserve">1829</w:t>
       </w:r>
     </w:p>
     <w:p>
       <w:pPr>
-        <w:spacing w:before="0" w:after="40" w:line="240" w:lineRule="auto"/>
+        <w:spacing w:before="0" w:after="0" w:line="280" w:lineRule="exact"/>
+        <w:ind w:left="0" w:firstLine="0"/>
+        <w:jc w:val="left"/>
       </w:pPr>
       <w:r>
-        <w:t xml:space="preserve">Great Falls, Montana 59403-1829</w:t>
+        <w:t xml:space="preserve">Great</w:t>
+      </w:r>
+      <w:r>
+        <w:t xml:space="preserve"> </w:t>
+      </w:r>
+      <w:r>
+        <w:t xml:space="preserve">Falls,</w:t>
+      </w:r>
+      <w:r>
+        <w:t xml:space="preserve"> </w:t>
+      </w:r>
+      <w:r>
+        <w:t xml:space="preserve">Montana</w:t>
+      </w:r>
+      <w:r>
+        <w:t xml:space="preserve"> </w:t>
+      </w:r>
+      <w:r>
+        <w:t xml:space="preserve">59403</w:t>
+        <w:noBreakHyphen/>
+        <w:t xml:space="preserve">1829</w:t>
       </w:r>
     </w:p>
     <w:p>
       <w:pPr>
-        <w:spacing w:before="0" w:after="40" w:line="240" w:lineRule="auto"/>
+        <w:spacing w:before="0" w:after="0" w:line="280" w:lineRule="exact"/>
+        <w:ind w:left="0" w:firstLine="0"/>
+        <w:jc w:val="left"/>
       </w:pPr>
       <w:r>
-        <w:t xml:space="preserve">Telephone: (406) 761-8600</w:t>
+        <w:t xml:space="preserve">Telephone:</w:t>
+      </w:r>
+      <w:r>
+        <w:t xml:space="preserve"> </w:t>
+      </w:r>
+      <w:r>
+        <w:t xml:space="preserve">(406)</w:t>
+      </w:r>
+      <w:r>
+        <w:t xml:space="preserve"> </w:t>
+      </w:r>
+      <w:r>
+        <w:t xml:space="preserve">761</w:t>
+        <w:noBreakHyphen/>
+        <w:t xml:space="preserve">8600</w:t>
       </w:r>
     </w:p>
     <w:p>
       <w:pPr>
-        <w:spacing w:before="0" w:after="40" w:line="240" w:lineRule="auto"/>
+        <w:spacing w:before="0" w:after="0" w:line="280" w:lineRule="exact"/>
+        <w:ind w:left="0" w:firstLine="0"/>
+        <w:jc w:val="left"/>
       </w:pPr>
       <w:r>
-        <w:t xml:space="preserve">State Bar I.D. Number 2286</w:t>
+        <w:t xml:space="preserve">State</w:t>
+      </w:r>
+      <w:r>
+        <w:t xml:space="preserve"> </w:t>
+      </w:r>
+      <w:r>
+        <w:t xml:space="preserve">Bar</w:t>
+      </w:r>
+      <w:r>
+        <w:t xml:space="preserve"> </w:t>
+      </w:r>
+      <w:r>
+        <w:t xml:space="preserve">I.D.</w:t>
+      </w:r>
+      <w:r>
+        <w:t xml:space="preserve"> </w:t>
+      </w:r>
+      <w:r>
+        <w:t xml:space="preserve">Number</w:t>
+      </w:r>
+      <w:r>
+        <w:t xml:space="preserve"> </w:t>
+      </w:r>
+      <w:r>
+        <w:t xml:space="preserve">2286</w:t>
       </w:r>
     </w:p>
     <w:p>
       <w:pPr>
-        <w:spacing w:before="0" w:after="40" w:line="240" w:lineRule="auto"/>
+        <w:spacing w:before="0" w:after="0" w:line="280" w:lineRule="exact"/>
+        <w:ind w:left="0" w:firstLine="0"/>
+        <w:jc w:val="left"/>
       </w:pPr>
       <w:r>
         <w:t xml:space="preserve">Trustee@MTChapter13.com</w:t>
@@ -60,7 +180,9 @@
     </w:p>
     <w:p>
       <w:pPr>
-        <w:spacing w:before="40" w:after="0" w:line="240" w:lineRule="auto"/>
+        <w:spacing w:before="0" w:after="0" w:line="280" w:lineRule="exact"/>
+        <w:ind w:left="0" w:firstLine="0"/>
+        <w:jc w:val="left"/>
       </w:pPr>
       <w:r>
         <w:rPr>
@@ -72,7 +194,8 @@
     </w:p>
     <w:p>
       <w:pPr>
-        <w:spacing w:before="720" w:after="0" w:line="240" w:lineRule="auto"/>
+        <w:spacing w:before="720" w:after="0" w:line="280" w:lineRule="exact"/>
+        <w:ind w:left="0" w:firstLine="0"/>
         <w:jc w:val="center"/>
       </w:pPr>
       <w:r>
@@ -85,7 +208,8 @@
     </w:p>
     <w:p>
       <w:pPr>
-        <w:spacing w:before="0" w:after="0" w:line="240" w:lineRule="auto"/>
+        <w:spacing w:before="0" w:after="0" w:line="280" w:lineRule="exact"/>
+        <w:ind w:left="0" w:firstLine="0"/>
         <w:jc w:val="center"/>
       </w:pPr>
       <w:r>
@@ -98,88 +222,127 @@
     </w:p>
     <w:p>
       <w:pPr>
-        <w:spacing w:before="0" w:after="240" w:line="240" w:lineRule="auto"/>
+        <w:spacing w:before="0" w:after="0" w:line="480" w:lineRule="exact"/>
       </w:pPr>
-      <w:r>
-        <w:t xml:space="preserve"/>
-      </w:r>
     </w:p>
     <w:tbl>
       <w:tblPr>
         <w:tblW w:w="9360" w:type="dxa"/>
         <w:tblLayout w:type="fixed"/>
-        <w:tblBorders>
-          <w:top w:val="nil"/>
-          <w:left w:val="nil"/>
-          <w:bottom w:val="nil"/>
-          <w:right w:val="nil"/>
-          <w:insideH w:val="nil"/>
-          <w:insideV w:val="nil"/>
-        </w:tblBorders>
         <w:tblCellMar>
+          <w:top w:w="0" w:type="dxa"/>
           <w:left w:w="0" w:type="dxa"/>
+          <w:bottom w:w="0" w:type="dxa"/>
           <w:right w:w="0" w:type="dxa"/>
         </w:tblCellMar>
+        <w:tblLook w:val="0000" w:firstRow="0" w:lastRow="0" w:firstColumn="0" w:lastColumn="0" w:noHBand="0" w:noVBand="0"/>
       </w:tblPr>
       <w:tblGrid>
         <w:gridCol w:w="5184"/>
         <w:gridCol w:w="4176"/>
       </w:tblGrid>
       <w:tr>
+        <w:trPr>
+          <w:cantSplit/>
+        </w:trPr>
         <w:tc>
           <w:tcPr>
             <w:tcW w:w="5184" w:type="dxa"/>
             <w:tcBorders>
+              <w:bottom w:val="single" w:sz="6" w:space="0" w:color="000000"/>
               <w:right w:val="single" w:sz="6" w:space="0" w:color="000000"/>
-              <w:bottom w:val="single" w:sz="6" w:space="0" w:color="000000"/>
             </w:tcBorders>
             <w:tcMar>
-              <w:right w:w="180" w:type="dxa"/>
+              <w:top w:w="120" w:type="dxa"/>
+              <w:bottom w:w="105" w:type="dxa"/>
+              <w:right w:w="120" w:type="dxa"/>
             </w:tcMar>
           </w:tcPr>
           <w:p>
             <w:pPr>
-              <w:spacing w:before="120" w:after="40" w:line="240" w:lineRule="auto"/>
+              <w:spacing w:before="0" w:after="0" w:line="280" w:lineRule="exact"/>
+              <w:ind w:left="0" w:firstLine="0"/>
+              <w:jc w:val="left"/>
             </w:pPr>
             <w:r>
-              <w:t xml:space="preserve">In re</w:t>
+              <w:t xml:space="preserve">In</w:t>
+            </w:r>
+            <w:r>
+              <w:t xml:space="preserve"> </w:t>
+            </w:r>
+            <w:r>
+              <w:t xml:space="preserve">re</w:t>
             </w:r>
           </w:p>
           <w:p>
             <w:pPr>
-              <w:spacing w:before="120" w:after="40" w:line="240" w:lineRule="auto"/>
+              <w:spacing w:before="0" w:after="0" w:line="280" w:lineRule="exact"/>
+              <w:ind w:left="0" w:firstLine="0"/>
+              <w:jc w:val="left"/>
             </w:pPr>
-            <w:r>
-              <w:t xml:space="preserve"/>
-            </w:r>
           </w:p>
           <w:p>
             <w:pPr>
-              <w:spacing w:before="120" w:after="40" w:line="240" w:lineRule="auto"/>
+              <w:spacing w:before="0" w:after="0" w:line="280" w:lineRule="exact"/>
+              <w:ind w:left="0" w:firstLine="0"/>
+              <w:jc w:val="left"/>
             </w:pPr>
             <w:r>
-              <w:t xml:space="preserve">BRITANI NICHOLE BACHE and</w:t>
+              <w:t xml:space="preserve">BRITANI</w:t>
+            </w:r>
+            <w:r>
+              <w:t xml:space="preserve"> </w:t>
+            </w:r>
+            <w:r>
+              <w:t xml:space="preserve">NICHOLE</w:t>
+            </w:r>
+            <w:r>
+              <w:t xml:space="preserve"> </w:t>
+            </w:r>
+            <w:r>
+              <w:t xml:space="preserve">BACHE</w:t>
+            </w:r>
+            <w:r>
+              <w:t xml:space="preserve"> </w:t>
+            </w:r>
+            <w:r>
+              <w:t xml:space="preserve">and</w:t>
             </w:r>
           </w:p>
           <w:p>
             <w:pPr>
-              <w:spacing w:before="120" w:after="40" w:line="240" w:lineRule="auto"/>
+              <w:spacing w:before="0" w:after="0" w:line="280" w:lineRule="exact"/>
+              <w:ind w:left="0" w:firstLine="0"/>
+              <w:jc w:val="left"/>
             </w:pPr>
             <w:r>
-              <w:t xml:space="preserve">JASON ROBERT BACHE,</w:t>
+              <w:t xml:space="preserve">JASON</w:t>
+            </w:r>
+            <w:r>
+              <w:t xml:space="preserve"> </w:t>
+            </w:r>
+            <w:r>
+              <w:t xml:space="preserve">ROBERT</w:t>
+            </w:r>
+            <w:r>
+              <w:t xml:space="preserve"> </w:t>
+            </w:r>
+            <w:r>
+              <w:t xml:space="preserve">BACHE,</w:t>
             </w:r>
           </w:p>
           <w:p>
             <w:pPr>
-              <w:spacing w:before="120" w:after="40" w:line="240" w:lineRule="auto"/>
+              <w:spacing w:before="0" w:after="0" w:line="280" w:lineRule="exact"/>
+              <w:ind w:left="0" w:firstLine="0"/>
+              <w:jc w:val="left"/>
             </w:pPr>
-            <w:r>
-              <w:t xml:space="preserve"/>
-            </w:r>
           </w:p>
           <w:p>
             <w:pPr>
-              <w:spacing w:before="120" w:after="40" w:line="240" w:lineRule="auto"/>
+              <w:spacing w:before="0" w:after="0" w:line="280" w:lineRule="exact"/>
+              <w:ind w:left="0" w:firstLine="0"/>
+              <w:jc w:val="left"/>
             </w:pPr>
             <w:r>
               <w:t xml:space="preserve">Debtors.</w:t>
@@ -190,58 +353,115 @@
           <w:tcPr>
             <w:tcW w:w="4176" w:type="dxa"/>
             <w:tcMar>
-              <w:left w:w="180" w:type="dxa"/>
+              <w:top w:w="120" w:type="dxa"/>
+              <w:left w:w="240" w:type="dxa"/>
             </w:tcMar>
           </w:tcPr>
           <w:p>
             <w:pPr>
-              <w:spacing w:before="120" w:after="40" w:line="240" w:lineRule="auto"/>
+              <w:spacing w:before="0" w:after="0" w:line="280" w:lineRule="exact"/>
+              <w:ind w:left="0" w:firstLine="0"/>
+              <w:jc w:val="left"/>
             </w:pPr>
             <w:r>
-              <w:t xml:space="preserve">Case No. 9:23-bk-90138-BPH</w:t>
+              <w:t xml:space="preserve">Case</w:t>
+            </w:r>
+            <w:r>
+              <w:t xml:space="preserve"> </w:t>
+            </w:r>
+            <w:r>
+              <w:t xml:space="preserve">No.</w:t>
+            </w:r>
+            <w:r>
+              <w:t xml:space="preserve"> </w:t>
+            </w:r>
+            <w:r>
+              <w:t xml:space="preserve">9:23-bk</w:t>
+              <w:noBreakHyphen/>
+              <w:t xml:space="preserve">90138-BPH</w:t>
             </w:r>
           </w:p>
         </w:tc>
       </w:tr>
       <w:tr>
+        <w:trPr>
+          <w:cantSplit/>
+        </w:trPr>
         <w:tc>
           <w:tcPr>
             <w:tcW w:w="5184" w:type="dxa"/>
             <w:tcBorders>
+              <w:bottom w:val="single" w:sz="6" w:space="0" w:color="000000"/>
               <w:right w:val="single" w:sz="6" w:space="0" w:color="000000"/>
-              <w:bottom w:val="single" w:sz="6" w:space="0" w:color="000000"/>
             </w:tcBorders>
             <w:tcMar>
-              <w:right w:w="180" w:type="dxa"/>
+              <w:top w:w="120" w:type="dxa"/>
+              <w:bottom w:w="105" w:type="dxa"/>
+              <w:right w:w="120" w:type="dxa"/>
             </w:tcMar>
           </w:tcPr>
           <w:p>
             <w:pPr>
-              <w:spacing w:before="120" w:after="40" w:line="240" w:lineRule="auto"/>
+              <w:spacing w:before="0" w:after="0" w:line="280" w:lineRule="exact"/>
+              <w:ind w:left="0" w:firstLine="0"/>
+              <w:jc w:val="left"/>
             </w:pPr>
             <w:r>
-              <w:t xml:space="preserve">ROBERT G. DRUMMOND, Chapter 13</w:t>
+              <w:t xml:space="preserve">ROBERT</w:t>
+            </w:r>
+            <w:r>
+              <w:t xml:space="preserve"> </w:t>
+            </w:r>
+            <w:r>
+              <w:t xml:space="preserve">G.</w:t>
+            </w:r>
+            <w:r>
+              <w:t xml:space="preserve"> </w:t>
+            </w:r>
+            <w:r>
+              <w:t xml:space="preserve">DRUMMOND,</w:t>
+            </w:r>
+            <w:r>
+              <w:t xml:space="preserve"> </w:t>
+            </w:r>
+            <w:r>
+              <w:t xml:space="preserve">Chapter</w:t>
+            </w:r>
+            <w:r>
+              <w:t xml:space="preserve"> </w:t>
+            </w:r>
+            <w:r>
+              <w:t xml:space="preserve">13</w:t>
             </w:r>
           </w:p>
           <w:p>
             <w:pPr>
-              <w:spacing w:before="120" w:after="40" w:line="240" w:lineRule="auto"/>
+              <w:spacing w:before="0" w:after="0" w:line="280" w:lineRule="exact"/>
+              <w:ind w:left="0" w:firstLine="0"/>
+              <w:jc w:val="left"/>
             </w:pPr>
             <w:r>
-              <w:t xml:space="preserve">Standing Trustee,</w:t>
+              <w:t xml:space="preserve">Standing</w:t>
+            </w:r>
+            <w:r>
+              <w:t xml:space="preserve"> </w:t>
+            </w:r>
+            <w:r>
+              <w:t xml:space="preserve">Trustee,</w:t>
             </w:r>
           </w:p>
           <w:p>
             <w:pPr>
-              <w:spacing w:before="120" w:after="40" w:line="240" w:lineRule="auto"/>
+              <w:spacing w:before="0" w:after="0" w:line="280" w:lineRule="exact"/>
+              <w:ind w:left="0" w:firstLine="0"/>
+              <w:jc w:val="left"/>
             </w:pPr>
-            <w:r>
-              <w:t xml:space="preserve"/>
-            </w:r>
           </w:p>
           <w:p>
             <w:pPr>
-              <w:spacing w:before="120" w:after="40" w:line="240" w:lineRule="auto"/>
+              <w:spacing w:before="0" w:after="0" w:line="280" w:lineRule="exact"/>
+              <w:ind w:left="0" w:firstLine="0"/>
+              <w:jc w:val="left"/>
             </w:pPr>
             <w:r>
               <w:t xml:space="preserve">Plaintiff,</w:t>
@@ -249,15 +469,16 @@
           </w:p>
           <w:p>
             <w:pPr>
-              <w:spacing w:before="120" w:after="40" w:line="240" w:lineRule="auto"/>
+              <w:spacing w:before="0" w:after="0" w:line="280" w:lineRule="exact"/>
+              <w:ind w:left="0" w:firstLine="0"/>
+              <w:jc w:val="left"/>
             </w:pPr>
-            <w:r>
-              <w:t xml:space="preserve"/>
-            </w:r>
           </w:p>
           <w:p>
             <w:pPr>
-              <w:spacing w:before="120" w:after="40" w:line="240" w:lineRule="auto"/>
+              <w:spacing w:before="0" w:after="0" w:line="280" w:lineRule="exact"/>
+              <w:ind w:left="0" w:firstLine="0"/>
+              <w:jc w:val="left"/>
             </w:pPr>
             <w:r>
               <w:t xml:space="preserve">v.</w:t>
@@ -265,31 +486,45 @@
           </w:p>
           <w:p>
             <w:pPr>
-              <w:spacing w:before="120" w:after="40" w:line="240" w:lineRule="auto"/>
+              <w:spacing w:before="0" w:after="0" w:line="280" w:lineRule="exact"/>
+              <w:ind w:left="0" w:firstLine="0"/>
+              <w:jc w:val="left"/>
             </w:pPr>
-            <w:r>
-              <w:t xml:space="preserve"/>
-            </w:r>
           </w:p>
           <w:p>
             <w:pPr>
-              <w:spacing w:before="120" w:after="40" w:line="240" w:lineRule="auto"/>
+              <w:spacing w:before="0" w:after="0" w:line="280" w:lineRule="exact"/>
+              <w:ind w:left="0" w:firstLine="0"/>
+              <w:jc w:val="left"/>
             </w:pPr>
             <w:r>
-              <w:t xml:space="preserve">TERI A. NOBLE,</w:t>
+              <w:t xml:space="preserve">TERI</w:t>
+            </w:r>
+            <w:r>
+              <w:t xml:space="preserve"> </w:t>
+            </w:r>
+            <w:r>
+              <w:t xml:space="preserve">A.</w:t>
+            </w:r>
+            <w:r>
+              <w:t xml:space="preserve"> </w:t>
+            </w:r>
+            <w:r>
+              <w:t xml:space="preserve">NOBLE,</w:t>
             </w:r>
           </w:p>
           <w:p>
             <w:pPr>
-              <w:spacing w:before="120" w:after="40" w:line="240" w:lineRule="auto"/>
+              <w:spacing w:before="0" w:after="0" w:line="280" w:lineRule="exact"/>
+              <w:ind w:left="0" w:firstLine="0"/>
+              <w:jc w:val="left"/>
             </w:pPr>
-            <w:r>
-              <w:t xml:space="preserve"/>
-            </w:r>
           </w:p>
           <w:p>
             <w:pPr>
-              <w:spacing w:before="120" w:after="40" w:line="240" w:lineRule="auto"/>
+              <w:spacing w:before="0" w:after="0" w:line="280" w:lineRule="exact"/>
+              <w:ind w:left="0" w:firstLine="0"/>
+              <w:jc w:val="left"/>
             </w:pPr>
             <w:r>
               <w:t xml:space="preserve">Defendant.</w:t>
@@ -300,15 +535,32 @@
           <w:tcPr>
             <w:tcW w:w="4176" w:type="dxa"/>
             <w:tcMar>
-              <w:left w:w="180" w:type="dxa"/>
+              <w:top w:w="120" w:type="dxa"/>
+              <w:left w:w="240" w:type="dxa"/>
             </w:tcMar>
           </w:tcPr>
           <w:p>
             <w:pPr>
-              <w:spacing w:before="120" w:after="40" w:line="240" w:lineRule="auto"/>
+              <w:spacing w:before="0" w:after="0" w:line="280" w:lineRule="exact"/>
+              <w:ind w:left="0" w:firstLine="0"/>
+              <w:jc w:val="left"/>
             </w:pPr>
             <w:r>
-              <w:t xml:space="preserve">Adversary No. 9:25-ap-09005-BPH</w:t>
+              <w:t xml:space="preserve">Adversary</w:t>
+            </w:r>
+            <w:r>
+              <w:t xml:space="preserve"> </w:t>
+            </w:r>
+            <w:r>
+              <w:t xml:space="preserve">No.</w:t>
+            </w:r>
+            <w:r>
+              <w:t xml:space="preserve"> </w:t>
+            </w:r>
+            <w:r>
+              <w:t xml:space="preserve">9:25-ap</w:t>
+              <w:noBreakHyphen/>
+              <w:t xml:space="preserve">09005-BPH</w:t>
             </w:r>
           </w:p>
         </w:tc>
@@ -316,7 +568,8 @@
     </w:tbl>
     <w:p>
       <w:pPr>
-        <w:spacing w:before="480" w:after="240" w:line="240" w:lineRule="auto"/>
+        <w:spacing w:before="480" w:after="240" w:line="280" w:lineRule="exact"/>
+        <w:ind w:left="0" w:firstLine="0"/>
         <w:jc w:val="center"/>
       </w:pPr>
       <w:r>
@@ -329,326 +582,4758 @@
     </w:p>
     <w:p>
       <w:pPr>
-        <w:pStyle w:val="FirstParagraph"/>
+        <w:spacing w:before="0" w:after="0" w:line="480" w:lineRule="exact"/>
+        <w:ind w:left="0" w:firstLine="720"/>
+        <w:jc w:val="left"/>
       </w:pPr>
       <w:r>
-        <w:t xml:space="preserve">Robert G. Drummond, Chapter 13 Standing Trustee and Plaintiff, respectfully represents the following:</w:t>
+        <w:t xml:space="preserve">Robert</w:t>
+      </w:r>
+      <w:r>
+        <w:t xml:space="preserve"> </w:t>
+      </w:r>
+      <w:r>
+        <w:t xml:space="preserve">G.</w:t>
+      </w:r>
+      <w:r>
+        <w:t xml:space="preserve"> </w:t>
+      </w:r>
+      <w:r>
+        <w:t xml:space="preserve">Drummond,</w:t>
+      </w:r>
+      <w:r>
+        <w:t xml:space="preserve"> </w:t>
+      </w:r>
+      <w:r>
+        <w:t xml:space="preserve">Chapter</w:t>
+      </w:r>
+      <w:r>
+        <w:t xml:space="preserve"> </w:t>
+      </w:r>
+      <w:r>
+        <w:t xml:space="preserve">13</w:t>
+      </w:r>
+      <w:r>
+        <w:t xml:space="preserve"> </w:t>
+      </w:r>
+      <w:r>
+        <w:t xml:space="preserve">Standing</w:t>
+      </w:r>
+      <w:r>
+        <w:t xml:space="preserve"> </w:t>
+      </w:r>
+      <w:r>
+        <w:t xml:space="preserve">Trustee</w:t>
+      </w:r>
+      <w:r>
+        <w:t xml:space="preserve"> </w:t>
+      </w:r>
+      <w:r>
+        <w:t xml:space="preserve">and</w:t>
+      </w:r>
+      <w:r>
+        <w:t xml:space="preserve"> </w:t>
+      </w:r>
+      <w:r>
+        <w:t xml:space="preserve">Plaintiff,</w:t>
+      </w:r>
+      <w:r>
+        <w:t xml:space="preserve"> </w:t>
+      </w:r>
+      <w:r>
+        <w:t xml:space="preserve">respectfully</w:t>
+      </w:r>
+      <w:r>
+        <w:t xml:space="preserve"> </w:t>
+      </w:r>
+      <w:r>
+        <w:t xml:space="preserve">represents</w:t>
+      </w:r>
+      <w:r>
+        <w:t xml:space="preserve"> </w:t>
+      </w:r>
+      <w:r>
+        <w:t xml:space="preserve">the</w:t>
+      </w:r>
+      <w:r>
+        <w:t xml:space="preserve"> </w:t>
+      </w:r>
+      <w:r>
+        <w:t xml:space="preserve">following:</w:t>
       </w:r>
     </w:p>
     <w:p>
       <w:pPr>
-        <w:pStyle w:val="BodyText"/>
+        <w:spacing w:before="0" w:after="0" w:line="480" w:lineRule="exact"/>
+        <w:ind w:left="0" w:firstLine="720"/>
+        <w:jc w:val="left"/>
       </w:pPr>
       <w:r>
-        <w:t xml:space="preserve">1. This adversary proceeding is related to the Chapter 13 bankruptcy case of Britani and Jason Bache, filed in the United States Bankruptcy Court for the District of Montana on August 10, 2023.</w:t>
+        <w:t xml:space="preserve">1.</w:t>
+      </w:r>
+      <w:r>
+        <w:t xml:space="preserve"> </w:t>
+      </w:r>
+      <w:r>
+        <w:t xml:space="preserve">This</w:t>
+      </w:r>
+      <w:r>
+        <w:t xml:space="preserve"> </w:t>
+      </w:r>
+      <w:r>
+        <w:t xml:space="preserve">adversary</w:t>
+      </w:r>
+      <w:r>
+        <w:t xml:space="preserve"> </w:t>
+      </w:r>
+      <w:r>
+        <w:t xml:space="preserve">proceeding</w:t>
+      </w:r>
+      <w:r>
+        <w:t xml:space="preserve"> </w:t>
+      </w:r>
+      <w:r>
+        <w:t xml:space="preserve">is</w:t>
+      </w:r>
+      <w:r>
+        <w:t xml:space="preserve"> </w:t>
+      </w:r>
+      <w:r>
+        <w:t xml:space="preserve">related</w:t>
+      </w:r>
+      <w:r>
+        <w:t xml:space="preserve"> </w:t>
+      </w:r>
+      <w:r>
+        <w:t xml:space="preserve">to</w:t>
+      </w:r>
+      <w:r>
+        <w:t xml:space="preserve"> </w:t>
+      </w:r>
+      <w:r>
+        <w:t xml:space="preserve">the</w:t>
+      </w:r>
+      <w:r>
+        <w:t xml:space="preserve"> </w:t>
+      </w:r>
+      <w:r>
+        <w:t xml:space="preserve">Chapter</w:t>
+      </w:r>
+      <w:r>
+        <w:t xml:space="preserve"> </w:t>
+      </w:r>
+      <w:r>
+        <w:t xml:space="preserve">13</w:t>
+      </w:r>
+      <w:r>
+        <w:t xml:space="preserve"> </w:t>
+      </w:r>
+      <w:r>
+        <w:t xml:space="preserve">bankruptcy</w:t>
+      </w:r>
+      <w:r>
+        <w:t xml:space="preserve"> </w:t>
+      </w:r>
+      <w:r>
+        <w:t xml:space="preserve">case</w:t>
+      </w:r>
+      <w:r>
+        <w:t xml:space="preserve"> </w:t>
+      </w:r>
+      <w:r>
+        <w:t xml:space="preserve">of</w:t>
+      </w:r>
+      <w:r>
+        <w:t xml:space="preserve"> </w:t>
+      </w:r>
+      <w:r>
+        <w:t xml:space="preserve">Britani</w:t>
+      </w:r>
+      <w:r>
+        <w:t xml:space="preserve"> </w:t>
+      </w:r>
+      <w:r>
+        <w:t xml:space="preserve">and</w:t>
+      </w:r>
+      <w:r>
+        <w:t xml:space="preserve"> </w:t>
+      </w:r>
+      <w:r>
+        <w:t xml:space="preserve">Jason</w:t>
+      </w:r>
+      <w:r>
+        <w:t xml:space="preserve"> </w:t>
+      </w:r>
+      <w:r>
+        <w:t xml:space="preserve">Bache,</w:t>
+      </w:r>
+      <w:r>
+        <w:t xml:space="preserve"> </w:t>
+      </w:r>
+      <w:r>
+        <w:t xml:space="preserve">filed</w:t>
+      </w:r>
+      <w:r>
+        <w:t xml:space="preserve"> </w:t>
+      </w:r>
+      <w:r>
+        <w:t xml:space="preserve">in</w:t>
+      </w:r>
+      <w:r>
+        <w:t xml:space="preserve"> </w:t>
+      </w:r>
+      <w:r>
+        <w:t xml:space="preserve">the</w:t>
+      </w:r>
+      <w:r>
+        <w:t xml:space="preserve"> </w:t>
+      </w:r>
+      <w:r>
+        <w:t xml:space="preserve">United</w:t>
+      </w:r>
+      <w:r>
+        <w:t xml:space="preserve"> </w:t>
+      </w:r>
+      <w:r>
+        <w:t xml:space="preserve">States</w:t>
+      </w:r>
+      <w:r>
+        <w:t xml:space="preserve"> </w:t>
+      </w:r>
+      <w:r>
+        <w:t xml:space="preserve">Bankruptcy</w:t>
+      </w:r>
+      <w:r>
+        <w:t xml:space="preserve"> </w:t>
+      </w:r>
+      <w:r>
+        <w:t xml:space="preserve">Court</w:t>
+      </w:r>
+      <w:r>
+        <w:t xml:space="preserve"> </w:t>
+      </w:r>
+      <w:r>
+        <w:t xml:space="preserve">for</w:t>
+      </w:r>
+      <w:r>
+        <w:t xml:space="preserve"> </w:t>
+      </w:r>
+      <w:r>
+        <w:t xml:space="preserve">the</w:t>
+      </w:r>
+      <w:r>
+        <w:t xml:space="preserve"> </w:t>
+      </w:r>
+      <w:r>
+        <w:t xml:space="preserve">District</w:t>
+      </w:r>
+      <w:r>
+        <w:t xml:space="preserve"> </w:t>
+      </w:r>
+      <w:r>
+        <w:t xml:space="preserve">of</w:t>
+      </w:r>
+      <w:r>
+        <w:t xml:space="preserve"> </w:t>
+      </w:r>
+      <w:r>
+        <w:t xml:space="preserve">Montana</w:t>
+      </w:r>
+      <w:r>
+        <w:t xml:space="preserve"> </w:t>
+      </w:r>
+      <w:r>
+        <w:t xml:space="preserve">on</w:t>
+      </w:r>
+      <w:r>
+        <w:t xml:space="preserve"> </w:t>
+      </w:r>
+      <w:r>
+        <w:t xml:space="preserve">August</w:t>
+      </w:r>
+      <w:r>
+        <w:t xml:space="preserve"> </w:t>
+      </w:r>
+      <w:r>
+        <w:t xml:space="preserve">10,</w:t>
+      </w:r>
+      <w:r>
+        <w:t xml:space="preserve"> </w:t>
+      </w:r>
+      <w:r>
+        <w:t xml:space="preserve">2023.</w:t>
       </w:r>
     </w:p>
     <w:p>
       <w:pPr>
-        <w:pStyle w:val="BodyText"/>
+        <w:spacing w:before="0" w:after="0" w:line="480" w:lineRule="exact"/>
+        <w:ind w:left="0" w:firstLine="720"/>
+        <w:jc w:val="left"/>
       </w:pPr>
       <w:r>
-        <w:t xml:space="preserve">2. The Plaintiff, Robert G. Drummond, was appointed Chapter 13 Trustee in the above entitled matter pursuant to 11 U.S.C. § 1302; 28 U.S.C. § 586(b); and F.R.B.P. 2008.</w:t>
+        <w:t xml:space="preserve">2.</w:t>
+      </w:r>
+      <w:r>
+        <w:t xml:space="preserve"> </w:t>
+      </w:r>
+      <w:r>
+        <w:t xml:space="preserve">The</w:t>
+      </w:r>
+      <w:r>
+        <w:t xml:space="preserve"> </w:t>
+      </w:r>
+      <w:r>
+        <w:t xml:space="preserve">Plaintiff,</w:t>
+      </w:r>
+      <w:r>
+        <w:t xml:space="preserve"> </w:t>
+      </w:r>
+      <w:r>
+        <w:t xml:space="preserve">Robert</w:t>
+      </w:r>
+      <w:r>
+        <w:t xml:space="preserve"> </w:t>
+      </w:r>
+      <w:r>
+        <w:t xml:space="preserve">G.</w:t>
+      </w:r>
+      <w:r>
+        <w:t xml:space="preserve"> </w:t>
+      </w:r>
+      <w:r>
+        <w:t xml:space="preserve">Drummond,</w:t>
+      </w:r>
+      <w:r>
+        <w:t xml:space="preserve"> </w:t>
+      </w:r>
+      <w:r>
+        <w:t xml:space="preserve">was</w:t>
+      </w:r>
+      <w:r>
+        <w:t xml:space="preserve"> </w:t>
+      </w:r>
+      <w:r>
+        <w:t xml:space="preserve">appointed</w:t>
+      </w:r>
+      <w:r>
+        <w:t xml:space="preserve"> </w:t>
+      </w:r>
+      <w:r>
+        <w:t xml:space="preserve">Chapter</w:t>
+      </w:r>
+      <w:r>
+        <w:t xml:space="preserve"> </w:t>
+      </w:r>
+      <w:r>
+        <w:t xml:space="preserve">13</w:t>
+      </w:r>
+      <w:r>
+        <w:t xml:space="preserve"> </w:t>
+      </w:r>
+      <w:r>
+        <w:t xml:space="preserve">Trustee</w:t>
+      </w:r>
+      <w:r>
+        <w:t xml:space="preserve"> </w:t>
+      </w:r>
+      <w:r>
+        <w:t xml:space="preserve">in</w:t>
+      </w:r>
+      <w:r>
+        <w:t xml:space="preserve"> </w:t>
+      </w:r>
+      <w:r>
+        <w:t xml:space="preserve">the</w:t>
+      </w:r>
+      <w:r>
+        <w:t xml:space="preserve"> </w:t>
+      </w:r>
+      <w:r>
+        <w:t xml:space="preserve">above</w:t>
+      </w:r>
+      <w:r>
+        <w:t xml:space="preserve"> </w:t>
+      </w:r>
+      <w:r>
+        <w:t xml:space="preserve">entitled</w:t>
+      </w:r>
+      <w:r>
+        <w:t xml:space="preserve"> </w:t>
+      </w:r>
+      <w:r>
+        <w:t xml:space="preserve">matter</w:t>
+      </w:r>
+      <w:r>
+        <w:t xml:space="preserve"> </w:t>
+      </w:r>
+      <w:r>
+        <w:t xml:space="preserve">pursuant</w:t>
+      </w:r>
+      <w:r>
+        <w:t xml:space="preserve"> </w:t>
+      </w:r>
+      <w:r>
+        <w:t xml:space="preserve">to</w:t>
+      </w:r>
+      <w:r>
+        <w:t xml:space="preserve"> </w:t>
+      </w:r>
+      <w:r>
+        <w:t xml:space="preserve">11</w:t>
+      </w:r>
+      <w:r>
+        <w:t xml:space="preserve"> </w:t>
+      </w:r>
+      <w:r>
+        <w:t xml:space="preserve">U.S.C.</w:t>
+      </w:r>
+      <w:r>
+        <w:t xml:space="preserve"> </w:t>
+      </w:r>
+      <w:r>
+        <w:t xml:space="preserve">§</w:t>
+      </w:r>
+      <w:r>
+        <w:t xml:space="preserve"> </w:t>
+      </w:r>
+      <w:r>
+        <w:t xml:space="preserve">1302;</w:t>
+      </w:r>
+      <w:r>
+        <w:t xml:space="preserve"> </w:t>
+      </w:r>
+      <w:r>
+        <w:t xml:space="preserve">28</w:t>
+      </w:r>
+      <w:r>
+        <w:t xml:space="preserve"> </w:t>
+      </w:r>
+      <w:r>
+        <w:t xml:space="preserve">U.S.C.</w:t>
+      </w:r>
+      <w:r>
+        <w:t xml:space="preserve"> </w:t>
+      </w:r>
+      <w:r>
+        <w:t xml:space="preserve">§</w:t>
+      </w:r>
+      <w:r>
+        <w:t xml:space="preserve"> </w:t>
+      </w:r>
+      <w:r>
+        <w:t xml:space="preserve">586(b);</w:t>
+      </w:r>
+      <w:r>
+        <w:t xml:space="preserve"> </w:t>
+      </w:r>
+      <w:r>
+        <w:t xml:space="preserve">and</w:t>
+      </w:r>
+      <w:r>
+        <w:t xml:space="preserve"> </w:t>
+      </w:r>
+      <w:r>
+        <w:t xml:space="preserve">F.R.B.P.</w:t>
+      </w:r>
+      <w:r>
+        <w:t xml:space="preserve"> </w:t>
+      </w:r>
+      <w:r>
+        <w:t xml:space="preserve">2008.</w:t>
       </w:r>
     </w:p>
     <w:p>
       <w:pPr>
-        <w:pStyle w:val="BodyText"/>
+        <w:spacing w:before="0" w:after="0" w:line="480" w:lineRule="exact"/>
+        <w:ind w:left="0" w:firstLine="720"/>
+        <w:jc w:val="left"/>
       </w:pPr>
       <w:r>
-        <w:t xml:space="preserve">3. Pursuant to 11 U.S.C. § 544(a) and 544(b), the Chapter 13 Trustee and Plaintiff has the standing and holds the rights and powers of a creditor that holds a judicial lien on all property of the Debtors as of the commencement of the bankruptcy case and also that of a bona fide purchaser of real property.</w:t>
+        <w:t xml:space="preserve">3.</w:t>
+      </w:r>
+      <w:r>
+        <w:t xml:space="preserve"> </w:t>
+      </w:r>
+      <w:r>
+        <w:t xml:space="preserve">Pursuant</w:t>
+      </w:r>
+      <w:r>
+        <w:t xml:space="preserve"> </w:t>
+      </w:r>
+      <w:r>
+        <w:t xml:space="preserve">to</w:t>
+      </w:r>
+      <w:r>
+        <w:t xml:space="preserve"> </w:t>
+      </w:r>
+      <w:r>
+        <w:t xml:space="preserve">11</w:t>
+      </w:r>
+      <w:r>
+        <w:t xml:space="preserve"> </w:t>
+      </w:r>
+      <w:r>
+        <w:t xml:space="preserve">U.S.C.</w:t>
+      </w:r>
+      <w:r>
+        <w:t xml:space="preserve"> </w:t>
+      </w:r>
+      <w:r>
+        <w:t xml:space="preserve">§</w:t>
+      </w:r>
+      <w:r>
+        <w:t xml:space="preserve"> </w:t>
+      </w:r>
+      <w:r>
+        <w:t xml:space="preserve">544(a)</w:t>
+      </w:r>
+      <w:r>
+        <w:t xml:space="preserve"> </w:t>
+      </w:r>
+      <w:r>
+        <w:t xml:space="preserve">and</w:t>
+      </w:r>
+      <w:r>
+        <w:t xml:space="preserve"> </w:t>
+      </w:r>
+      <w:r>
+        <w:t xml:space="preserve">544(b),</w:t>
+      </w:r>
+      <w:r>
+        <w:t xml:space="preserve"> </w:t>
+      </w:r>
+      <w:r>
+        <w:t xml:space="preserve">the</w:t>
+      </w:r>
+      <w:r>
+        <w:t xml:space="preserve"> </w:t>
+      </w:r>
+      <w:r>
+        <w:t xml:space="preserve">Chapter</w:t>
+      </w:r>
+      <w:r>
+        <w:t xml:space="preserve"> </w:t>
+      </w:r>
+      <w:r>
+        <w:t xml:space="preserve">13</w:t>
+      </w:r>
+      <w:r>
+        <w:t xml:space="preserve"> </w:t>
+      </w:r>
+      <w:r>
+        <w:t xml:space="preserve">Trustee</w:t>
+      </w:r>
+      <w:r>
+        <w:t xml:space="preserve"> </w:t>
+      </w:r>
+      <w:r>
+        <w:t xml:space="preserve">and</w:t>
+      </w:r>
+      <w:r>
+        <w:t xml:space="preserve"> </w:t>
+      </w:r>
+      <w:r>
+        <w:t xml:space="preserve">Plaintiff</w:t>
+      </w:r>
+      <w:r>
+        <w:t xml:space="preserve"> </w:t>
+      </w:r>
+      <w:r>
+        <w:t xml:space="preserve">has</w:t>
+      </w:r>
+      <w:r>
+        <w:t xml:space="preserve"> </w:t>
+      </w:r>
+      <w:r>
+        <w:t xml:space="preserve">the</w:t>
+      </w:r>
+      <w:r>
+        <w:t xml:space="preserve"> </w:t>
+      </w:r>
+      <w:r>
+        <w:t xml:space="preserve">standing</w:t>
+      </w:r>
+      <w:r>
+        <w:t xml:space="preserve"> </w:t>
+      </w:r>
+      <w:r>
+        <w:t xml:space="preserve">and</w:t>
+      </w:r>
+      <w:r>
+        <w:t xml:space="preserve"> </w:t>
+      </w:r>
+      <w:r>
+        <w:t xml:space="preserve">holds</w:t>
+      </w:r>
+      <w:r>
+        <w:t xml:space="preserve"> </w:t>
+      </w:r>
+      <w:r>
+        <w:t xml:space="preserve">the</w:t>
+      </w:r>
+      <w:r>
+        <w:t xml:space="preserve"> </w:t>
+      </w:r>
+      <w:r>
+        <w:t xml:space="preserve">rights</w:t>
+      </w:r>
+      <w:r>
+        <w:t xml:space="preserve"> </w:t>
+      </w:r>
+      <w:r>
+        <w:t xml:space="preserve">and</w:t>
+      </w:r>
+      <w:r>
+        <w:t xml:space="preserve"> </w:t>
+      </w:r>
+      <w:r>
+        <w:t xml:space="preserve">powers</w:t>
+      </w:r>
+      <w:r>
+        <w:t xml:space="preserve"> </w:t>
+      </w:r>
+      <w:r>
+        <w:t xml:space="preserve">of</w:t>
+      </w:r>
+      <w:r>
+        <w:t xml:space="preserve"> </w:t>
+      </w:r>
+      <w:r>
+        <w:t xml:space="preserve">a</w:t>
+      </w:r>
+      <w:r>
+        <w:t xml:space="preserve"> </w:t>
+      </w:r>
+      <w:r>
+        <w:t xml:space="preserve">creditor</w:t>
+      </w:r>
+      <w:r>
+        <w:t xml:space="preserve"> </w:t>
+      </w:r>
+      <w:r>
+        <w:t xml:space="preserve">that</w:t>
+      </w:r>
+      <w:r>
+        <w:t xml:space="preserve"> </w:t>
+      </w:r>
+      <w:r>
+        <w:t xml:space="preserve">holds</w:t>
+      </w:r>
+      <w:r>
+        <w:t xml:space="preserve"> </w:t>
+      </w:r>
+      <w:r>
+        <w:t xml:space="preserve">a</w:t>
+      </w:r>
+      <w:r>
+        <w:t xml:space="preserve"> </w:t>
+      </w:r>
+      <w:r>
+        <w:t xml:space="preserve">judicial</w:t>
+      </w:r>
+      <w:r>
+        <w:t xml:space="preserve"> </w:t>
+      </w:r>
+      <w:r>
+        <w:t xml:space="preserve">lien</w:t>
+      </w:r>
+      <w:r>
+        <w:t xml:space="preserve"> </w:t>
+      </w:r>
+      <w:r>
+        <w:t xml:space="preserve">on</w:t>
+      </w:r>
+      <w:r>
+        <w:t xml:space="preserve"> </w:t>
+      </w:r>
+      <w:r>
+        <w:t xml:space="preserve">all</w:t>
+      </w:r>
+      <w:r>
+        <w:t xml:space="preserve"> </w:t>
+      </w:r>
+      <w:r>
+        <w:t xml:space="preserve">property</w:t>
+      </w:r>
+      <w:r>
+        <w:t xml:space="preserve"> </w:t>
+      </w:r>
+      <w:r>
+        <w:t xml:space="preserve">of</w:t>
+      </w:r>
+      <w:r>
+        <w:t xml:space="preserve"> </w:t>
+      </w:r>
+      <w:r>
+        <w:t xml:space="preserve">the</w:t>
+      </w:r>
+      <w:r>
+        <w:t xml:space="preserve"> </w:t>
+      </w:r>
+      <w:r>
+        <w:t xml:space="preserve">Debtors</w:t>
+      </w:r>
+      <w:r>
+        <w:t xml:space="preserve"> </w:t>
+      </w:r>
+      <w:r>
+        <w:t xml:space="preserve">as</w:t>
+      </w:r>
+      <w:r>
+        <w:t xml:space="preserve"> </w:t>
+      </w:r>
+      <w:r>
+        <w:t xml:space="preserve">of</w:t>
+      </w:r>
+      <w:r>
+        <w:t xml:space="preserve"> </w:t>
+      </w:r>
+      <w:r>
+        <w:t xml:space="preserve">the</w:t>
+      </w:r>
+      <w:r>
+        <w:t xml:space="preserve"> </w:t>
+      </w:r>
+      <w:r>
+        <w:t xml:space="preserve">commencement</w:t>
+      </w:r>
+      <w:r>
+        <w:t xml:space="preserve"> </w:t>
+      </w:r>
+      <w:r>
+        <w:t xml:space="preserve">of</w:t>
+      </w:r>
+      <w:r>
+        <w:t xml:space="preserve"> </w:t>
+      </w:r>
+      <w:r>
+        <w:t xml:space="preserve">the</w:t>
+      </w:r>
+      <w:r>
+        <w:t xml:space="preserve"> </w:t>
+      </w:r>
+      <w:r>
+        <w:t xml:space="preserve">bankruptcy</w:t>
+      </w:r>
+      <w:r>
+        <w:t xml:space="preserve"> </w:t>
+      </w:r>
+      <w:r>
+        <w:t xml:space="preserve">case</w:t>
+      </w:r>
+      <w:r>
+        <w:t xml:space="preserve"> </w:t>
+      </w:r>
+      <w:r>
+        <w:t xml:space="preserve">and</w:t>
+      </w:r>
+      <w:r>
+        <w:t xml:space="preserve"> </w:t>
+      </w:r>
+      <w:r>
+        <w:t xml:space="preserve">also</w:t>
+      </w:r>
+      <w:r>
+        <w:t xml:space="preserve"> </w:t>
+      </w:r>
+      <w:r>
+        <w:t xml:space="preserve">that</w:t>
+      </w:r>
+      <w:r>
+        <w:t xml:space="preserve"> </w:t>
+      </w:r>
+      <w:r>
+        <w:t xml:space="preserve">of</w:t>
+      </w:r>
+      <w:r>
+        <w:t xml:space="preserve"> </w:t>
+      </w:r>
+      <w:r>
+        <w:t xml:space="preserve">a</w:t>
+      </w:r>
+      <w:r>
+        <w:t xml:space="preserve"> </w:t>
+      </w:r>
+      <w:r>
+        <w:t xml:space="preserve">bona</w:t>
+      </w:r>
+      <w:r>
+        <w:t xml:space="preserve"> </w:t>
+      </w:r>
+      <w:r>
+        <w:t xml:space="preserve">fide</w:t>
+      </w:r>
+      <w:r>
+        <w:t xml:space="preserve"> </w:t>
+      </w:r>
+      <w:r>
+        <w:t xml:space="preserve">purchaser</w:t>
+      </w:r>
+      <w:r>
+        <w:t xml:space="preserve"> </w:t>
+      </w:r>
+      <w:r>
+        <w:t xml:space="preserve">of</w:t>
+      </w:r>
+      <w:r>
+        <w:t xml:space="preserve"> </w:t>
+      </w:r>
+      <w:r>
+        <w:t xml:space="preserve">real</w:t>
+      </w:r>
+      <w:r>
+        <w:t xml:space="preserve"> </w:t>
+      </w:r>
+      <w:r>
+        <w:t xml:space="preserve">property.</w:t>
       </w:r>
     </w:p>
     <w:p>
       <w:pPr>
-        <w:pStyle w:val="BodyText"/>
+        <w:spacing w:before="0" w:after="0" w:line="480" w:lineRule="exact"/>
+        <w:ind w:left="0" w:firstLine="720"/>
+        <w:jc w:val="left"/>
       </w:pPr>
       <w:r>
-        <w:t xml:space="preserve">4. The Defendant, Teri A. Noble, is a creditor of the Debtors.</w:t>
+        <w:t xml:space="preserve">4.</w:t>
+      </w:r>
+      <w:r>
+        <w:t xml:space="preserve"> </w:t>
+      </w:r>
+      <w:r>
+        <w:t xml:space="preserve">The</w:t>
+      </w:r>
+      <w:r>
+        <w:t xml:space="preserve"> </w:t>
+      </w:r>
+      <w:r>
+        <w:t xml:space="preserve">Defendant,</w:t>
+      </w:r>
+      <w:r>
+        <w:t xml:space="preserve"> </w:t>
+      </w:r>
+      <w:r>
+        <w:t xml:space="preserve">Teri</w:t>
+      </w:r>
+      <w:r>
+        <w:t xml:space="preserve"> </w:t>
+      </w:r>
+      <w:r>
+        <w:t xml:space="preserve">A.</w:t>
+      </w:r>
+      <w:r>
+        <w:t xml:space="preserve"> </w:t>
+      </w:r>
+      <w:r>
+        <w:t xml:space="preserve">Noble,</w:t>
+      </w:r>
+      <w:r>
+        <w:t xml:space="preserve"> </w:t>
+      </w:r>
+      <w:r>
+        <w:t xml:space="preserve">is</w:t>
+      </w:r>
+      <w:r>
+        <w:t xml:space="preserve"> </w:t>
+      </w:r>
+      <w:r>
+        <w:t xml:space="preserve">a</w:t>
+      </w:r>
+      <w:r>
+        <w:t xml:space="preserve"> </w:t>
+      </w:r>
+      <w:r>
+        <w:t xml:space="preserve">creditor</w:t>
+      </w:r>
+      <w:r>
+        <w:t xml:space="preserve"> </w:t>
+      </w:r>
+      <w:r>
+        <w:t xml:space="preserve">of</w:t>
+      </w:r>
+      <w:r>
+        <w:t xml:space="preserve"> </w:t>
+      </w:r>
+      <w:r>
+        <w:t xml:space="preserve">the</w:t>
+      </w:r>
+      <w:r>
+        <w:t xml:space="preserve"> </w:t>
+      </w:r>
+      <w:r>
+        <w:t xml:space="preserve">Debtors.</w:t>
       </w:r>
     </w:p>
     <w:p>
       <w:pPr>
-        <w:pStyle w:val="BodyText"/>
+        <w:spacing w:before="0" w:after="0" w:line="480" w:lineRule="exact"/>
+        <w:ind w:left="0" w:firstLine="720"/>
+        <w:jc w:val="left"/>
       </w:pPr>
       <w:r>
-        <w:t xml:space="preserve">5. This is an Adversary Proceeding for avoidance of a post petition lien on the Debtors’ real property and a Judgment avoiding an unauthorized post petition transfer pursuant to F.R.B.P. 7001(2).</w:t>
+        <w:t xml:space="preserve">5.</w:t>
+      </w:r>
+      <w:r>
+        <w:t xml:space="preserve"> </w:t>
+      </w:r>
+      <w:r>
+        <w:t xml:space="preserve">This</w:t>
+      </w:r>
+      <w:r>
+        <w:t xml:space="preserve"> </w:t>
+      </w:r>
+      <w:r>
+        <w:t xml:space="preserve">is</w:t>
+      </w:r>
+      <w:r>
+        <w:t xml:space="preserve"> </w:t>
+      </w:r>
+      <w:r>
+        <w:t xml:space="preserve">an</w:t>
+      </w:r>
+      <w:r>
+        <w:t xml:space="preserve"> </w:t>
+      </w:r>
+      <w:r>
+        <w:t xml:space="preserve">Adversary</w:t>
+      </w:r>
+      <w:r>
+        <w:t xml:space="preserve"> </w:t>
+      </w:r>
+      <w:r>
+        <w:t xml:space="preserve">Proceeding</w:t>
+      </w:r>
+      <w:r>
+        <w:t xml:space="preserve"> </w:t>
+      </w:r>
+      <w:r>
+        <w:t xml:space="preserve">for</w:t>
+      </w:r>
+      <w:r>
+        <w:t xml:space="preserve"> </w:t>
+      </w:r>
+      <w:r>
+        <w:t xml:space="preserve">avoidance</w:t>
+      </w:r>
+      <w:r>
+        <w:t xml:space="preserve"> </w:t>
+      </w:r>
+      <w:r>
+        <w:t xml:space="preserve">of</w:t>
+      </w:r>
+      <w:r>
+        <w:t xml:space="preserve"> </w:t>
+      </w:r>
+      <w:r>
+        <w:t xml:space="preserve">a</w:t>
+      </w:r>
+      <w:r>
+        <w:t xml:space="preserve"> </w:t>
+      </w:r>
+      <w:r>
+        <w:t xml:space="preserve">post</w:t>
+      </w:r>
+      <w:r>
+        <w:t xml:space="preserve"> </w:t>
+      </w:r>
+      <w:r>
+        <w:t xml:space="preserve">petition</w:t>
+      </w:r>
+      <w:r>
+        <w:t xml:space="preserve"> </w:t>
+      </w:r>
+      <w:r>
+        <w:t xml:space="preserve">lien</w:t>
+      </w:r>
+      <w:r>
+        <w:t xml:space="preserve"> </w:t>
+      </w:r>
+      <w:r>
+        <w:t xml:space="preserve">on</w:t>
+      </w:r>
+      <w:r>
+        <w:t xml:space="preserve"> </w:t>
+      </w:r>
+      <w:r>
+        <w:t xml:space="preserve">the</w:t>
+      </w:r>
+      <w:r>
+        <w:t xml:space="preserve"> </w:t>
+      </w:r>
+      <w:r>
+        <w:t xml:space="preserve">Debtors’</w:t>
+      </w:r>
+      <w:r>
+        <w:t xml:space="preserve"> </w:t>
+      </w:r>
+      <w:r>
+        <w:t xml:space="preserve">real</w:t>
+      </w:r>
+      <w:r>
+        <w:t xml:space="preserve"> </w:t>
+      </w:r>
+      <w:r>
+        <w:t xml:space="preserve">property</w:t>
+      </w:r>
+      <w:r>
+        <w:t xml:space="preserve"> </w:t>
+      </w:r>
+      <w:r>
+        <w:t xml:space="preserve">and</w:t>
+      </w:r>
+      <w:r>
+        <w:t xml:space="preserve"> </w:t>
+      </w:r>
+      <w:r>
+        <w:t xml:space="preserve">a</w:t>
+      </w:r>
+      <w:r>
+        <w:t xml:space="preserve"> </w:t>
+      </w:r>
+      <w:r>
+        <w:t xml:space="preserve">Judgment</w:t>
+      </w:r>
+      <w:r>
+        <w:t xml:space="preserve"> </w:t>
+      </w:r>
+      <w:r>
+        <w:t xml:space="preserve">avoiding</w:t>
+      </w:r>
+      <w:r>
+        <w:t xml:space="preserve"> </w:t>
+      </w:r>
+      <w:r>
+        <w:t xml:space="preserve">an</w:t>
+      </w:r>
+      <w:r>
+        <w:t xml:space="preserve"> </w:t>
+      </w:r>
+      <w:r>
+        <w:t xml:space="preserve">unauthorized</w:t>
+      </w:r>
+      <w:r>
+        <w:t xml:space="preserve"> </w:t>
+      </w:r>
+      <w:r>
+        <w:t xml:space="preserve">post</w:t>
+      </w:r>
+      <w:r>
+        <w:t xml:space="preserve"> </w:t>
+      </w:r>
+      <w:r>
+        <w:t xml:space="preserve">petition</w:t>
+      </w:r>
+      <w:r>
+        <w:t xml:space="preserve"> </w:t>
+      </w:r>
+      <w:r>
+        <w:t xml:space="preserve">transfer</w:t>
+      </w:r>
+      <w:r>
+        <w:t xml:space="preserve"> </w:t>
+      </w:r>
+      <w:r>
+        <w:t xml:space="preserve">pursuant</w:t>
+      </w:r>
+      <w:r>
+        <w:t xml:space="preserve"> </w:t>
+      </w:r>
+      <w:r>
+        <w:t xml:space="preserve">to</w:t>
+      </w:r>
+      <w:r>
+        <w:t xml:space="preserve"> </w:t>
+      </w:r>
+      <w:r>
+        <w:t xml:space="preserve">F.R.B.P.</w:t>
+      </w:r>
+      <w:r>
+        <w:t xml:space="preserve"> </w:t>
+      </w:r>
+      <w:r>
+        <w:t xml:space="preserve">7001(2).</w:t>
       </w:r>
     </w:p>
     <w:p>
       <w:pPr>
-        <w:pStyle w:val="BodyText"/>
+        <w:spacing w:before="0" w:after="0" w:line="480" w:lineRule="exact"/>
+        <w:ind w:left="0" w:firstLine="720"/>
+        <w:jc w:val="left"/>
       </w:pPr>
       <w:r>
-        <w:t xml:space="preserve">6. This court has jurisdiction over this Adversary Proceeding pursuant to 11 U.S.C. § 1334(e); 28 U.S.C. § 157(a); 28 U.S.C. § 157(b)(1); 28 U.S.C. § 157(b)(2)(A), and 28 U.S.C. § 157(b)(2)(K). This is a core proceeding.</w:t>
+        <w:t xml:space="preserve">6.</w:t>
+      </w:r>
+      <w:r>
+        <w:t xml:space="preserve"> </w:t>
+      </w:r>
+      <w:r>
+        <w:t xml:space="preserve">This</w:t>
+      </w:r>
+      <w:r>
+        <w:t xml:space="preserve"> </w:t>
+      </w:r>
+      <w:r>
+        <w:t xml:space="preserve">court</w:t>
+      </w:r>
+      <w:r>
+        <w:t xml:space="preserve"> </w:t>
+      </w:r>
+      <w:r>
+        <w:t xml:space="preserve">has</w:t>
+      </w:r>
+      <w:r>
+        <w:t xml:space="preserve"> </w:t>
+      </w:r>
+      <w:r>
+        <w:t xml:space="preserve">jurisdiction</w:t>
+      </w:r>
+      <w:r>
+        <w:t xml:space="preserve"> </w:t>
+      </w:r>
+      <w:r>
+        <w:t xml:space="preserve">over</w:t>
+      </w:r>
+      <w:r>
+        <w:t xml:space="preserve"> </w:t>
+      </w:r>
+      <w:r>
+        <w:t xml:space="preserve">this</w:t>
+      </w:r>
+      <w:r>
+        <w:t xml:space="preserve"> </w:t>
+      </w:r>
+      <w:r>
+        <w:t xml:space="preserve">Adversary</w:t>
+      </w:r>
+      <w:r>
+        <w:t xml:space="preserve"> </w:t>
+      </w:r>
+      <w:r>
+        <w:t xml:space="preserve">Proceeding</w:t>
+      </w:r>
+      <w:r>
+        <w:t xml:space="preserve"> </w:t>
+      </w:r>
+      <w:r>
+        <w:t xml:space="preserve">pursuant</w:t>
+      </w:r>
+      <w:r>
+        <w:t xml:space="preserve"> </w:t>
+      </w:r>
+      <w:r>
+        <w:t xml:space="preserve">to</w:t>
+      </w:r>
+      <w:r>
+        <w:t xml:space="preserve"> </w:t>
+      </w:r>
+      <w:r>
+        <w:t xml:space="preserve">11</w:t>
+      </w:r>
+      <w:r>
+        <w:t xml:space="preserve"> </w:t>
+      </w:r>
+      <w:r>
+        <w:t xml:space="preserve">U.S.C.</w:t>
+      </w:r>
+      <w:r>
+        <w:t xml:space="preserve"> </w:t>
+      </w:r>
+      <w:r>
+        <w:t xml:space="preserve">§</w:t>
+      </w:r>
+      <w:r>
+        <w:t xml:space="preserve"> </w:t>
+      </w:r>
+      <w:r>
+        <w:t xml:space="preserve">1334(e);</w:t>
+      </w:r>
+      <w:r>
+        <w:t xml:space="preserve"> </w:t>
+      </w:r>
+      <w:r>
+        <w:t xml:space="preserve">28</w:t>
+      </w:r>
+      <w:r>
+        <w:t xml:space="preserve"> </w:t>
+      </w:r>
+      <w:r>
+        <w:t xml:space="preserve">U.S.C.</w:t>
+      </w:r>
+      <w:r>
+        <w:t xml:space="preserve"> </w:t>
+      </w:r>
+      <w:r>
+        <w:t xml:space="preserve">§</w:t>
+      </w:r>
+      <w:r>
+        <w:t xml:space="preserve"> </w:t>
+      </w:r>
+      <w:r>
+        <w:t xml:space="preserve">157(a);</w:t>
+      </w:r>
+      <w:r>
+        <w:t xml:space="preserve"> </w:t>
+      </w:r>
+      <w:r>
+        <w:t xml:space="preserve">28</w:t>
+      </w:r>
+      <w:r>
+        <w:t xml:space="preserve"> </w:t>
+      </w:r>
+      <w:r>
+        <w:t xml:space="preserve">U.S.C.</w:t>
+      </w:r>
+      <w:r>
+        <w:t xml:space="preserve"> </w:t>
+      </w:r>
+      <w:r>
+        <w:t xml:space="preserve">§</w:t>
+      </w:r>
+      <w:r>
+        <w:t xml:space="preserve"> </w:t>
+      </w:r>
+      <w:r>
+        <w:t xml:space="preserve">157(b)⁠(1);</w:t>
+      </w:r>
+      <w:r>
+        <w:t xml:space="preserve"> </w:t>
+      </w:r>
+      <w:r>
+        <w:t xml:space="preserve">28</w:t>
+      </w:r>
+      <w:r>
+        <w:t xml:space="preserve"> </w:t>
+      </w:r>
+      <w:r>
+        <w:t xml:space="preserve">U.S.C.</w:t>
+      </w:r>
+      <w:r>
+        <w:t xml:space="preserve"> </w:t>
+      </w:r>
+      <w:r>
+        <w:t xml:space="preserve">§</w:t>
+      </w:r>
+      <w:r>
+        <w:t xml:space="preserve"> </w:t>
+      </w:r>
+      <w:r>
+        <w:t xml:space="preserve">157(b)⁠(2)⁠(A),</w:t>
+      </w:r>
+      <w:r>
+        <w:t xml:space="preserve"> </w:t>
+      </w:r>
+      <w:r>
+        <w:t xml:space="preserve">and</w:t>
+      </w:r>
+      <w:r>
+        <w:t xml:space="preserve"> </w:t>
+      </w:r>
+      <w:r>
+        <w:t xml:space="preserve">28</w:t>
+      </w:r>
+      <w:r>
+        <w:t xml:space="preserve"> </w:t>
+      </w:r>
+      <w:r>
+        <w:t xml:space="preserve">U.S.C.</w:t>
+      </w:r>
+      <w:r>
+        <w:t xml:space="preserve"> </w:t>
+      </w:r>
+      <w:r>
+        <w:t xml:space="preserve">§</w:t>
+      </w:r>
+      <w:r>
+        <w:t xml:space="preserve"> </w:t>
+      </w:r>
+      <w:r>
+        <w:t xml:space="preserve">157(b)⁠(2)⁠(K).</w:t>
+      </w:r>
+      <w:r>
+        <w:t xml:space="preserve"> </w:t>
+      </w:r>
+      <w:r>
+        <w:t xml:space="preserve">This</w:t>
+      </w:r>
+      <w:r>
+        <w:t xml:space="preserve"> </w:t>
+      </w:r>
+      <w:r>
+        <w:t xml:space="preserve">is</w:t>
+      </w:r>
+      <w:r>
+        <w:t xml:space="preserve"> </w:t>
+      </w:r>
+      <w:r>
+        <w:t xml:space="preserve">a</w:t>
+      </w:r>
+      <w:r>
+        <w:t xml:space="preserve"> </w:t>
+      </w:r>
+      <w:r>
+        <w:t xml:space="preserve">core</w:t>
+      </w:r>
+      <w:r>
+        <w:t xml:space="preserve"> </w:t>
+      </w:r>
+      <w:r>
+        <w:t xml:space="preserve">proceeding.</w:t>
       </w:r>
     </w:p>
     <w:p>
       <w:pPr>
-        <w:pStyle w:val="BodyText"/>
+        <w:spacing w:before="0" w:after="0" w:line="480" w:lineRule="exact"/>
+        <w:ind w:left="0" w:firstLine="720"/>
+        <w:jc w:val="left"/>
       </w:pPr>
       <w:r>
-        <w:t xml:space="preserve">7. The Plaintiff consents to this Court entering final Judgment in this matter.</w:t>
+        <w:t xml:space="preserve">7.</w:t>
+      </w:r>
+      <w:r>
+        <w:t xml:space="preserve"> </w:t>
+      </w:r>
+      <w:r>
+        <w:t xml:space="preserve">The</w:t>
+      </w:r>
+      <w:r>
+        <w:t xml:space="preserve"> </w:t>
+      </w:r>
+      <w:r>
+        <w:t xml:space="preserve">Plaintiff</w:t>
+      </w:r>
+      <w:r>
+        <w:t xml:space="preserve"> </w:t>
+      </w:r>
+      <w:r>
+        <w:t xml:space="preserve">consents</w:t>
+      </w:r>
+      <w:r>
+        <w:t xml:space="preserve"> </w:t>
+      </w:r>
+      <w:r>
+        <w:t xml:space="preserve">to</w:t>
+      </w:r>
+      <w:r>
+        <w:t xml:space="preserve"> </w:t>
+      </w:r>
+      <w:r>
+        <w:t xml:space="preserve">this</w:t>
+      </w:r>
+      <w:r>
+        <w:t xml:space="preserve"> </w:t>
+      </w:r>
+      <w:r>
+        <w:t xml:space="preserve">Court</w:t>
+      </w:r>
+      <w:r>
+        <w:t xml:space="preserve"> </w:t>
+      </w:r>
+      <w:r>
+        <w:t xml:space="preserve">entering</w:t>
+      </w:r>
+      <w:r>
+        <w:t xml:space="preserve"> </w:t>
+      </w:r>
+      <w:r>
+        <w:t xml:space="preserve">final</w:t>
+      </w:r>
+      <w:r>
+        <w:t xml:space="preserve"> </w:t>
+      </w:r>
+      <w:r>
+        <w:t xml:space="preserve">Judgment</w:t>
+      </w:r>
+      <w:r>
+        <w:t xml:space="preserve"> </w:t>
+      </w:r>
+      <w:r>
+        <w:t xml:space="preserve">in</w:t>
+      </w:r>
+      <w:r>
+        <w:t xml:space="preserve"> </w:t>
+      </w:r>
+      <w:r>
+        <w:t xml:space="preserve">this</w:t>
+      </w:r>
+      <w:r>
+        <w:t xml:space="preserve"> </w:t>
+      </w:r>
+      <w:r>
+        <w:t xml:space="preserve">matter.</w:t>
       </w:r>
     </w:p>
-    <w:bookmarkStart w:id="20" w:name="general-allegations"/>
     <w:p>
       <w:pPr>
         <w:pStyle w:val="Heading1"/>
+        <w:keepNext/>
+        <w:keepLines/>
+        <w:spacing w:before="0" w:after="0" w:line="480" w:lineRule="exact"/>
+        <w:ind w:left="0" w:firstLine="0"/>
+        <w:jc w:val="center"/>
       </w:pPr>
       <w:r>
-        <w:t xml:space="preserve">GENERAL ALLEGATIONS</w:t>
+        <w:rPr>
+          <w:b/>
+          <w:bCs/>
+        </w:rPr>
+        <w:t xml:space="preserve">GENERAL</w:t>
+      </w:r>
+      <w:r>
+        <w:rPr>
+          <w:b/>
+          <w:bCs/>
+        </w:rPr>
+        <w:t xml:space="preserve"> </w:t>
+      </w:r>
+      <w:r>
+        <w:rPr>
+          <w:b/>
+          <w:bCs/>
+        </w:rPr>
+        <w:t xml:space="preserve">ALLEGATIONS</w:t>
       </w:r>
     </w:p>
     <w:p>
       <w:pPr>
-        <w:pStyle w:val="FirstParagraph"/>
+        <w:spacing w:before="0" w:after="0" w:line="480" w:lineRule="exact"/>
+        <w:ind w:left="0" w:firstLine="720"/>
+        <w:jc w:val="left"/>
       </w:pPr>
       <w:r>
-        <w:t xml:space="preserve">8. In May of 2017, the Defendant loaned $38,000.00 to the Debtors.</w:t>
+        <w:t xml:space="preserve">8.</w:t>
+      </w:r>
+      <w:r>
+        <w:t xml:space="preserve"> </w:t>
+      </w:r>
+      <w:r>
+        <w:t xml:space="preserve">In</w:t>
+      </w:r>
+      <w:r>
+        <w:t xml:space="preserve"> </w:t>
+      </w:r>
+      <w:r>
+        <w:t xml:space="preserve">May</w:t>
+      </w:r>
+      <w:r>
+        <w:t xml:space="preserve"> </w:t>
+      </w:r>
+      <w:r>
+        <w:t xml:space="preserve">of</w:t>
+      </w:r>
+      <w:r>
+        <w:t xml:space="preserve"> </w:t>
+      </w:r>
+      <w:r>
+        <w:t xml:space="preserve">2017,</w:t>
+      </w:r>
+      <w:r>
+        <w:t xml:space="preserve"> </w:t>
+      </w:r>
+      <w:r>
+        <w:t xml:space="preserve">the</w:t>
+      </w:r>
+      <w:r>
+        <w:t xml:space="preserve"> </w:t>
+      </w:r>
+      <w:r>
+        <w:t xml:space="preserve">Defendant</w:t>
+      </w:r>
+      <w:r>
+        <w:t xml:space="preserve"> </w:t>
+      </w:r>
+      <w:r>
+        <w:t xml:space="preserve">loaned</w:t>
+      </w:r>
+      <w:r>
+        <w:t xml:space="preserve"> </w:t>
+      </w:r>
+      <w:r>
+        <w:t xml:space="preserve">$38,000.00</w:t>
+      </w:r>
+      <w:r>
+        <w:t xml:space="preserve"> </w:t>
+      </w:r>
+      <w:r>
+        <w:t xml:space="preserve">to</w:t>
+      </w:r>
+      <w:r>
+        <w:t xml:space="preserve"> </w:t>
+      </w:r>
+      <w:r>
+        <w:t xml:space="preserve">the</w:t>
+      </w:r>
+      <w:r>
+        <w:t xml:space="preserve"> </w:t>
+      </w:r>
+      <w:r>
+        <w:t xml:space="preserve">Debtors.</w:t>
       </w:r>
     </w:p>
     <w:p>
       <w:pPr>
-        <w:pStyle w:val="BodyText"/>
+        <w:spacing w:before="0" w:after="0" w:line="480" w:lineRule="exact"/>
+        <w:ind w:left="0" w:firstLine="720"/>
+        <w:jc w:val="left"/>
       </w:pPr>
       <w:r>
-        <w:t xml:space="preserve">9. The Debtors did not pay back the Defendant according to their agreement.</w:t>
+        <w:t xml:space="preserve">9.</w:t>
+      </w:r>
+      <w:r>
+        <w:t xml:space="preserve"> </w:t>
+      </w:r>
+      <w:r>
+        <w:t xml:space="preserve">The</w:t>
+      </w:r>
+      <w:r>
+        <w:t xml:space="preserve"> </w:t>
+      </w:r>
+      <w:r>
+        <w:t xml:space="preserve">Debtors</w:t>
+      </w:r>
+      <w:r>
+        <w:t xml:space="preserve"> </w:t>
+      </w:r>
+      <w:r>
+        <w:t xml:space="preserve">did</w:t>
+      </w:r>
+      <w:r>
+        <w:t xml:space="preserve"> </w:t>
+      </w:r>
+      <w:r>
+        <w:t xml:space="preserve">not</w:t>
+      </w:r>
+      <w:r>
+        <w:t xml:space="preserve"> </w:t>
+      </w:r>
+      <w:r>
+        <w:t xml:space="preserve">pay</w:t>
+      </w:r>
+      <w:r>
+        <w:t xml:space="preserve"> </w:t>
+      </w:r>
+      <w:r>
+        <w:t xml:space="preserve">back</w:t>
+      </w:r>
+      <w:r>
+        <w:t xml:space="preserve"> </w:t>
+      </w:r>
+      <w:r>
+        <w:t xml:space="preserve">the</w:t>
+      </w:r>
+      <w:r>
+        <w:t xml:space="preserve"> </w:t>
+      </w:r>
+      <w:r>
+        <w:t xml:space="preserve">Defendant</w:t>
+      </w:r>
+      <w:r>
+        <w:t xml:space="preserve"> </w:t>
+      </w:r>
+      <w:r>
+        <w:t xml:space="preserve">according</w:t>
+      </w:r>
+      <w:r>
+        <w:t xml:space="preserve"> </w:t>
+      </w:r>
+      <w:r>
+        <w:t xml:space="preserve">to</w:t>
+      </w:r>
+      <w:r>
+        <w:t xml:space="preserve"> </w:t>
+      </w:r>
+      <w:r>
+        <w:t xml:space="preserve">their</w:t>
+      </w:r>
+      <w:r>
+        <w:t xml:space="preserve"> </w:t>
+      </w:r>
+      <w:r>
+        <w:t xml:space="preserve">agreement.</w:t>
       </w:r>
     </w:p>
     <w:p>
       <w:pPr>
-        <w:pStyle w:val="BodyText"/>
+        <w:spacing w:before="0" w:after="0" w:line="480" w:lineRule="exact"/>
+        <w:ind w:left="0" w:firstLine="720"/>
+        <w:jc w:val="left"/>
       </w:pPr>
       <w:r>
-        <w:t xml:space="preserve">10. On February 22, 2024, the Defendant filed a Complaint in the Montana Nineteenth Judicial District Court for Lincoln County seeking a Judgment upon the unpaid debt.</w:t>
+        <w:t xml:space="preserve">10.</w:t>
+      </w:r>
+      <w:r>
+        <w:t xml:space="preserve"> </w:t>
+      </w:r>
+      <w:r>
+        <w:t xml:space="preserve">On</w:t>
+      </w:r>
+      <w:r>
+        <w:t xml:space="preserve"> </w:t>
+      </w:r>
+      <w:r>
+        <w:t xml:space="preserve">February</w:t>
+      </w:r>
+      <w:r>
+        <w:t xml:space="preserve"> </w:t>
+      </w:r>
+      <w:r>
+        <w:t xml:space="preserve">22,</w:t>
+      </w:r>
+      <w:r>
+        <w:t xml:space="preserve"> </w:t>
+      </w:r>
+      <w:r>
+        <w:t xml:space="preserve">2024,</w:t>
+      </w:r>
+      <w:r>
+        <w:t xml:space="preserve"> </w:t>
+      </w:r>
+      <w:r>
+        <w:t xml:space="preserve">the</w:t>
+      </w:r>
+      <w:r>
+        <w:t xml:space="preserve"> </w:t>
+      </w:r>
+      <w:r>
+        <w:t xml:space="preserve">Defendant</w:t>
+      </w:r>
+      <w:r>
+        <w:t xml:space="preserve"> </w:t>
+      </w:r>
+      <w:r>
+        <w:t xml:space="preserve">filed</w:t>
+      </w:r>
+      <w:r>
+        <w:t xml:space="preserve"> </w:t>
+      </w:r>
+      <w:r>
+        <w:t xml:space="preserve">a</w:t>
+      </w:r>
+      <w:r>
+        <w:t xml:space="preserve"> </w:t>
+      </w:r>
+      <w:r>
+        <w:t xml:space="preserve">Complaint</w:t>
+      </w:r>
+      <w:r>
+        <w:t xml:space="preserve"> </w:t>
+      </w:r>
+      <w:r>
+        <w:t xml:space="preserve">in</w:t>
+      </w:r>
+      <w:r>
+        <w:t xml:space="preserve"> </w:t>
+      </w:r>
+      <w:r>
+        <w:t xml:space="preserve">the</w:t>
+      </w:r>
+      <w:r>
+        <w:t xml:space="preserve"> </w:t>
+      </w:r>
+      <w:r>
+        <w:t xml:space="preserve">Montana</w:t>
+      </w:r>
+      <w:r>
+        <w:t xml:space="preserve"> </w:t>
+      </w:r>
+      <w:r>
+        <w:t xml:space="preserve">Nineteenth</w:t>
+      </w:r>
+      <w:r>
+        <w:t xml:space="preserve"> </w:t>
+      </w:r>
+      <w:r>
+        <w:t xml:space="preserve">Judicial</w:t>
+      </w:r>
+      <w:r>
+        <w:t xml:space="preserve"> </w:t>
+      </w:r>
+      <w:r>
+        <w:t xml:space="preserve">District</w:t>
+      </w:r>
+      <w:r>
+        <w:t xml:space="preserve"> </w:t>
+      </w:r>
+      <w:r>
+        <w:t xml:space="preserve">Court</w:t>
+      </w:r>
+      <w:r>
+        <w:t xml:space="preserve"> </w:t>
+      </w:r>
+      <w:r>
+        <w:t xml:space="preserve">for</w:t>
+      </w:r>
+      <w:r>
+        <w:t xml:space="preserve"> </w:t>
+      </w:r>
+      <w:r>
+        <w:t xml:space="preserve">Lincoln</w:t>
+      </w:r>
+      <w:r>
+        <w:t xml:space="preserve"> </w:t>
+      </w:r>
+      <w:r>
+        <w:t xml:space="preserve">County</w:t>
+      </w:r>
+      <w:r>
+        <w:t xml:space="preserve"> </w:t>
+      </w:r>
+      <w:r>
+        <w:t xml:space="preserve">seeking</w:t>
+      </w:r>
+      <w:r>
+        <w:t xml:space="preserve"> </w:t>
+      </w:r>
+      <w:r>
+        <w:t xml:space="preserve">a</w:t>
+      </w:r>
+      <w:r>
+        <w:t xml:space="preserve"> </w:t>
+      </w:r>
+      <w:r>
+        <w:t xml:space="preserve">Judgment</w:t>
+      </w:r>
+      <w:r>
+        <w:t xml:space="preserve"> </w:t>
+      </w:r>
+      <w:r>
+        <w:t xml:space="preserve">upon</w:t>
+      </w:r>
+      <w:r>
+        <w:t xml:space="preserve"> </w:t>
+      </w:r>
+      <w:r>
+        <w:t xml:space="preserve">the</w:t>
+      </w:r>
+      <w:r>
+        <w:t xml:space="preserve"> </w:t>
+      </w:r>
+      <w:r>
+        <w:t xml:space="preserve">unpaid</w:t>
+      </w:r>
+      <w:r>
+        <w:t xml:space="preserve"> </w:t>
+      </w:r>
+      <w:r>
+        <w:t xml:space="preserve">debt.</w:t>
       </w:r>
     </w:p>
     <w:p>
       <w:pPr>
-        <w:pStyle w:val="BodyText"/>
+        <w:spacing w:before="0" w:after="0" w:line="480" w:lineRule="exact"/>
+        <w:ind w:left="0" w:firstLine="720"/>
+        <w:jc w:val="left"/>
       </w:pPr>
       <w:r>
-        <w:t xml:space="preserve">11. On May 13, 2024, the Montana Nineteenth Judicial District Court for Lincoln County entered a Default Judgment in favor of the Defendant and against the Debtors.</w:t>
+        <w:t xml:space="preserve">11.</w:t>
+      </w:r>
+      <w:r>
+        <w:t xml:space="preserve"> </w:t>
+      </w:r>
+      <w:r>
+        <w:t xml:space="preserve">On</w:t>
+      </w:r>
+      <w:r>
+        <w:t xml:space="preserve"> </w:t>
+      </w:r>
+      <w:r>
+        <w:t xml:space="preserve">May</w:t>
+      </w:r>
+      <w:r>
+        <w:t xml:space="preserve"> </w:t>
+      </w:r>
+      <w:r>
+        <w:t xml:space="preserve">13,</w:t>
+      </w:r>
+      <w:r>
+        <w:t xml:space="preserve"> </w:t>
+      </w:r>
+      <w:r>
+        <w:t xml:space="preserve">2024,</w:t>
+      </w:r>
+      <w:r>
+        <w:t xml:space="preserve"> </w:t>
+      </w:r>
+      <w:r>
+        <w:t xml:space="preserve">the</w:t>
+      </w:r>
+      <w:r>
+        <w:t xml:space="preserve"> </w:t>
+      </w:r>
+      <w:r>
+        <w:t xml:space="preserve">Montana</w:t>
+      </w:r>
+      <w:r>
+        <w:t xml:space="preserve"> </w:t>
+      </w:r>
+      <w:r>
+        <w:t xml:space="preserve">Nineteenth</w:t>
+      </w:r>
+      <w:r>
+        <w:t xml:space="preserve"> </w:t>
+      </w:r>
+      <w:r>
+        <w:t xml:space="preserve">Judicial</w:t>
+      </w:r>
+      <w:r>
+        <w:t xml:space="preserve"> </w:t>
+      </w:r>
+      <w:r>
+        <w:t xml:space="preserve">District</w:t>
+      </w:r>
+      <w:r>
+        <w:t xml:space="preserve"> </w:t>
+      </w:r>
+      <w:r>
+        <w:t xml:space="preserve">Court</w:t>
+      </w:r>
+      <w:r>
+        <w:t xml:space="preserve"> </w:t>
+      </w:r>
+      <w:r>
+        <w:t xml:space="preserve">for</w:t>
+      </w:r>
+      <w:r>
+        <w:t xml:space="preserve"> </w:t>
+      </w:r>
+      <w:r>
+        <w:t xml:space="preserve">Lincoln</w:t>
+      </w:r>
+      <w:r>
+        <w:t xml:space="preserve"> </w:t>
+      </w:r>
+      <w:r>
+        <w:t xml:space="preserve">County</w:t>
+      </w:r>
+      <w:r>
+        <w:t xml:space="preserve"> </w:t>
+      </w:r>
+      <w:r>
+        <w:t xml:space="preserve">entered</w:t>
+      </w:r>
+      <w:r>
+        <w:t xml:space="preserve"> </w:t>
+      </w:r>
+      <w:r>
+        <w:t xml:space="preserve">a</w:t>
+      </w:r>
+      <w:r>
+        <w:t xml:space="preserve"> </w:t>
+      </w:r>
+      <w:r>
+        <w:t xml:space="preserve">Default</w:t>
+      </w:r>
+      <w:r>
+        <w:t xml:space="preserve"> </w:t>
+      </w:r>
+      <w:r>
+        <w:t xml:space="preserve">Judgment</w:t>
+      </w:r>
+      <w:r>
+        <w:t xml:space="preserve"> </w:t>
+      </w:r>
+      <w:r>
+        <w:t xml:space="preserve">in</w:t>
+      </w:r>
+      <w:r>
+        <w:t xml:space="preserve"> </w:t>
+      </w:r>
+      <w:r>
+        <w:t xml:space="preserve">favor</w:t>
+      </w:r>
+      <w:r>
+        <w:t xml:space="preserve"> </w:t>
+      </w:r>
+      <w:r>
+        <w:t xml:space="preserve">of</w:t>
+      </w:r>
+      <w:r>
+        <w:t xml:space="preserve"> </w:t>
+      </w:r>
+      <w:r>
+        <w:t xml:space="preserve">the</w:t>
+      </w:r>
+      <w:r>
+        <w:t xml:space="preserve"> </w:t>
+      </w:r>
+      <w:r>
+        <w:t xml:space="preserve">Defendant</w:t>
+      </w:r>
+      <w:r>
+        <w:t xml:space="preserve"> </w:t>
+      </w:r>
+      <w:r>
+        <w:t xml:space="preserve">and</w:t>
+      </w:r>
+      <w:r>
+        <w:t xml:space="preserve"> </w:t>
+      </w:r>
+      <w:r>
+        <w:t xml:space="preserve">against</w:t>
+      </w:r>
+      <w:r>
+        <w:t xml:space="preserve"> </w:t>
+      </w:r>
+      <w:r>
+        <w:t xml:space="preserve">the</w:t>
+      </w:r>
+      <w:r>
+        <w:t xml:space="preserve"> </w:t>
+      </w:r>
+      <w:r>
+        <w:t xml:space="preserve">Debtors.</w:t>
       </w:r>
     </w:p>
     <w:p>
       <w:pPr>
-        <w:pStyle w:val="BodyText"/>
+        <w:spacing w:before="0" w:after="0" w:line="480" w:lineRule="exact"/>
+        <w:ind w:left="0" w:firstLine="720"/>
+        <w:jc w:val="left"/>
       </w:pPr>
       <w:r>
-        <w:t xml:space="preserve">12. Pursuant to M.C.A. § 25-9-301(2), the Default Judgment became a lien on the Debtors’ real property located in Lincoln County.</w:t>
+        <w:t xml:space="preserve">12.</w:t>
+      </w:r>
+      <w:r>
+        <w:t xml:space="preserve"> </w:t>
+      </w:r>
+      <w:r>
+        <w:t xml:space="preserve">Pursuant</w:t>
+      </w:r>
+      <w:r>
+        <w:t xml:space="preserve"> </w:t>
+      </w:r>
+      <w:r>
+        <w:t xml:space="preserve">to</w:t>
+      </w:r>
+      <w:r>
+        <w:t xml:space="preserve"> </w:t>
+      </w:r>
+      <w:r>
+        <w:t xml:space="preserve">M.C.A.</w:t>
+      </w:r>
+      <w:r>
+        <w:t xml:space="preserve"> </w:t>
+      </w:r>
+      <w:r>
+        <w:t xml:space="preserve">§</w:t>
+      </w:r>
+      <w:r>
+        <w:t xml:space="preserve"> </w:t>
+      </w:r>
+      <w:r>
+        <w:t xml:space="preserve">25</w:t>
+        <w:noBreakHyphen/>
+        <w:t xml:space="preserve">9</w:t>
+        <w:noBreakHyphen/>
+        <w:t xml:space="preserve">301(2),</w:t>
+      </w:r>
+      <w:r>
+        <w:t xml:space="preserve"> </w:t>
+      </w:r>
+      <w:r>
+        <w:t xml:space="preserve">the</w:t>
+      </w:r>
+      <w:r>
+        <w:t xml:space="preserve"> </w:t>
+      </w:r>
+      <w:r>
+        <w:t xml:space="preserve">Default</w:t>
+      </w:r>
+      <w:r>
+        <w:t xml:space="preserve"> </w:t>
+      </w:r>
+      <w:r>
+        <w:t xml:space="preserve">Judgment</w:t>
+      </w:r>
+      <w:r>
+        <w:t xml:space="preserve"> </w:t>
+      </w:r>
+      <w:r>
+        <w:t xml:space="preserve">became</w:t>
+      </w:r>
+      <w:r>
+        <w:t xml:space="preserve"> </w:t>
+      </w:r>
+      <w:r>
+        <w:t xml:space="preserve">a</w:t>
+      </w:r>
+      <w:r>
+        <w:t xml:space="preserve"> </w:t>
+      </w:r>
+      <w:r>
+        <w:t xml:space="preserve">lien</w:t>
+      </w:r>
+      <w:r>
+        <w:t xml:space="preserve"> </w:t>
+      </w:r>
+      <w:r>
+        <w:t xml:space="preserve">on</w:t>
+      </w:r>
+      <w:r>
+        <w:t xml:space="preserve"> </w:t>
+      </w:r>
+      <w:r>
+        <w:t xml:space="preserve">the</w:t>
+      </w:r>
+      <w:r>
+        <w:t xml:space="preserve"> </w:t>
+      </w:r>
+      <w:r>
+        <w:t xml:space="preserve">Debtors’</w:t>
+      </w:r>
+      <w:r>
+        <w:t xml:space="preserve"> </w:t>
+      </w:r>
+      <w:r>
+        <w:t xml:space="preserve">real</w:t>
+      </w:r>
+      <w:r>
+        <w:t xml:space="preserve"> </w:t>
+      </w:r>
+      <w:r>
+        <w:t xml:space="preserve">property</w:t>
+      </w:r>
+      <w:r>
+        <w:t xml:space="preserve"> </w:t>
+      </w:r>
+      <w:r>
+        <w:t xml:space="preserve">located</w:t>
+      </w:r>
+      <w:r>
+        <w:t xml:space="preserve"> </w:t>
+      </w:r>
+      <w:r>
+        <w:t xml:space="preserve">in</w:t>
+      </w:r>
+      <w:r>
+        <w:t xml:space="preserve"> </w:t>
+      </w:r>
+      <w:r>
+        <w:t xml:space="preserve">Lincoln</w:t>
+      </w:r>
+      <w:r>
+        <w:t xml:space="preserve"> </w:t>
+      </w:r>
+      <w:r>
+        <w:t xml:space="preserve">County.</w:t>
       </w:r>
     </w:p>
-    <w:bookmarkEnd w:id="20"/>
-    <w:bookmarkStart w:id="21" w:name="X07d40e94bff2c7227626791941652c3ddaf46b7"/>
     <w:p>
       <w:pPr>
         <w:pStyle w:val="Heading1"/>
+        <w:keepNext/>
+        <w:keepLines/>
+        <w:spacing w:before="0" w:after="0" w:line="480" w:lineRule="exact"/>
+        <w:ind w:left="0" w:firstLine="0"/>
+        <w:jc w:val="center"/>
       </w:pPr>
       <w:r>
-        <w:t xml:space="preserve">VIOLATION OF THE AUTOMATIC STAY PURSUANT TO 11 U.S.C. § 362</w:t>
+        <w:rPr>
+          <w:b/>
+          <w:bCs/>
+        </w:rPr>
+        <w:t xml:space="preserve">VIOLATION</w:t>
+      </w:r>
+      <w:r>
+        <w:rPr>
+          <w:b/>
+          <w:bCs/>
+        </w:rPr>
+        <w:t xml:space="preserve"> </w:t>
+      </w:r>
+      <w:r>
+        <w:rPr>
+          <w:b/>
+          <w:bCs/>
+        </w:rPr>
+        <w:t xml:space="preserve">OF</w:t>
+      </w:r>
+      <w:r>
+        <w:rPr>
+          <w:b/>
+          <w:bCs/>
+        </w:rPr>
+        <w:t xml:space="preserve"> </w:t>
+      </w:r>
+      <w:r>
+        <w:rPr>
+          <w:b/>
+          <w:bCs/>
+        </w:rPr>
+        <w:t xml:space="preserve">THE</w:t>
+      </w:r>
+      <w:r>
+        <w:rPr>
+          <w:b/>
+          <w:bCs/>
+        </w:rPr>
+        <w:t xml:space="preserve"> </w:t>
+      </w:r>
+      <w:r>
+        <w:rPr>
+          <w:b/>
+          <w:bCs/>
+        </w:rPr>
+        <w:t xml:space="preserve">AUTOMATIC</w:t>
+      </w:r>
+      <w:r>
+        <w:rPr>
+          <w:b/>
+          <w:bCs/>
+        </w:rPr>
+        <w:t xml:space="preserve"> </w:t>
+      </w:r>
+      <w:r>
+        <w:rPr>
+          <w:b/>
+          <w:bCs/>
+        </w:rPr>
+        <w:t xml:space="preserve">STAY</w:t>
+      </w:r>
+      <w:r>
+        <w:rPr>
+          <w:b/>
+          <w:bCs/>
+        </w:rPr>
+        <w:t xml:space="preserve"> </w:t>
+      </w:r>
+      <w:r>
+        <w:rPr>
+          <w:b/>
+          <w:bCs/>
+        </w:rPr>
+        <w:t xml:space="preserve">PURSUANT</w:t>
+      </w:r>
+      <w:r>
+        <w:rPr>
+          <w:b/>
+          <w:bCs/>
+        </w:rPr>
+        <w:t xml:space="preserve"> </w:t>
+      </w:r>
+      <w:r>
+        <w:rPr>
+          <w:b/>
+          <w:bCs/>
+        </w:rPr>
+        <w:t xml:space="preserve">TO</w:t>
+      </w:r>
+      <w:r>
+        <w:rPr>
+          <w:b/>
+          <w:bCs/>
+        </w:rPr>
+        <w:t xml:space="preserve"> </w:t>
+      </w:r>
+      <w:r>
+        <w:rPr>
+          <w:b/>
+          <w:bCs/>
+        </w:rPr>
+        <w:t xml:space="preserve">11</w:t>
+      </w:r>
+      <w:r>
+        <w:rPr>
+          <w:b/>
+          <w:bCs/>
+        </w:rPr>
+        <w:t xml:space="preserve"> </w:t>
+      </w:r>
+      <w:r>
+        <w:rPr>
+          <w:b/>
+          <w:bCs/>
+        </w:rPr>
+        <w:t xml:space="preserve">U.S.C.</w:t>
+      </w:r>
+      <w:r>
+        <w:rPr>
+          <w:b/>
+          <w:bCs/>
+        </w:rPr>
+        <w:t xml:space="preserve"> </w:t>
+      </w:r>
+      <w:r>
+        <w:rPr>
+          <w:b/>
+          <w:bCs/>
+        </w:rPr>
+        <w:t xml:space="preserve">§</w:t>
+      </w:r>
+      <w:r>
+        <w:rPr>
+          <w:b/>
+          <w:bCs/>
+        </w:rPr>
+        <w:t xml:space="preserve"> </w:t>
+      </w:r>
+      <w:r>
+        <w:rPr>
+          <w:b/>
+          <w:bCs/>
+        </w:rPr>
+        <w:t xml:space="preserve">362</w:t>
       </w:r>
     </w:p>
     <w:p>
       <w:pPr>
-        <w:pStyle w:val="FirstParagraph"/>
+        <w:spacing w:before="0" w:after="0" w:line="480" w:lineRule="exact"/>
+        <w:ind w:left="0" w:firstLine="720"/>
+        <w:jc w:val="left"/>
       </w:pPr>
       <w:r>
-        <w:t xml:space="preserve">13. The Plaintiff re-alleges each and every general allegation appearing above.</w:t>
+        <w:t xml:space="preserve">13.</w:t>
+      </w:r>
+      <w:r>
+        <w:t xml:space="preserve"> </w:t>
+      </w:r>
+      <w:r>
+        <w:t xml:space="preserve">The</w:t>
+      </w:r>
+      <w:r>
+        <w:t xml:space="preserve"> </w:t>
+      </w:r>
+      <w:r>
+        <w:t xml:space="preserve">Plaintiff</w:t>
+      </w:r>
+      <w:r>
+        <w:t xml:space="preserve"> </w:t>
+      </w:r>
+      <w:r>
+        <w:t xml:space="preserve">re-alleges</w:t>
+      </w:r>
+      <w:r>
+        <w:t xml:space="preserve"> </w:t>
+      </w:r>
+      <w:r>
+        <w:t xml:space="preserve">each</w:t>
+      </w:r>
+      <w:r>
+        <w:t xml:space="preserve"> </w:t>
+      </w:r>
+      <w:r>
+        <w:t xml:space="preserve">and</w:t>
+      </w:r>
+      <w:r>
+        <w:t xml:space="preserve"> </w:t>
+      </w:r>
+      <w:r>
+        <w:t xml:space="preserve">every</w:t>
+      </w:r>
+      <w:r>
+        <w:t xml:space="preserve"> </w:t>
+      </w:r>
+      <w:r>
+        <w:t xml:space="preserve">general</w:t>
+      </w:r>
+      <w:r>
+        <w:t xml:space="preserve"> </w:t>
+      </w:r>
+      <w:r>
+        <w:t xml:space="preserve">allegation</w:t>
+      </w:r>
+      <w:r>
+        <w:t xml:space="preserve"> </w:t>
+      </w:r>
+      <w:r>
+        <w:t xml:space="preserve">appearing</w:t>
+      </w:r>
+      <w:r>
+        <w:t xml:space="preserve"> </w:t>
+      </w:r>
+      <w:r>
+        <w:t xml:space="preserve">above.</w:t>
       </w:r>
     </w:p>
     <w:p>
       <w:pPr>
-        <w:pStyle w:val="BodyText"/>
+        <w:spacing w:before="0" w:after="0" w:line="480" w:lineRule="exact"/>
+        <w:ind w:left="0" w:firstLine="720"/>
+        <w:jc w:val="left"/>
       </w:pPr>
       <w:r>
-        <w:t xml:space="preserve">14. When the Debtors filed their bankruptcy petition, their property became property of the bankruptcy estate pursuant to 11 U.S.C. § 541(a).</w:t>
+        <w:t xml:space="preserve">14.</w:t>
+      </w:r>
+      <w:r>
+        <w:t xml:space="preserve"> </w:t>
+      </w:r>
+      <w:r>
+        <w:t xml:space="preserve">When</w:t>
+      </w:r>
+      <w:r>
+        <w:t xml:space="preserve"> </w:t>
+      </w:r>
+      <w:r>
+        <w:t xml:space="preserve">the</w:t>
+      </w:r>
+      <w:r>
+        <w:t xml:space="preserve"> </w:t>
+      </w:r>
+      <w:r>
+        <w:t xml:space="preserve">Debtors</w:t>
+      </w:r>
+      <w:r>
+        <w:t xml:space="preserve"> </w:t>
+      </w:r>
+      <w:r>
+        <w:t xml:space="preserve">filed</w:t>
+      </w:r>
+      <w:r>
+        <w:t xml:space="preserve"> </w:t>
+      </w:r>
+      <w:r>
+        <w:t xml:space="preserve">their</w:t>
+      </w:r>
+      <w:r>
+        <w:t xml:space="preserve"> </w:t>
+      </w:r>
+      <w:r>
+        <w:t xml:space="preserve">bankruptcy</w:t>
+      </w:r>
+      <w:r>
+        <w:t xml:space="preserve"> </w:t>
+      </w:r>
+      <w:r>
+        <w:t xml:space="preserve">petition,</w:t>
+      </w:r>
+      <w:r>
+        <w:t xml:space="preserve"> </w:t>
+      </w:r>
+      <w:r>
+        <w:t xml:space="preserve">their</w:t>
+      </w:r>
+      <w:r>
+        <w:t xml:space="preserve"> </w:t>
+      </w:r>
+      <w:r>
+        <w:t xml:space="preserve">property</w:t>
+      </w:r>
+      <w:r>
+        <w:t xml:space="preserve"> </w:t>
+      </w:r>
+      <w:r>
+        <w:t xml:space="preserve">became</w:t>
+      </w:r>
+      <w:r>
+        <w:t xml:space="preserve"> </w:t>
+      </w:r>
+      <w:r>
+        <w:t xml:space="preserve">property</w:t>
+      </w:r>
+      <w:r>
+        <w:t xml:space="preserve"> </w:t>
+      </w:r>
+      <w:r>
+        <w:t xml:space="preserve">of</w:t>
+      </w:r>
+      <w:r>
+        <w:t xml:space="preserve"> </w:t>
+      </w:r>
+      <w:r>
+        <w:t xml:space="preserve">the</w:t>
+      </w:r>
+      <w:r>
+        <w:t xml:space="preserve"> </w:t>
+      </w:r>
+      <w:r>
+        <w:t xml:space="preserve">bankruptcy</w:t>
+      </w:r>
+      <w:r>
+        <w:t xml:space="preserve"> </w:t>
+      </w:r>
+      <w:r>
+        <w:t xml:space="preserve">estate</w:t>
+      </w:r>
+      <w:r>
+        <w:t xml:space="preserve"> </w:t>
+      </w:r>
+      <w:r>
+        <w:t xml:space="preserve">pursuant</w:t>
+      </w:r>
+      <w:r>
+        <w:t xml:space="preserve"> </w:t>
+      </w:r>
+      <w:r>
+        <w:t xml:space="preserve">to</w:t>
+      </w:r>
+      <w:r>
+        <w:t xml:space="preserve"> </w:t>
+      </w:r>
+      <w:r>
+        <w:t xml:space="preserve">11</w:t>
+      </w:r>
+      <w:r>
+        <w:t xml:space="preserve"> </w:t>
+      </w:r>
+      <w:r>
+        <w:t xml:space="preserve">U.S.C.</w:t>
+      </w:r>
+      <w:r>
+        <w:t xml:space="preserve"> </w:t>
+      </w:r>
+      <w:r>
+        <w:t xml:space="preserve">§</w:t>
+      </w:r>
+      <w:r>
+        <w:t xml:space="preserve"> </w:t>
+      </w:r>
+      <w:r>
+        <w:t xml:space="preserve">541(a).</w:t>
       </w:r>
     </w:p>
     <w:p>
       <w:pPr>
-        <w:pStyle w:val="BodyText"/>
+        <w:spacing w:before="0" w:after="0" w:line="480" w:lineRule="exact"/>
+        <w:ind w:left="0" w:firstLine="720"/>
+        <w:jc w:val="left"/>
       </w:pPr>
       <w:r>
-        <w:t xml:space="preserve">15. 11 U.S.C. § 362(a)(1) operates as a stay against the commencement or continuation of actions against the debtor, or to recover claims that arose before the bankruptcy petition was filed.</w:t>
+        <w:t xml:space="preserve">15.</w:t>
+      </w:r>
+      <w:r>
+        <w:t xml:space="preserve"> </w:t>
+      </w:r>
+      <w:r>
+        <w:t xml:space="preserve">11</w:t>
+      </w:r>
+      <w:r>
+        <w:t xml:space="preserve"> </w:t>
+      </w:r>
+      <w:r>
+        <w:t xml:space="preserve">U.S.C.</w:t>
+      </w:r>
+      <w:r>
+        <w:t xml:space="preserve"> </w:t>
+      </w:r>
+      <w:r>
+        <w:t xml:space="preserve">§</w:t>
+      </w:r>
+      <w:r>
+        <w:t xml:space="preserve"> </w:t>
+      </w:r>
+      <w:r>
+        <w:t xml:space="preserve">362(a)⁠(1)</w:t>
+      </w:r>
+      <w:r>
+        <w:t xml:space="preserve"> </w:t>
+      </w:r>
+      <w:r>
+        <w:t xml:space="preserve">operates</w:t>
+      </w:r>
+      <w:r>
+        <w:t xml:space="preserve"> </w:t>
+      </w:r>
+      <w:r>
+        <w:t xml:space="preserve">as</w:t>
+      </w:r>
+      <w:r>
+        <w:t xml:space="preserve"> </w:t>
+      </w:r>
+      <w:r>
+        <w:t xml:space="preserve">a</w:t>
+      </w:r>
+      <w:r>
+        <w:t xml:space="preserve"> </w:t>
+      </w:r>
+      <w:r>
+        <w:t xml:space="preserve">stay</w:t>
+      </w:r>
+      <w:r>
+        <w:t xml:space="preserve"> </w:t>
+      </w:r>
+      <w:r>
+        <w:t xml:space="preserve">against</w:t>
+      </w:r>
+      <w:r>
+        <w:t xml:space="preserve"> </w:t>
+      </w:r>
+      <w:r>
+        <w:t xml:space="preserve">the</w:t>
+      </w:r>
+      <w:r>
+        <w:t xml:space="preserve"> </w:t>
+      </w:r>
+      <w:r>
+        <w:t xml:space="preserve">commencement</w:t>
+      </w:r>
+      <w:r>
+        <w:t xml:space="preserve"> </w:t>
+      </w:r>
+      <w:r>
+        <w:t xml:space="preserve">or</w:t>
+      </w:r>
+      <w:r>
+        <w:t xml:space="preserve"> </w:t>
+      </w:r>
+      <w:r>
+        <w:t xml:space="preserve">continuation</w:t>
+      </w:r>
+      <w:r>
+        <w:t xml:space="preserve"> </w:t>
+      </w:r>
+      <w:r>
+        <w:t xml:space="preserve">of</w:t>
+      </w:r>
+      <w:r>
+        <w:t xml:space="preserve"> </w:t>
+      </w:r>
+      <w:r>
+        <w:t xml:space="preserve">actions</w:t>
+      </w:r>
+      <w:r>
+        <w:t xml:space="preserve"> </w:t>
+      </w:r>
+      <w:r>
+        <w:t xml:space="preserve">against</w:t>
+      </w:r>
+      <w:r>
+        <w:t xml:space="preserve"> </w:t>
+      </w:r>
+      <w:r>
+        <w:t xml:space="preserve">the</w:t>
+      </w:r>
+      <w:r>
+        <w:t xml:space="preserve"> </w:t>
+      </w:r>
+      <w:r>
+        <w:t xml:space="preserve">debtor,</w:t>
+      </w:r>
+      <w:r>
+        <w:t xml:space="preserve"> </w:t>
+      </w:r>
+      <w:r>
+        <w:t xml:space="preserve">or</w:t>
+      </w:r>
+      <w:r>
+        <w:t xml:space="preserve"> </w:t>
+      </w:r>
+      <w:r>
+        <w:t xml:space="preserve">to</w:t>
+      </w:r>
+      <w:r>
+        <w:t xml:space="preserve"> </w:t>
+      </w:r>
+      <w:r>
+        <w:t xml:space="preserve">recover</w:t>
+      </w:r>
+      <w:r>
+        <w:t xml:space="preserve"> </w:t>
+      </w:r>
+      <w:r>
+        <w:t xml:space="preserve">claims</w:t>
+      </w:r>
+      <w:r>
+        <w:t xml:space="preserve"> </w:t>
+      </w:r>
+      <w:r>
+        <w:t xml:space="preserve">that</w:t>
+      </w:r>
+      <w:r>
+        <w:t xml:space="preserve"> </w:t>
+      </w:r>
+      <w:r>
+        <w:t xml:space="preserve">arose</w:t>
+      </w:r>
+      <w:r>
+        <w:t xml:space="preserve"> </w:t>
+      </w:r>
+      <w:r>
+        <w:t xml:space="preserve">before</w:t>
+      </w:r>
+      <w:r>
+        <w:t xml:space="preserve"> </w:t>
+      </w:r>
+      <w:r>
+        <w:t xml:space="preserve">the</w:t>
+      </w:r>
+      <w:r>
+        <w:t xml:space="preserve"> </w:t>
+      </w:r>
+      <w:r>
+        <w:t xml:space="preserve">bankruptcy</w:t>
+      </w:r>
+      <w:r>
+        <w:t xml:space="preserve"> </w:t>
+      </w:r>
+      <w:r>
+        <w:t xml:space="preserve">petition</w:t>
+      </w:r>
+      <w:r>
+        <w:t xml:space="preserve"> </w:t>
+      </w:r>
+      <w:r>
+        <w:t xml:space="preserve">was</w:t>
+      </w:r>
+      <w:r>
+        <w:t xml:space="preserve"> </w:t>
+      </w:r>
+      <w:r>
+        <w:t xml:space="preserve">filed.</w:t>
       </w:r>
     </w:p>
     <w:p>
       <w:pPr>
-        <w:pStyle w:val="BodyText"/>
+        <w:spacing w:before="0" w:after="0" w:line="480" w:lineRule="exact"/>
+        <w:ind w:left="0" w:firstLine="720"/>
+        <w:jc w:val="left"/>
       </w:pPr>
       <w:r>
-        <w:t xml:space="preserve">16. The Defendant’s Default Judgment attached to the property of the bankruptcy estate in contravention of 11 U.S.C. § 362(a)(1).</w:t>
+        <w:t xml:space="preserve">16.</w:t>
+      </w:r>
+      <w:r>
+        <w:t xml:space="preserve"> </w:t>
+      </w:r>
+      <w:r>
+        <w:t xml:space="preserve">The</w:t>
+      </w:r>
+      <w:r>
+        <w:t xml:space="preserve"> </w:t>
+      </w:r>
+      <w:r>
+        <w:t xml:space="preserve">Defendant’s</w:t>
+      </w:r>
+      <w:r>
+        <w:t xml:space="preserve"> </w:t>
+      </w:r>
+      <w:r>
+        <w:t xml:space="preserve">Default</w:t>
+      </w:r>
+      <w:r>
+        <w:t xml:space="preserve"> </w:t>
+      </w:r>
+      <w:r>
+        <w:t xml:space="preserve">Judgment</w:t>
+      </w:r>
+      <w:r>
+        <w:t xml:space="preserve"> </w:t>
+      </w:r>
+      <w:r>
+        <w:t xml:space="preserve">attached</w:t>
+      </w:r>
+      <w:r>
+        <w:t xml:space="preserve"> </w:t>
+      </w:r>
+      <w:r>
+        <w:t xml:space="preserve">to</w:t>
+      </w:r>
+      <w:r>
+        <w:t xml:space="preserve"> </w:t>
+      </w:r>
+      <w:r>
+        <w:t xml:space="preserve">the</w:t>
+      </w:r>
+      <w:r>
+        <w:t xml:space="preserve"> </w:t>
+      </w:r>
+      <w:r>
+        <w:t xml:space="preserve">property</w:t>
+      </w:r>
+      <w:r>
+        <w:t xml:space="preserve"> </w:t>
+      </w:r>
+      <w:r>
+        <w:t xml:space="preserve">of</w:t>
+      </w:r>
+      <w:r>
+        <w:t xml:space="preserve"> </w:t>
+      </w:r>
+      <w:r>
+        <w:t xml:space="preserve">the</w:t>
+      </w:r>
+      <w:r>
+        <w:t xml:space="preserve"> </w:t>
+      </w:r>
+      <w:r>
+        <w:t xml:space="preserve">bankruptcy</w:t>
+      </w:r>
+      <w:r>
+        <w:t xml:space="preserve"> </w:t>
+      </w:r>
+      <w:r>
+        <w:t xml:space="preserve">estate</w:t>
+      </w:r>
+      <w:r>
+        <w:t xml:space="preserve"> </w:t>
+      </w:r>
+      <w:r>
+        <w:t xml:space="preserve">in</w:t>
+      </w:r>
+      <w:r>
+        <w:t xml:space="preserve"> </w:t>
+      </w:r>
+      <w:r>
+        <w:t xml:space="preserve">contravention</w:t>
+      </w:r>
+      <w:r>
+        <w:t xml:space="preserve"> </w:t>
+      </w:r>
+      <w:r>
+        <w:t xml:space="preserve">of</w:t>
+      </w:r>
+      <w:r>
+        <w:t xml:space="preserve"> </w:t>
+      </w:r>
+      <w:r>
+        <w:t xml:space="preserve">11</w:t>
+      </w:r>
+      <w:r>
+        <w:t xml:space="preserve"> </w:t>
+      </w:r>
+      <w:r>
+        <w:t xml:space="preserve">U.S.C.</w:t>
+      </w:r>
+      <w:r>
+        <w:t xml:space="preserve"> </w:t>
+      </w:r>
+      <w:r>
+        <w:t xml:space="preserve">§</w:t>
+      </w:r>
+      <w:r>
+        <w:t xml:space="preserve"> </w:t>
+      </w:r>
+      <w:r>
+        <w:t xml:space="preserve">362(a)⁠(1).</w:t>
       </w:r>
     </w:p>
     <w:p>
       <w:pPr>
-        <w:pStyle w:val="BodyText"/>
+        <w:spacing w:before="0" w:after="0" w:line="480" w:lineRule="exact"/>
+        <w:ind w:left="0" w:firstLine="720"/>
+        <w:jc w:val="left"/>
       </w:pPr>
       <w:r>
-        <w:t xml:space="preserve">17. The Default Judgment created a lien against the property of the bankruptcy estate in contravention of 11 U.S.C. § 362(a)(4).</w:t>
+        <w:t xml:space="preserve">17.</w:t>
+      </w:r>
+      <w:r>
+        <w:t xml:space="preserve"> </w:t>
+      </w:r>
+      <w:r>
+        <w:t xml:space="preserve">The</w:t>
+      </w:r>
+      <w:r>
+        <w:t xml:space="preserve"> </w:t>
+      </w:r>
+      <w:r>
+        <w:t xml:space="preserve">Default</w:t>
+      </w:r>
+      <w:r>
+        <w:t xml:space="preserve"> </w:t>
+      </w:r>
+      <w:r>
+        <w:t xml:space="preserve">Judgment</w:t>
+      </w:r>
+      <w:r>
+        <w:t xml:space="preserve"> </w:t>
+      </w:r>
+      <w:r>
+        <w:t xml:space="preserve">created</w:t>
+      </w:r>
+      <w:r>
+        <w:t xml:space="preserve"> </w:t>
+      </w:r>
+      <w:r>
+        <w:t xml:space="preserve">a</w:t>
+      </w:r>
+      <w:r>
+        <w:t xml:space="preserve"> </w:t>
+      </w:r>
+      <w:r>
+        <w:t xml:space="preserve">lien</w:t>
+      </w:r>
+      <w:r>
+        <w:t xml:space="preserve"> </w:t>
+      </w:r>
+      <w:r>
+        <w:t xml:space="preserve">against</w:t>
+      </w:r>
+      <w:r>
+        <w:t xml:space="preserve"> </w:t>
+      </w:r>
+      <w:r>
+        <w:t xml:space="preserve">the</w:t>
+      </w:r>
+      <w:r>
+        <w:t xml:space="preserve"> </w:t>
+      </w:r>
+      <w:r>
+        <w:t xml:space="preserve">property</w:t>
+      </w:r>
+      <w:r>
+        <w:t xml:space="preserve"> </w:t>
+      </w:r>
+      <w:r>
+        <w:t xml:space="preserve">of</w:t>
+      </w:r>
+      <w:r>
+        <w:t xml:space="preserve"> </w:t>
+      </w:r>
+      <w:r>
+        <w:t xml:space="preserve">the</w:t>
+      </w:r>
+      <w:r>
+        <w:t xml:space="preserve"> </w:t>
+      </w:r>
+      <w:r>
+        <w:t xml:space="preserve">bankruptcy</w:t>
+      </w:r>
+      <w:r>
+        <w:t xml:space="preserve"> </w:t>
+      </w:r>
+      <w:r>
+        <w:t xml:space="preserve">estate</w:t>
+      </w:r>
+      <w:r>
+        <w:t xml:space="preserve"> </w:t>
+      </w:r>
+      <w:r>
+        <w:t xml:space="preserve">in</w:t>
+      </w:r>
+      <w:r>
+        <w:t xml:space="preserve"> </w:t>
+      </w:r>
+      <w:r>
+        <w:t xml:space="preserve">contravention</w:t>
+      </w:r>
+      <w:r>
+        <w:t xml:space="preserve"> </w:t>
+      </w:r>
+      <w:r>
+        <w:t xml:space="preserve">of</w:t>
+      </w:r>
+      <w:r>
+        <w:t xml:space="preserve"> </w:t>
+      </w:r>
+      <w:r>
+        <w:t xml:space="preserve">11</w:t>
+      </w:r>
+      <w:r>
+        <w:t xml:space="preserve"> </w:t>
+      </w:r>
+      <w:r>
+        <w:t xml:space="preserve">U.S.C.</w:t>
+      </w:r>
+      <w:r>
+        <w:t xml:space="preserve"> </w:t>
+      </w:r>
+      <w:r>
+        <w:t xml:space="preserve">§</w:t>
+      </w:r>
+      <w:r>
+        <w:t xml:space="preserve"> </w:t>
+      </w:r>
+      <w:r>
+        <w:t xml:space="preserve">362(a)⁠(4).</w:t>
       </w:r>
     </w:p>
     <w:p>
       <w:pPr>
-        <w:pStyle w:val="BodyText"/>
+        <w:spacing w:before="0" w:after="0" w:line="480" w:lineRule="exact"/>
+        <w:ind w:left="0" w:firstLine="720"/>
+        <w:jc w:val="left"/>
       </w:pPr>
       <w:r>
-        <w:t xml:space="preserve">18. The Default Judgment created a lien that secured a claim that arose before the bankruptcy case in contravention of 11 U.S.C. § 362(a)(5).</w:t>
+        <w:t xml:space="preserve">18.</w:t>
+      </w:r>
+      <w:r>
+        <w:t xml:space="preserve"> </w:t>
+      </w:r>
+      <w:r>
+        <w:t xml:space="preserve">The</w:t>
+      </w:r>
+      <w:r>
+        <w:t xml:space="preserve"> </w:t>
+      </w:r>
+      <w:r>
+        <w:t xml:space="preserve">Default</w:t>
+      </w:r>
+      <w:r>
+        <w:t xml:space="preserve"> </w:t>
+      </w:r>
+      <w:r>
+        <w:t xml:space="preserve">Judgment</w:t>
+      </w:r>
+      <w:r>
+        <w:t xml:space="preserve"> </w:t>
+      </w:r>
+      <w:r>
+        <w:t xml:space="preserve">created</w:t>
+      </w:r>
+      <w:r>
+        <w:t xml:space="preserve"> </w:t>
+      </w:r>
+      <w:r>
+        <w:t xml:space="preserve">a</w:t>
+      </w:r>
+      <w:r>
+        <w:t xml:space="preserve"> </w:t>
+      </w:r>
+      <w:r>
+        <w:t xml:space="preserve">lien</w:t>
+      </w:r>
+      <w:r>
+        <w:t xml:space="preserve"> </w:t>
+      </w:r>
+      <w:r>
+        <w:t xml:space="preserve">that</w:t>
+      </w:r>
+      <w:r>
+        <w:t xml:space="preserve"> </w:t>
+      </w:r>
+      <w:r>
+        <w:t xml:space="preserve">secured</w:t>
+      </w:r>
+      <w:r>
+        <w:t xml:space="preserve"> </w:t>
+      </w:r>
+      <w:r>
+        <w:t xml:space="preserve">a</w:t>
+      </w:r>
+      <w:r>
+        <w:t xml:space="preserve"> </w:t>
+      </w:r>
+      <w:r>
+        <w:t xml:space="preserve">claim</w:t>
+      </w:r>
+      <w:r>
+        <w:t xml:space="preserve"> </w:t>
+      </w:r>
+      <w:r>
+        <w:t xml:space="preserve">that</w:t>
+      </w:r>
+      <w:r>
+        <w:t xml:space="preserve"> </w:t>
+      </w:r>
+      <w:r>
+        <w:t xml:space="preserve">arose</w:t>
+      </w:r>
+      <w:r>
+        <w:t xml:space="preserve"> </w:t>
+      </w:r>
+      <w:r>
+        <w:t xml:space="preserve">before</w:t>
+      </w:r>
+      <w:r>
+        <w:t xml:space="preserve"> </w:t>
+      </w:r>
+      <w:r>
+        <w:t xml:space="preserve">the</w:t>
+      </w:r>
+      <w:r>
+        <w:t xml:space="preserve"> </w:t>
+      </w:r>
+      <w:r>
+        <w:t xml:space="preserve">bankruptcy</w:t>
+      </w:r>
+      <w:r>
+        <w:t xml:space="preserve"> </w:t>
+      </w:r>
+      <w:r>
+        <w:t xml:space="preserve">case</w:t>
+      </w:r>
+      <w:r>
+        <w:t xml:space="preserve"> </w:t>
+      </w:r>
+      <w:r>
+        <w:t xml:space="preserve">in</w:t>
+      </w:r>
+      <w:r>
+        <w:t xml:space="preserve"> </w:t>
+      </w:r>
+      <w:r>
+        <w:t xml:space="preserve">contravention</w:t>
+      </w:r>
+      <w:r>
+        <w:t xml:space="preserve"> </w:t>
+      </w:r>
+      <w:r>
+        <w:t xml:space="preserve">of</w:t>
+      </w:r>
+      <w:r>
+        <w:t xml:space="preserve"> </w:t>
+      </w:r>
+      <w:r>
+        <w:t xml:space="preserve">11</w:t>
+      </w:r>
+      <w:r>
+        <w:t xml:space="preserve"> </w:t>
+      </w:r>
+      <w:r>
+        <w:t xml:space="preserve">U.S.C.</w:t>
+      </w:r>
+      <w:r>
+        <w:t xml:space="preserve"> </w:t>
+      </w:r>
+      <w:r>
+        <w:t xml:space="preserve">§</w:t>
+      </w:r>
+      <w:r>
+        <w:t xml:space="preserve"> </w:t>
+      </w:r>
+      <w:r>
+        <w:t xml:space="preserve">362(a)⁠(5).</w:t>
       </w:r>
     </w:p>
     <w:p>
       <w:pPr>
-        <w:pStyle w:val="BodyText"/>
+        <w:spacing w:before="0" w:after="0" w:line="480" w:lineRule="exact"/>
+        <w:ind w:left="0" w:firstLine="720"/>
+        <w:jc w:val="left"/>
       </w:pPr>
       <w:r>
-        <w:t xml:space="preserve">19. The Default Judgment was an act to collect or recover a claim against the Debtors that arose before the bankruptcy case in contravention of 11 U.S.C. § 362(a)(6).</w:t>
+        <w:t xml:space="preserve">19.</w:t>
+      </w:r>
+      <w:r>
+        <w:t xml:space="preserve"> </w:t>
+      </w:r>
+      <w:r>
+        <w:t xml:space="preserve">The</w:t>
+      </w:r>
+      <w:r>
+        <w:t xml:space="preserve"> </w:t>
+      </w:r>
+      <w:r>
+        <w:t xml:space="preserve">Default</w:t>
+      </w:r>
+      <w:r>
+        <w:t xml:space="preserve"> </w:t>
+      </w:r>
+      <w:r>
+        <w:t xml:space="preserve">Judgment</w:t>
+      </w:r>
+      <w:r>
+        <w:t xml:space="preserve"> </w:t>
+      </w:r>
+      <w:r>
+        <w:t xml:space="preserve">was</w:t>
+      </w:r>
+      <w:r>
+        <w:t xml:space="preserve"> </w:t>
+      </w:r>
+      <w:r>
+        <w:t xml:space="preserve">an</w:t>
+      </w:r>
+      <w:r>
+        <w:t xml:space="preserve"> </w:t>
+      </w:r>
+      <w:r>
+        <w:t xml:space="preserve">act</w:t>
+      </w:r>
+      <w:r>
+        <w:t xml:space="preserve"> </w:t>
+      </w:r>
+      <w:r>
+        <w:t xml:space="preserve">to</w:t>
+      </w:r>
+      <w:r>
+        <w:t xml:space="preserve"> </w:t>
+      </w:r>
+      <w:r>
+        <w:t xml:space="preserve">collect</w:t>
+      </w:r>
+      <w:r>
+        <w:t xml:space="preserve"> </w:t>
+      </w:r>
+      <w:r>
+        <w:t xml:space="preserve">or</w:t>
+      </w:r>
+      <w:r>
+        <w:t xml:space="preserve"> </w:t>
+      </w:r>
+      <w:r>
+        <w:t xml:space="preserve">recover</w:t>
+      </w:r>
+      <w:r>
+        <w:t xml:space="preserve"> </w:t>
+      </w:r>
+      <w:r>
+        <w:t xml:space="preserve">a</w:t>
+      </w:r>
+      <w:r>
+        <w:t xml:space="preserve"> </w:t>
+      </w:r>
+      <w:r>
+        <w:t xml:space="preserve">claim</w:t>
+      </w:r>
+      <w:r>
+        <w:t xml:space="preserve"> </w:t>
+      </w:r>
+      <w:r>
+        <w:t xml:space="preserve">against</w:t>
+      </w:r>
+      <w:r>
+        <w:t xml:space="preserve"> </w:t>
+      </w:r>
+      <w:r>
+        <w:t xml:space="preserve">the</w:t>
+      </w:r>
+      <w:r>
+        <w:t xml:space="preserve"> </w:t>
+      </w:r>
+      <w:r>
+        <w:t xml:space="preserve">Debtors</w:t>
+      </w:r>
+      <w:r>
+        <w:t xml:space="preserve"> </w:t>
+      </w:r>
+      <w:r>
+        <w:t xml:space="preserve">that</w:t>
+      </w:r>
+      <w:r>
+        <w:t xml:space="preserve"> </w:t>
+      </w:r>
+      <w:r>
+        <w:t xml:space="preserve">arose</w:t>
+      </w:r>
+      <w:r>
+        <w:t xml:space="preserve"> </w:t>
+      </w:r>
+      <w:r>
+        <w:t xml:space="preserve">before</w:t>
+      </w:r>
+      <w:r>
+        <w:t xml:space="preserve"> </w:t>
+      </w:r>
+      <w:r>
+        <w:t xml:space="preserve">the</w:t>
+      </w:r>
+      <w:r>
+        <w:t xml:space="preserve"> </w:t>
+      </w:r>
+      <w:r>
+        <w:t xml:space="preserve">bankruptcy</w:t>
+      </w:r>
+      <w:r>
+        <w:t xml:space="preserve"> </w:t>
+      </w:r>
+      <w:r>
+        <w:t xml:space="preserve">case</w:t>
+      </w:r>
+      <w:r>
+        <w:t xml:space="preserve"> </w:t>
+      </w:r>
+      <w:r>
+        <w:t xml:space="preserve">in</w:t>
+      </w:r>
+      <w:r>
+        <w:t xml:space="preserve"> </w:t>
+      </w:r>
+      <w:r>
+        <w:t xml:space="preserve">contravention</w:t>
+      </w:r>
+      <w:r>
+        <w:t xml:space="preserve"> </w:t>
+      </w:r>
+      <w:r>
+        <w:t xml:space="preserve">of</w:t>
+      </w:r>
+      <w:r>
+        <w:t xml:space="preserve"> </w:t>
+      </w:r>
+      <w:r>
+        <w:t xml:space="preserve">11</w:t>
+      </w:r>
+      <w:r>
+        <w:t xml:space="preserve"> </w:t>
+      </w:r>
+      <w:r>
+        <w:t xml:space="preserve">U.S.C.</w:t>
+      </w:r>
+      <w:r>
+        <w:t xml:space="preserve"> </w:t>
+      </w:r>
+      <w:r>
+        <w:t xml:space="preserve">§</w:t>
+      </w:r>
+      <w:r>
+        <w:t xml:space="preserve"> </w:t>
+      </w:r>
+      <w:r>
+        <w:t xml:space="preserve">362(a)⁠(6).</w:t>
       </w:r>
     </w:p>
     <w:p>
       <w:pPr>
-        <w:pStyle w:val="BodyText"/>
+        <w:spacing w:before="0" w:after="0" w:line="480" w:lineRule="exact"/>
+        <w:ind w:left="0" w:firstLine="720"/>
+        <w:jc w:val="left"/>
       </w:pPr>
       <w:r>
-        <w:t xml:space="preserve">20. The Defendant has not requested relief from the automatic stay from the bankruptcy court to pursue her claim.</w:t>
+        <w:t xml:space="preserve">20.</w:t>
+      </w:r>
+      <w:r>
+        <w:t xml:space="preserve"> </w:t>
+      </w:r>
+      <w:r>
+        <w:t xml:space="preserve">The</w:t>
+      </w:r>
+      <w:r>
+        <w:t xml:space="preserve"> </w:t>
+      </w:r>
+      <w:r>
+        <w:t xml:space="preserve">Defendant</w:t>
+      </w:r>
+      <w:r>
+        <w:t xml:space="preserve"> </w:t>
+      </w:r>
+      <w:r>
+        <w:t xml:space="preserve">has</w:t>
+      </w:r>
+      <w:r>
+        <w:t xml:space="preserve"> </w:t>
+      </w:r>
+      <w:r>
+        <w:t xml:space="preserve">not</w:t>
+      </w:r>
+      <w:r>
+        <w:t xml:space="preserve"> </w:t>
+      </w:r>
+      <w:r>
+        <w:t xml:space="preserve">requested</w:t>
+      </w:r>
+      <w:r>
+        <w:t xml:space="preserve"> </w:t>
+      </w:r>
+      <w:r>
+        <w:t xml:space="preserve">relief</w:t>
+      </w:r>
+      <w:r>
+        <w:t xml:space="preserve"> </w:t>
+      </w:r>
+      <w:r>
+        <w:t xml:space="preserve">from</w:t>
+      </w:r>
+      <w:r>
+        <w:t xml:space="preserve"> </w:t>
+      </w:r>
+      <w:r>
+        <w:t xml:space="preserve">the</w:t>
+      </w:r>
+      <w:r>
+        <w:t xml:space="preserve"> </w:t>
+      </w:r>
+      <w:r>
+        <w:t xml:space="preserve">automatic</w:t>
+      </w:r>
+      <w:r>
+        <w:t xml:space="preserve"> </w:t>
+      </w:r>
+      <w:r>
+        <w:t xml:space="preserve">stay</w:t>
+      </w:r>
+      <w:r>
+        <w:t xml:space="preserve"> </w:t>
+      </w:r>
+      <w:r>
+        <w:t xml:space="preserve">from</w:t>
+      </w:r>
+      <w:r>
+        <w:t xml:space="preserve"> </w:t>
+      </w:r>
+      <w:r>
+        <w:t xml:space="preserve">the</w:t>
+      </w:r>
+      <w:r>
+        <w:t xml:space="preserve"> </w:t>
+      </w:r>
+      <w:r>
+        <w:t xml:space="preserve">bankruptcy</w:t>
+      </w:r>
+      <w:r>
+        <w:t xml:space="preserve"> </w:t>
+      </w:r>
+      <w:r>
+        <w:t xml:space="preserve">court</w:t>
+      </w:r>
+      <w:r>
+        <w:t xml:space="preserve"> </w:t>
+      </w:r>
+      <w:r>
+        <w:t xml:space="preserve">to</w:t>
+      </w:r>
+      <w:r>
+        <w:t xml:space="preserve"> </w:t>
+      </w:r>
+      <w:r>
+        <w:t xml:space="preserve">pursue</w:t>
+      </w:r>
+      <w:r>
+        <w:t xml:space="preserve"> </w:t>
+      </w:r>
+      <w:r>
+        <w:t xml:space="preserve">her</w:t>
+      </w:r>
+      <w:r>
+        <w:t xml:space="preserve"> </w:t>
+      </w:r>
+      <w:r>
+        <w:t xml:space="preserve">claim.</w:t>
       </w:r>
     </w:p>
     <w:p>
       <w:pPr>
-        <w:pStyle w:val="BodyText"/>
+        <w:spacing w:before="0" w:after="0" w:line="480" w:lineRule="exact"/>
+        <w:ind w:left="0" w:firstLine="720"/>
+        <w:jc w:val="left"/>
       </w:pPr>
       <w:r>
-        <w:t xml:space="preserve">21. The post petition lien created by the Default Judgment is avoidable pursuant to 11 U.S.C. § 362(a)(1); 11 U.S.C. § 362(a)(4); 11 U.S.C. § 362(a)(5) and 11 U.S.C. § 362(a)(6).</w:t>
+        <w:t xml:space="preserve">21.</w:t>
+      </w:r>
+      <w:r>
+        <w:t xml:space="preserve"> </w:t>
+      </w:r>
+      <w:r>
+        <w:t xml:space="preserve">The</w:t>
+      </w:r>
+      <w:r>
+        <w:t xml:space="preserve"> </w:t>
+      </w:r>
+      <w:r>
+        <w:t xml:space="preserve">post</w:t>
+      </w:r>
+      <w:r>
+        <w:t xml:space="preserve"> </w:t>
+      </w:r>
+      <w:r>
+        <w:t xml:space="preserve">petition</w:t>
+      </w:r>
+      <w:r>
+        <w:t xml:space="preserve"> </w:t>
+      </w:r>
+      <w:r>
+        <w:t xml:space="preserve">lien</w:t>
+      </w:r>
+      <w:r>
+        <w:t xml:space="preserve"> </w:t>
+      </w:r>
+      <w:r>
+        <w:t xml:space="preserve">created</w:t>
+      </w:r>
+      <w:r>
+        <w:t xml:space="preserve"> </w:t>
+      </w:r>
+      <w:r>
+        <w:t xml:space="preserve">by</w:t>
+      </w:r>
+      <w:r>
+        <w:t xml:space="preserve"> </w:t>
+      </w:r>
+      <w:r>
+        <w:t xml:space="preserve">the</w:t>
+      </w:r>
+      <w:r>
+        <w:t xml:space="preserve"> </w:t>
+      </w:r>
+      <w:r>
+        <w:t xml:space="preserve">Default</w:t>
+      </w:r>
+      <w:r>
+        <w:t xml:space="preserve"> </w:t>
+      </w:r>
+      <w:r>
+        <w:t xml:space="preserve">Judgment</w:t>
+      </w:r>
+      <w:r>
+        <w:t xml:space="preserve"> </w:t>
+      </w:r>
+      <w:r>
+        <w:t xml:space="preserve">is</w:t>
+      </w:r>
+      <w:r>
+        <w:t xml:space="preserve"> </w:t>
+      </w:r>
+      <w:r>
+        <w:t xml:space="preserve">avoidable</w:t>
+      </w:r>
+      <w:r>
+        <w:t xml:space="preserve"> </w:t>
+      </w:r>
+      <w:r>
+        <w:t xml:space="preserve">pursuant</w:t>
+      </w:r>
+      <w:r>
+        <w:t xml:space="preserve"> </w:t>
+      </w:r>
+      <w:r>
+        <w:t xml:space="preserve">to</w:t>
+      </w:r>
+      <w:r>
+        <w:t xml:space="preserve"> </w:t>
+      </w:r>
+      <w:r>
+        <w:t xml:space="preserve">11</w:t>
+      </w:r>
+      <w:r>
+        <w:t xml:space="preserve"> </w:t>
+      </w:r>
+      <w:r>
+        <w:t xml:space="preserve">U.S.C.</w:t>
+      </w:r>
+      <w:r>
+        <w:t xml:space="preserve"> </w:t>
+      </w:r>
+      <w:r>
+        <w:t xml:space="preserve">§</w:t>
+      </w:r>
+      <w:r>
+        <w:t xml:space="preserve"> </w:t>
+      </w:r>
+      <w:r>
+        <w:t xml:space="preserve">362(a)⁠(1);</w:t>
+      </w:r>
+      <w:r>
+        <w:t xml:space="preserve"> </w:t>
+      </w:r>
+      <w:r>
+        <w:t xml:space="preserve">11</w:t>
+      </w:r>
+      <w:r>
+        <w:t xml:space="preserve"> </w:t>
+      </w:r>
+      <w:r>
+        <w:t xml:space="preserve">U.S.C.</w:t>
+      </w:r>
+      <w:r>
+        <w:t xml:space="preserve"> </w:t>
+      </w:r>
+      <w:r>
+        <w:t xml:space="preserve">§</w:t>
+      </w:r>
+      <w:r>
+        <w:t xml:space="preserve"> </w:t>
+      </w:r>
+      <w:r>
+        <w:t xml:space="preserve">362(a)⁠(4);</w:t>
+      </w:r>
+      <w:r>
+        <w:t xml:space="preserve"> </w:t>
+      </w:r>
+      <w:r>
+        <w:t xml:space="preserve">11</w:t>
+      </w:r>
+      <w:r>
+        <w:t xml:space="preserve"> </w:t>
+      </w:r>
+      <w:r>
+        <w:t xml:space="preserve">U.S.C.</w:t>
+      </w:r>
+      <w:r>
+        <w:t xml:space="preserve"> </w:t>
+      </w:r>
+      <w:r>
+        <w:t xml:space="preserve">§</w:t>
+      </w:r>
+      <w:r>
+        <w:t xml:space="preserve"> </w:t>
+      </w:r>
+      <w:r>
+        <w:t xml:space="preserve">362(a)⁠(5)</w:t>
+      </w:r>
+      <w:r>
+        <w:t xml:space="preserve"> </w:t>
+      </w:r>
+      <w:r>
+        <w:t xml:space="preserve">and</w:t>
+      </w:r>
+      <w:r>
+        <w:t xml:space="preserve"> </w:t>
+      </w:r>
+      <w:r>
+        <w:t xml:space="preserve">11</w:t>
+      </w:r>
+      <w:r>
+        <w:t xml:space="preserve"> </w:t>
+      </w:r>
+      <w:r>
+        <w:t xml:space="preserve">U.S.C.</w:t>
+      </w:r>
+      <w:r>
+        <w:t xml:space="preserve"> </w:t>
+      </w:r>
+      <w:r>
+        <w:t xml:space="preserve">§</w:t>
+      </w:r>
+      <w:r>
+        <w:t xml:space="preserve"> </w:t>
+      </w:r>
+      <w:r>
+        <w:t xml:space="preserve">362(a)⁠(6).</w:t>
       </w:r>
     </w:p>
     <w:p>
       <w:pPr>
-        <w:pStyle w:val="BodyText"/>
+        <w:spacing w:before="0" w:after="0" w:line="480" w:lineRule="exact"/>
+        <w:ind w:left="0" w:firstLine="720"/>
+        <w:jc w:val="left"/>
       </w:pPr>
       <w:r>
-        <w:t xml:space="preserve">22. The Trustee is entitled to Judgment in his favor avoiding the lien taken in violation of the automatic stay.</w:t>
+        <w:t xml:space="preserve">22.</w:t>
+      </w:r>
+      <w:r>
+        <w:t xml:space="preserve"> </w:t>
+      </w:r>
+      <w:r>
+        <w:t xml:space="preserve">The</w:t>
+      </w:r>
+      <w:r>
+        <w:t xml:space="preserve"> </w:t>
+      </w:r>
+      <w:r>
+        <w:t xml:space="preserve">Trustee</w:t>
+      </w:r>
+      <w:r>
+        <w:t xml:space="preserve"> </w:t>
+      </w:r>
+      <w:r>
+        <w:t xml:space="preserve">is</w:t>
+      </w:r>
+      <w:r>
+        <w:t xml:space="preserve"> </w:t>
+      </w:r>
+      <w:r>
+        <w:t xml:space="preserve">entitled</w:t>
+      </w:r>
+      <w:r>
+        <w:t xml:space="preserve"> </w:t>
+      </w:r>
+      <w:r>
+        <w:t xml:space="preserve">to</w:t>
+      </w:r>
+      <w:r>
+        <w:t xml:space="preserve"> </w:t>
+      </w:r>
+      <w:r>
+        <w:t xml:space="preserve">Judgment</w:t>
+      </w:r>
+      <w:r>
+        <w:t xml:space="preserve"> </w:t>
+      </w:r>
+      <w:r>
+        <w:t xml:space="preserve">in</w:t>
+      </w:r>
+      <w:r>
+        <w:t xml:space="preserve"> </w:t>
+      </w:r>
+      <w:r>
+        <w:t xml:space="preserve">his</w:t>
+      </w:r>
+      <w:r>
+        <w:t xml:space="preserve"> </w:t>
+      </w:r>
+      <w:r>
+        <w:t xml:space="preserve">favor</w:t>
+      </w:r>
+      <w:r>
+        <w:t xml:space="preserve"> </w:t>
+      </w:r>
+      <w:r>
+        <w:t xml:space="preserve">avoiding</w:t>
+      </w:r>
+      <w:r>
+        <w:t xml:space="preserve"> </w:t>
+      </w:r>
+      <w:r>
+        <w:t xml:space="preserve">the</w:t>
+      </w:r>
+      <w:r>
+        <w:t xml:space="preserve"> </w:t>
+      </w:r>
+      <w:r>
+        <w:t xml:space="preserve">lien</w:t>
+      </w:r>
+      <w:r>
+        <w:t xml:space="preserve"> </w:t>
+      </w:r>
+      <w:r>
+        <w:t xml:space="preserve">taken</w:t>
+      </w:r>
+      <w:r>
+        <w:t xml:space="preserve"> </w:t>
+      </w:r>
+      <w:r>
+        <w:t xml:space="preserve">in</w:t>
+      </w:r>
+      <w:r>
+        <w:t xml:space="preserve"> </w:t>
+      </w:r>
+      <w:r>
+        <w:t xml:space="preserve">violation</w:t>
+      </w:r>
+      <w:r>
+        <w:t xml:space="preserve"> </w:t>
+      </w:r>
+      <w:r>
+        <w:t xml:space="preserve">of</w:t>
+      </w:r>
+      <w:r>
+        <w:t xml:space="preserve"> </w:t>
+      </w:r>
+      <w:r>
+        <w:t xml:space="preserve">the</w:t>
+      </w:r>
+      <w:r>
+        <w:t xml:space="preserve"> </w:t>
+      </w:r>
+      <w:r>
+        <w:t xml:space="preserve">automatic</w:t>
+      </w:r>
+      <w:r>
+        <w:t xml:space="preserve"> </w:t>
+      </w:r>
+      <w:r>
+        <w:t xml:space="preserve">stay.</w:t>
       </w:r>
     </w:p>
-    <w:bookmarkEnd w:id="21"/>
-    <w:bookmarkStart w:id="22" w:name="unauthorized-post-petition-transfer"/>
     <w:p>
       <w:pPr>
         <w:pStyle w:val="Heading1"/>
+        <w:keepNext/>
+        <w:keepLines/>
+        <w:spacing w:before="0" w:after="0" w:line="480" w:lineRule="exact"/>
+        <w:ind w:left="0" w:firstLine="0"/>
+        <w:jc w:val="center"/>
       </w:pPr>
       <w:r>
-        <w:t xml:space="preserve">UNAUTHORIZED POST PETITION TRANSFER</w:t>
+        <w:rPr>
+          <w:b/>
+          <w:bCs/>
+        </w:rPr>
+        <w:t xml:space="preserve">UNAUTHORIZED</w:t>
+      </w:r>
+      <w:r>
+        <w:rPr>
+          <w:b/>
+          <w:bCs/>
+        </w:rPr>
+        <w:t xml:space="preserve"> </w:t>
+      </w:r>
+      <w:r>
+        <w:rPr>
+          <w:b/>
+          <w:bCs/>
+        </w:rPr>
+        <w:t xml:space="preserve">POST</w:t>
+      </w:r>
+      <w:r>
+        <w:rPr>
+          <w:b/>
+          <w:bCs/>
+        </w:rPr>
+        <w:t xml:space="preserve"> </w:t>
+      </w:r>
+      <w:r>
+        <w:rPr>
+          <w:b/>
+          <w:bCs/>
+        </w:rPr>
+        <w:t xml:space="preserve">PETITION</w:t>
+      </w:r>
+      <w:r>
+        <w:rPr>
+          <w:b/>
+          <w:bCs/>
+        </w:rPr>
+        <w:t xml:space="preserve"> </w:t>
+      </w:r>
+      <w:r>
+        <w:rPr>
+          <w:b/>
+          <w:bCs/>
+        </w:rPr>
+        <w:t xml:space="preserve">TRANSFER</w:t>
       </w:r>
     </w:p>
     <w:p>
       <w:pPr>
-        <w:pStyle w:val="FirstParagraph"/>
+        <w:spacing w:before="0" w:after="0" w:line="480" w:lineRule="exact"/>
+        <w:ind w:left="0" w:firstLine="720"/>
+        <w:jc w:val="left"/>
       </w:pPr>
       <w:r>
-        <w:t xml:space="preserve">23. The Plaintiff re-alleges each and every paragraph in this Complaint.</w:t>
+        <w:t xml:space="preserve">23.</w:t>
+      </w:r>
+      <w:r>
+        <w:t xml:space="preserve"> </w:t>
+      </w:r>
+      <w:r>
+        <w:t xml:space="preserve">The</w:t>
+      </w:r>
+      <w:r>
+        <w:t xml:space="preserve"> </w:t>
+      </w:r>
+      <w:r>
+        <w:t xml:space="preserve">Plaintiff</w:t>
+      </w:r>
+      <w:r>
+        <w:t xml:space="preserve"> </w:t>
+      </w:r>
+      <w:r>
+        <w:t xml:space="preserve">re-alleges</w:t>
+      </w:r>
+      <w:r>
+        <w:t xml:space="preserve"> </w:t>
+      </w:r>
+      <w:r>
+        <w:t xml:space="preserve">each</w:t>
+      </w:r>
+      <w:r>
+        <w:t xml:space="preserve"> </w:t>
+      </w:r>
+      <w:r>
+        <w:t xml:space="preserve">and</w:t>
+      </w:r>
+      <w:r>
+        <w:t xml:space="preserve"> </w:t>
+      </w:r>
+      <w:r>
+        <w:t xml:space="preserve">every</w:t>
+      </w:r>
+      <w:r>
+        <w:t xml:space="preserve"> </w:t>
+      </w:r>
+      <w:r>
+        <w:t xml:space="preserve">paragraph</w:t>
+      </w:r>
+      <w:r>
+        <w:t xml:space="preserve"> </w:t>
+      </w:r>
+      <w:r>
+        <w:t xml:space="preserve">in</w:t>
+      </w:r>
+      <w:r>
+        <w:t xml:space="preserve"> </w:t>
+      </w:r>
+      <w:r>
+        <w:t xml:space="preserve">this</w:t>
+      </w:r>
+      <w:r>
+        <w:t xml:space="preserve"> </w:t>
+      </w:r>
+      <w:r>
+        <w:t xml:space="preserve">Complaint.</w:t>
       </w:r>
     </w:p>
     <w:p>
       <w:pPr>
-        <w:pStyle w:val="BodyText"/>
+        <w:spacing w:before="0" w:after="0" w:line="480" w:lineRule="exact"/>
+        <w:ind w:left="0" w:firstLine="720"/>
+        <w:jc w:val="left"/>
       </w:pPr>
       <w:r>
-        <w:t xml:space="preserve">24. Pursuant to 11 U.S.C. § 549(a), the Trustee may avoid any unauthorized transfer of property of the estate.</w:t>
+        <w:t xml:space="preserve">24.</w:t>
+      </w:r>
+      <w:r>
+        <w:t xml:space="preserve"> </w:t>
+      </w:r>
+      <w:r>
+        <w:t xml:space="preserve">Pursuant</w:t>
+      </w:r>
+      <w:r>
+        <w:t xml:space="preserve"> </w:t>
+      </w:r>
+      <w:r>
+        <w:t xml:space="preserve">to</w:t>
+      </w:r>
+      <w:r>
+        <w:t xml:space="preserve"> </w:t>
+      </w:r>
+      <w:r>
+        <w:t xml:space="preserve">11</w:t>
+      </w:r>
+      <w:r>
+        <w:t xml:space="preserve"> </w:t>
+      </w:r>
+      <w:r>
+        <w:t xml:space="preserve">U.S.C.</w:t>
+      </w:r>
+      <w:r>
+        <w:t xml:space="preserve"> </w:t>
+      </w:r>
+      <w:r>
+        <w:t xml:space="preserve">§</w:t>
+      </w:r>
+      <w:r>
+        <w:t xml:space="preserve"> </w:t>
+      </w:r>
+      <w:r>
+        <w:t xml:space="preserve">549(a),</w:t>
+      </w:r>
+      <w:r>
+        <w:t xml:space="preserve"> </w:t>
+      </w:r>
+      <w:r>
+        <w:t xml:space="preserve">the</w:t>
+      </w:r>
+      <w:r>
+        <w:t xml:space="preserve"> </w:t>
+      </w:r>
+      <w:r>
+        <w:t xml:space="preserve">Trustee</w:t>
+      </w:r>
+      <w:r>
+        <w:t xml:space="preserve"> </w:t>
+      </w:r>
+      <w:r>
+        <w:t xml:space="preserve">may</w:t>
+      </w:r>
+      <w:r>
+        <w:t xml:space="preserve"> </w:t>
+      </w:r>
+      <w:r>
+        <w:t xml:space="preserve">avoid</w:t>
+      </w:r>
+      <w:r>
+        <w:t xml:space="preserve"> </w:t>
+      </w:r>
+      <w:r>
+        <w:t xml:space="preserve">any</w:t>
+      </w:r>
+      <w:r>
+        <w:t xml:space="preserve"> </w:t>
+      </w:r>
+      <w:r>
+        <w:t xml:space="preserve">unauthorized</w:t>
+      </w:r>
+      <w:r>
+        <w:t xml:space="preserve"> </w:t>
+      </w:r>
+      <w:r>
+        <w:t xml:space="preserve">transfer</w:t>
+      </w:r>
+      <w:r>
+        <w:t xml:space="preserve"> </w:t>
+      </w:r>
+      <w:r>
+        <w:t xml:space="preserve">of</w:t>
+      </w:r>
+      <w:r>
+        <w:t xml:space="preserve"> </w:t>
+      </w:r>
+      <w:r>
+        <w:t xml:space="preserve">property</w:t>
+      </w:r>
+      <w:r>
+        <w:t xml:space="preserve"> </w:t>
+      </w:r>
+      <w:r>
+        <w:t xml:space="preserve">of</w:t>
+      </w:r>
+      <w:r>
+        <w:t xml:space="preserve"> </w:t>
+      </w:r>
+      <w:r>
+        <w:t xml:space="preserve">the</w:t>
+      </w:r>
+      <w:r>
+        <w:t xml:space="preserve"> </w:t>
+      </w:r>
+      <w:r>
+        <w:t xml:space="preserve">estate.</w:t>
       </w:r>
     </w:p>
     <w:p>
       <w:pPr>
-        <w:pStyle w:val="BodyText"/>
+        <w:spacing w:before="0" w:after="0" w:line="480" w:lineRule="exact"/>
+        <w:ind w:left="0" w:firstLine="720"/>
+        <w:jc w:val="left"/>
       </w:pPr>
       <w:r>
-        <w:t xml:space="preserve">25. The Defendant’s Default Judgment lien transferred value away from the bankruptcy estate and is an unauthorized transfer of property of the estate.</w:t>
+        <w:t xml:space="preserve">25.</w:t>
+      </w:r>
+      <w:r>
+        <w:t xml:space="preserve"> </w:t>
+      </w:r>
+      <w:r>
+        <w:t xml:space="preserve">The</w:t>
+      </w:r>
+      <w:r>
+        <w:t xml:space="preserve"> </w:t>
+      </w:r>
+      <w:r>
+        <w:t xml:space="preserve">Defendant’s</w:t>
+      </w:r>
+      <w:r>
+        <w:t xml:space="preserve"> </w:t>
+      </w:r>
+      <w:r>
+        <w:t xml:space="preserve">Default</w:t>
+      </w:r>
+      <w:r>
+        <w:t xml:space="preserve"> </w:t>
+      </w:r>
+      <w:r>
+        <w:t xml:space="preserve">Judgment</w:t>
+      </w:r>
+      <w:r>
+        <w:t xml:space="preserve"> </w:t>
+      </w:r>
+      <w:r>
+        <w:t xml:space="preserve">lien</w:t>
+      </w:r>
+      <w:r>
+        <w:t xml:space="preserve"> </w:t>
+      </w:r>
+      <w:r>
+        <w:t xml:space="preserve">transferred</w:t>
+      </w:r>
+      <w:r>
+        <w:t xml:space="preserve"> </w:t>
+      </w:r>
+      <w:r>
+        <w:t xml:space="preserve">value</w:t>
+      </w:r>
+      <w:r>
+        <w:t xml:space="preserve"> </w:t>
+      </w:r>
+      <w:r>
+        <w:t xml:space="preserve">away</w:t>
+      </w:r>
+      <w:r>
+        <w:t xml:space="preserve"> </w:t>
+      </w:r>
+      <w:r>
+        <w:t xml:space="preserve">from</w:t>
+      </w:r>
+      <w:r>
+        <w:t xml:space="preserve"> </w:t>
+      </w:r>
+      <w:r>
+        <w:t xml:space="preserve">the</w:t>
+      </w:r>
+      <w:r>
+        <w:t xml:space="preserve"> </w:t>
+      </w:r>
+      <w:r>
+        <w:t xml:space="preserve">bankruptcy</w:t>
+      </w:r>
+      <w:r>
+        <w:t xml:space="preserve"> </w:t>
+      </w:r>
+      <w:r>
+        <w:t xml:space="preserve">estate</w:t>
+      </w:r>
+      <w:r>
+        <w:t xml:space="preserve"> </w:t>
+      </w:r>
+      <w:r>
+        <w:t xml:space="preserve">and</w:t>
+      </w:r>
+      <w:r>
+        <w:t xml:space="preserve"> </w:t>
+      </w:r>
+      <w:r>
+        <w:t xml:space="preserve">is</w:t>
+      </w:r>
+      <w:r>
+        <w:t xml:space="preserve"> </w:t>
+      </w:r>
+      <w:r>
+        <w:t xml:space="preserve">an</w:t>
+      </w:r>
+      <w:r>
+        <w:t xml:space="preserve"> </w:t>
+      </w:r>
+      <w:r>
+        <w:t xml:space="preserve">unauthorized</w:t>
+      </w:r>
+      <w:r>
+        <w:t xml:space="preserve"> </w:t>
+      </w:r>
+      <w:r>
+        <w:t xml:space="preserve">transfer</w:t>
+      </w:r>
+      <w:r>
+        <w:t xml:space="preserve"> </w:t>
+      </w:r>
+      <w:r>
+        <w:t xml:space="preserve">of</w:t>
+      </w:r>
+      <w:r>
+        <w:t xml:space="preserve"> </w:t>
+      </w:r>
+      <w:r>
+        <w:t xml:space="preserve">property</w:t>
+      </w:r>
+      <w:r>
+        <w:t xml:space="preserve"> </w:t>
+      </w:r>
+      <w:r>
+        <w:t xml:space="preserve">of</w:t>
+      </w:r>
+      <w:r>
+        <w:t xml:space="preserve"> </w:t>
+      </w:r>
+      <w:r>
+        <w:t xml:space="preserve">the</w:t>
+      </w:r>
+      <w:r>
+        <w:t xml:space="preserve"> </w:t>
+      </w:r>
+      <w:r>
+        <w:t xml:space="preserve">estate.</w:t>
       </w:r>
     </w:p>
     <w:p>
       <w:pPr>
-        <w:pStyle w:val="BodyText"/>
+        <w:spacing w:before="0" w:after="0" w:line="480" w:lineRule="exact"/>
+        <w:ind w:left="0" w:firstLine="720"/>
+        <w:jc w:val="left"/>
       </w:pPr>
       <w:r>
-        <w:t xml:space="preserve">26. Pursuant to 11 U.S.C. § 551, the transfer avoided under 11 U.S.C. § 549(a) is preserved for the benefit of the bankruptcy estate.</w:t>
+        <w:t xml:space="preserve">26.</w:t>
+      </w:r>
+      <w:r>
+        <w:t xml:space="preserve"> </w:t>
+      </w:r>
+      <w:r>
+        <w:t xml:space="preserve">Pursuant</w:t>
+      </w:r>
+      <w:r>
+        <w:t xml:space="preserve"> </w:t>
+      </w:r>
+      <w:r>
+        <w:t xml:space="preserve">to</w:t>
+      </w:r>
+      <w:r>
+        <w:t xml:space="preserve"> </w:t>
+      </w:r>
+      <w:r>
+        <w:t xml:space="preserve">11</w:t>
+      </w:r>
+      <w:r>
+        <w:t xml:space="preserve"> </w:t>
+      </w:r>
+      <w:r>
+        <w:t xml:space="preserve">U.S.C.</w:t>
+      </w:r>
+      <w:r>
+        <w:t xml:space="preserve"> </w:t>
+      </w:r>
+      <w:r>
+        <w:t xml:space="preserve">§</w:t>
+      </w:r>
+      <w:r>
+        <w:t xml:space="preserve"> </w:t>
+      </w:r>
+      <w:r>
+        <w:t xml:space="preserve">551,</w:t>
+      </w:r>
+      <w:r>
+        <w:t xml:space="preserve"> </w:t>
+      </w:r>
+      <w:r>
+        <w:t xml:space="preserve">the</w:t>
+      </w:r>
+      <w:r>
+        <w:t xml:space="preserve"> </w:t>
+      </w:r>
+      <w:r>
+        <w:t xml:space="preserve">transfer</w:t>
+      </w:r>
+      <w:r>
+        <w:t xml:space="preserve"> </w:t>
+      </w:r>
+      <w:r>
+        <w:t xml:space="preserve">avoided</w:t>
+      </w:r>
+      <w:r>
+        <w:t xml:space="preserve"> </w:t>
+      </w:r>
+      <w:r>
+        <w:t xml:space="preserve">under</w:t>
+      </w:r>
+      <w:r>
+        <w:t xml:space="preserve"> </w:t>
+      </w:r>
+      <w:r>
+        <w:t xml:space="preserve">11</w:t>
+      </w:r>
+      <w:r>
+        <w:t xml:space="preserve"> </w:t>
+      </w:r>
+      <w:r>
+        <w:t xml:space="preserve">U.S.C.</w:t>
+      </w:r>
+      <w:r>
+        <w:t xml:space="preserve"> </w:t>
+      </w:r>
+      <w:r>
+        <w:t xml:space="preserve">§</w:t>
+      </w:r>
+      <w:r>
+        <w:t xml:space="preserve"> </w:t>
+      </w:r>
+      <w:r>
+        <w:t xml:space="preserve">549(a)</w:t>
+      </w:r>
+      <w:r>
+        <w:t xml:space="preserve"> </w:t>
+      </w:r>
+      <w:r>
+        <w:t xml:space="preserve">is</w:t>
+      </w:r>
+      <w:r>
+        <w:t xml:space="preserve"> </w:t>
+      </w:r>
+      <w:r>
+        <w:t xml:space="preserve">preserved</w:t>
+      </w:r>
+      <w:r>
+        <w:t xml:space="preserve"> </w:t>
+      </w:r>
+      <w:r>
+        <w:t xml:space="preserve">for</w:t>
+      </w:r>
+      <w:r>
+        <w:t xml:space="preserve"> </w:t>
+      </w:r>
+      <w:r>
+        <w:t xml:space="preserve">the</w:t>
+      </w:r>
+      <w:r>
+        <w:t xml:space="preserve"> </w:t>
+      </w:r>
+      <w:r>
+        <w:t xml:space="preserve">benefit</w:t>
+      </w:r>
+      <w:r>
+        <w:t xml:space="preserve"> </w:t>
+      </w:r>
+      <w:r>
+        <w:t xml:space="preserve">of</w:t>
+      </w:r>
+      <w:r>
+        <w:t xml:space="preserve"> </w:t>
+      </w:r>
+      <w:r>
+        <w:t xml:space="preserve">the</w:t>
+      </w:r>
+      <w:r>
+        <w:t xml:space="preserve"> </w:t>
+      </w:r>
+      <w:r>
+        <w:t xml:space="preserve">bankruptcy</w:t>
+      </w:r>
+      <w:r>
+        <w:t xml:space="preserve"> </w:t>
+      </w:r>
+      <w:r>
+        <w:t xml:space="preserve">estate.</w:t>
       </w:r>
     </w:p>
     <w:p>
       <w:pPr>
-        <w:pStyle w:val="BodyText"/>
+        <w:spacing w:before="0" w:after="0" w:line="480" w:lineRule="exact"/>
+        <w:ind w:left="0" w:firstLine="720"/>
+        <w:jc w:val="left"/>
       </w:pPr>
       <w:r>
-        <w:t xml:space="preserve">27. The Trustee is entitled to Judgment in his favor avoiding the transfer and avoidance of the post petition Judgment lien as an unauthorized post petition transfer.</w:t>
+        <w:t xml:space="preserve">27.</w:t>
+      </w:r>
+      <w:r>
+        <w:t xml:space="preserve"> </w:t>
+      </w:r>
+      <w:r>
+        <w:t xml:space="preserve">The</w:t>
+      </w:r>
+      <w:r>
+        <w:t xml:space="preserve"> </w:t>
+      </w:r>
+      <w:r>
+        <w:t xml:space="preserve">Trustee</w:t>
+      </w:r>
+      <w:r>
+        <w:t xml:space="preserve"> </w:t>
+      </w:r>
+      <w:r>
+        <w:t xml:space="preserve">is</w:t>
+      </w:r>
+      <w:r>
+        <w:t xml:space="preserve"> </w:t>
+      </w:r>
+      <w:r>
+        <w:t xml:space="preserve">entitled</w:t>
+      </w:r>
+      <w:r>
+        <w:t xml:space="preserve"> </w:t>
+      </w:r>
+      <w:r>
+        <w:t xml:space="preserve">to</w:t>
+      </w:r>
+      <w:r>
+        <w:t xml:space="preserve"> </w:t>
+      </w:r>
+      <w:r>
+        <w:t xml:space="preserve">Judgment</w:t>
+      </w:r>
+      <w:r>
+        <w:t xml:space="preserve"> </w:t>
+      </w:r>
+      <w:r>
+        <w:t xml:space="preserve">in</w:t>
+      </w:r>
+      <w:r>
+        <w:t xml:space="preserve"> </w:t>
+      </w:r>
+      <w:r>
+        <w:t xml:space="preserve">his</w:t>
+      </w:r>
+      <w:r>
+        <w:t xml:space="preserve"> </w:t>
+      </w:r>
+      <w:r>
+        <w:t xml:space="preserve">favor</w:t>
+      </w:r>
+      <w:r>
+        <w:t xml:space="preserve"> </w:t>
+      </w:r>
+      <w:r>
+        <w:t xml:space="preserve">avoiding</w:t>
+      </w:r>
+      <w:r>
+        <w:t xml:space="preserve"> </w:t>
+      </w:r>
+      <w:r>
+        <w:t xml:space="preserve">the</w:t>
+      </w:r>
+      <w:r>
+        <w:t xml:space="preserve"> </w:t>
+      </w:r>
+      <w:r>
+        <w:t xml:space="preserve">transfer</w:t>
+      </w:r>
+      <w:r>
+        <w:t xml:space="preserve"> </w:t>
+      </w:r>
+      <w:r>
+        <w:t xml:space="preserve">and</w:t>
+      </w:r>
+      <w:r>
+        <w:t xml:space="preserve"> </w:t>
+      </w:r>
+      <w:r>
+        <w:t xml:space="preserve">avoidance</w:t>
+      </w:r>
+      <w:r>
+        <w:t xml:space="preserve"> </w:t>
+      </w:r>
+      <w:r>
+        <w:t xml:space="preserve">of</w:t>
+      </w:r>
+      <w:r>
+        <w:t xml:space="preserve"> </w:t>
+      </w:r>
+      <w:r>
+        <w:t xml:space="preserve">the</w:t>
+      </w:r>
+      <w:r>
+        <w:t xml:space="preserve"> </w:t>
+      </w:r>
+      <w:r>
+        <w:t xml:space="preserve">post</w:t>
+      </w:r>
+      <w:r>
+        <w:t xml:space="preserve"> </w:t>
+      </w:r>
+      <w:r>
+        <w:t xml:space="preserve">petition</w:t>
+      </w:r>
+      <w:r>
+        <w:t xml:space="preserve"> </w:t>
+      </w:r>
+      <w:r>
+        <w:t xml:space="preserve">Judgment</w:t>
+      </w:r>
+      <w:r>
+        <w:t xml:space="preserve"> </w:t>
+      </w:r>
+      <w:r>
+        <w:t xml:space="preserve">lien</w:t>
+      </w:r>
+      <w:r>
+        <w:t xml:space="preserve"> </w:t>
+      </w:r>
+      <w:r>
+        <w:t xml:space="preserve">as</w:t>
+      </w:r>
+      <w:r>
+        <w:t xml:space="preserve"> </w:t>
+      </w:r>
+      <w:r>
+        <w:t xml:space="preserve">an</w:t>
+      </w:r>
+      <w:r>
+        <w:t xml:space="preserve"> </w:t>
+      </w:r>
+      <w:r>
+        <w:t xml:space="preserve">unauthorized</w:t>
+      </w:r>
+      <w:r>
+        <w:t xml:space="preserve"> </w:t>
+      </w:r>
+      <w:r>
+        <w:t xml:space="preserve">post</w:t>
+      </w:r>
+      <w:r>
+        <w:t xml:space="preserve"> </w:t>
+      </w:r>
+      <w:r>
+        <w:t xml:space="preserve">petition</w:t>
+      </w:r>
+      <w:r>
+        <w:t xml:space="preserve"> </w:t>
+      </w:r>
+      <w:r>
+        <w:t xml:space="preserve">transfer.</w:t>
       </w:r>
     </w:p>
     <w:p>
       <w:pPr>
-        <w:pStyle w:val="BodyText"/>
+        <w:spacing w:before="0" w:after="0" w:line="480" w:lineRule="exact"/>
+        <w:ind w:left="0" w:firstLine="720"/>
+        <w:jc w:val="left"/>
       </w:pPr>
       <w:r>
-        <w:t xml:space="preserve">WHEREFORE, the Plaintiff prays:</w:t>
+        <w:t xml:space="preserve">WHEREFORE,</w:t>
+      </w:r>
+      <w:r>
+        <w:t xml:space="preserve"> </w:t>
+      </w:r>
+      <w:r>
+        <w:t xml:space="preserve">the</w:t>
+      </w:r>
+      <w:r>
+        <w:t xml:space="preserve"> </w:t>
+      </w:r>
+      <w:r>
+        <w:t xml:space="preserve">Plaintiff</w:t>
+      </w:r>
+      <w:r>
+        <w:t xml:space="preserve"> </w:t>
+      </w:r>
+      <w:r>
+        <w:t xml:space="preserve">prays:</w:t>
       </w:r>
     </w:p>
     <w:p>
       <w:pPr>
-        <w:pStyle w:val="BodyText"/>
+        <w:spacing w:before="0" w:after="0" w:line="480" w:lineRule="exact"/>
+        <w:ind w:left="0" w:firstLine="720"/>
+        <w:jc w:val="left"/>
       </w:pPr>
       <w:r>
-        <w:t xml:space="preserve">1. For an order avoiding the Default Judgment lien of the Defendant in the Debtors’ real property as a violation of the automatic stay.</w:t>
+        <w:t xml:space="preserve">1.</w:t>
+      </w:r>
+      <w:r>
+        <w:t xml:space="preserve"> </w:t>
+      </w:r>
+      <w:r>
+        <w:t xml:space="preserve">For</w:t>
+      </w:r>
+      <w:r>
+        <w:t xml:space="preserve"> </w:t>
+      </w:r>
+      <w:r>
+        <w:t xml:space="preserve">an</w:t>
+      </w:r>
+      <w:r>
+        <w:t xml:space="preserve"> </w:t>
+      </w:r>
+      <w:r>
+        <w:t xml:space="preserve">order</w:t>
+      </w:r>
+      <w:r>
+        <w:t xml:space="preserve"> </w:t>
+      </w:r>
+      <w:r>
+        <w:t xml:space="preserve">avoiding</w:t>
+      </w:r>
+      <w:r>
+        <w:t xml:space="preserve"> </w:t>
+      </w:r>
+      <w:r>
+        <w:t xml:space="preserve">the</w:t>
+      </w:r>
+      <w:r>
+        <w:t xml:space="preserve"> </w:t>
+      </w:r>
+      <w:r>
+        <w:t xml:space="preserve">Default</w:t>
+      </w:r>
+      <w:r>
+        <w:t xml:space="preserve"> </w:t>
+      </w:r>
+      <w:r>
+        <w:t xml:space="preserve">Judgment</w:t>
+      </w:r>
+      <w:r>
+        <w:t xml:space="preserve"> </w:t>
+      </w:r>
+      <w:r>
+        <w:t xml:space="preserve">lien</w:t>
+      </w:r>
+      <w:r>
+        <w:t xml:space="preserve"> </w:t>
+      </w:r>
+      <w:r>
+        <w:t xml:space="preserve">of</w:t>
+      </w:r>
+      <w:r>
+        <w:t xml:space="preserve"> </w:t>
+      </w:r>
+      <w:r>
+        <w:t xml:space="preserve">the</w:t>
+      </w:r>
+      <w:r>
+        <w:t xml:space="preserve"> </w:t>
+      </w:r>
+      <w:r>
+        <w:t xml:space="preserve">Defendant</w:t>
+      </w:r>
+      <w:r>
+        <w:t xml:space="preserve"> </w:t>
+      </w:r>
+      <w:r>
+        <w:t xml:space="preserve">in</w:t>
+      </w:r>
+      <w:r>
+        <w:t xml:space="preserve"> </w:t>
+      </w:r>
+      <w:r>
+        <w:t xml:space="preserve">the</w:t>
+      </w:r>
+      <w:r>
+        <w:t xml:space="preserve"> </w:t>
+      </w:r>
+      <w:r>
+        <w:t xml:space="preserve">Debtors’</w:t>
+      </w:r>
+      <w:r>
+        <w:t xml:space="preserve"> </w:t>
+      </w:r>
+      <w:r>
+        <w:t xml:space="preserve">real</w:t>
+      </w:r>
+      <w:r>
+        <w:t xml:space="preserve"> </w:t>
+      </w:r>
+      <w:r>
+        <w:t xml:space="preserve">property</w:t>
+      </w:r>
+      <w:r>
+        <w:t xml:space="preserve"> </w:t>
+      </w:r>
+      <w:r>
+        <w:t xml:space="preserve">as</w:t>
+      </w:r>
+      <w:r>
+        <w:t xml:space="preserve"> </w:t>
+      </w:r>
+      <w:r>
+        <w:t xml:space="preserve">a</w:t>
+      </w:r>
+      <w:r>
+        <w:t xml:space="preserve"> </w:t>
+      </w:r>
+      <w:r>
+        <w:t xml:space="preserve">violation</w:t>
+      </w:r>
+      <w:r>
+        <w:t xml:space="preserve"> </w:t>
+      </w:r>
+      <w:r>
+        <w:t xml:space="preserve">of</w:t>
+      </w:r>
+      <w:r>
+        <w:t xml:space="preserve"> </w:t>
+      </w:r>
+      <w:r>
+        <w:t xml:space="preserve">the</w:t>
+      </w:r>
+      <w:r>
+        <w:t xml:space="preserve"> </w:t>
+      </w:r>
+      <w:r>
+        <w:t xml:space="preserve">automatic</w:t>
+      </w:r>
+      <w:r>
+        <w:t xml:space="preserve"> </w:t>
+      </w:r>
+      <w:r>
+        <w:t xml:space="preserve">stay.</w:t>
       </w:r>
     </w:p>
     <w:p>
       <w:pPr>
-        <w:pStyle w:val="BodyText"/>
+        <w:spacing w:before="0" w:after="0" w:line="480" w:lineRule="exact"/>
+        <w:ind w:left="0" w:firstLine="720"/>
+        <w:jc w:val="left"/>
       </w:pPr>
       <w:r>
-        <w:t xml:space="preserve">2. For an order avoiding the Default Judgment lien of the Defendant in the Debtors’ real property as an unauthorized post petition transfer.</w:t>
+        <w:t xml:space="preserve">2.</w:t>
+      </w:r>
+      <w:r>
+        <w:t xml:space="preserve"> </w:t>
+      </w:r>
+      <w:r>
+        <w:t xml:space="preserve">For</w:t>
+      </w:r>
+      <w:r>
+        <w:t xml:space="preserve"> </w:t>
+      </w:r>
+      <w:r>
+        <w:t xml:space="preserve">an</w:t>
+      </w:r>
+      <w:r>
+        <w:t xml:space="preserve"> </w:t>
+      </w:r>
+      <w:r>
+        <w:t xml:space="preserve">order</w:t>
+      </w:r>
+      <w:r>
+        <w:t xml:space="preserve"> </w:t>
+      </w:r>
+      <w:r>
+        <w:t xml:space="preserve">avoiding</w:t>
+      </w:r>
+      <w:r>
+        <w:t xml:space="preserve"> </w:t>
+      </w:r>
+      <w:r>
+        <w:t xml:space="preserve">the</w:t>
+      </w:r>
+      <w:r>
+        <w:t xml:space="preserve"> </w:t>
+      </w:r>
+      <w:r>
+        <w:t xml:space="preserve">Default</w:t>
+      </w:r>
+      <w:r>
+        <w:t xml:space="preserve"> </w:t>
+      </w:r>
+      <w:r>
+        <w:t xml:space="preserve">Judgment</w:t>
+      </w:r>
+      <w:r>
+        <w:t xml:space="preserve"> </w:t>
+      </w:r>
+      <w:r>
+        <w:t xml:space="preserve">lien</w:t>
+      </w:r>
+      <w:r>
+        <w:t xml:space="preserve"> </w:t>
+      </w:r>
+      <w:r>
+        <w:t xml:space="preserve">of</w:t>
+      </w:r>
+      <w:r>
+        <w:t xml:space="preserve"> </w:t>
+      </w:r>
+      <w:r>
+        <w:t xml:space="preserve">the</w:t>
+      </w:r>
+      <w:r>
+        <w:t xml:space="preserve"> </w:t>
+      </w:r>
+      <w:r>
+        <w:t xml:space="preserve">Defendant</w:t>
+      </w:r>
+      <w:r>
+        <w:t xml:space="preserve"> </w:t>
+      </w:r>
+      <w:r>
+        <w:t xml:space="preserve">in</w:t>
+      </w:r>
+      <w:r>
+        <w:t xml:space="preserve"> </w:t>
+      </w:r>
+      <w:r>
+        <w:t xml:space="preserve">the</w:t>
+      </w:r>
+      <w:r>
+        <w:t xml:space="preserve"> </w:t>
+      </w:r>
+      <w:r>
+        <w:t xml:space="preserve">Debtors’</w:t>
+      </w:r>
+      <w:r>
+        <w:t xml:space="preserve"> </w:t>
+      </w:r>
+      <w:r>
+        <w:t xml:space="preserve">real</w:t>
+      </w:r>
+      <w:r>
+        <w:t xml:space="preserve"> </w:t>
+      </w:r>
+      <w:r>
+        <w:t xml:space="preserve">property</w:t>
+      </w:r>
+      <w:r>
+        <w:t xml:space="preserve"> </w:t>
+      </w:r>
+      <w:r>
+        <w:t xml:space="preserve">as</w:t>
+      </w:r>
+      <w:r>
+        <w:t xml:space="preserve"> </w:t>
+      </w:r>
+      <w:r>
+        <w:t xml:space="preserve">an</w:t>
+      </w:r>
+      <w:r>
+        <w:t xml:space="preserve"> </w:t>
+      </w:r>
+      <w:r>
+        <w:t xml:space="preserve">unauthorized</w:t>
+      </w:r>
+      <w:r>
+        <w:t xml:space="preserve"> </w:t>
+      </w:r>
+      <w:r>
+        <w:t xml:space="preserve">post</w:t>
+      </w:r>
+      <w:r>
+        <w:t xml:space="preserve"> </w:t>
+      </w:r>
+      <w:r>
+        <w:t xml:space="preserve">petition</w:t>
+      </w:r>
+      <w:r>
+        <w:t xml:space="preserve"> </w:t>
+      </w:r>
+      <w:r>
+        <w:t xml:space="preserve">transfer.</w:t>
       </w:r>
     </w:p>
     <w:p>
       <w:pPr>
-        <w:pStyle w:val="BodyText"/>
+        <w:spacing w:before="0" w:after="0" w:line="480" w:lineRule="exact"/>
+        <w:ind w:left="0" w:firstLine="720"/>
+        <w:jc w:val="left"/>
       </w:pPr>
       <w:r>
-        <w:t xml:space="preserve">3. For such other and further relief as the Court deems appropriate.</w:t>
+        <w:t xml:space="preserve">3.</w:t>
+      </w:r>
+      <w:r>
+        <w:t xml:space="preserve"> </w:t>
+      </w:r>
+      <w:r>
+        <w:t xml:space="preserve">For</w:t>
+      </w:r>
+      <w:r>
+        <w:t xml:space="preserve"> </w:t>
+      </w:r>
+      <w:r>
+        <w:t xml:space="preserve">such</w:t>
+      </w:r>
+      <w:r>
+        <w:t xml:space="preserve"> </w:t>
+      </w:r>
+      <w:r>
+        <w:t xml:space="preserve">other</w:t>
+      </w:r>
+      <w:r>
+        <w:t xml:space="preserve"> </w:t>
+      </w:r>
+      <w:r>
+        <w:t xml:space="preserve">and</w:t>
+      </w:r>
+      <w:r>
+        <w:t xml:space="preserve"> </w:t>
+      </w:r>
+      <w:r>
+        <w:t xml:space="preserve">further</w:t>
+      </w:r>
+      <w:r>
+        <w:t xml:space="preserve"> </w:t>
+      </w:r>
+      <w:r>
+        <w:t xml:space="preserve">relief</w:t>
+      </w:r>
+      <w:r>
+        <w:t xml:space="preserve"> </w:t>
+      </w:r>
+      <w:r>
+        <w:t xml:space="preserve">as</w:t>
+      </w:r>
+      <w:r>
+        <w:t xml:space="preserve"> </w:t>
+      </w:r>
+      <w:r>
+        <w:t xml:space="preserve">the</w:t>
+      </w:r>
+      <w:r>
+        <w:t xml:space="preserve"> </w:t>
+      </w:r>
+      <w:r>
+        <w:t xml:space="preserve">Court</w:t>
+      </w:r>
+      <w:r>
+        <w:t xml:space="preserve"> </w:t>
+      </w:r>
+      <w:r>
+        <w:t xml:space="preserve">deems</w:t>
+      </w:r>
+      <w:r>
+        <w:t xml:space="preserve"> </w:t>
+      </w:r>
+      <w:r>
+        <w:t xml:space="preserve">appropriate.</w:t>
       </w:r>
     </w:p>
     <w:p>
       <w:pPr>
-        <w:spacing w:before="0" w:after="0" w:line="240" w:lineRule="auto"/>
+        <w:spacing w:before="0" w:after="0" w:line="480" w:lineRule="exact"/>
       </w:pPr>
     </w:p>
     <w:tbl>
       <w:tblPr>
         <w:tblW w:w="9360" w:type="dxa"/>
         <w:tblLayout w:type="fixed"/>
-        <w:tblBorders>
-          <w:top w:val="nil"/>
-          <w:left w:val="nil"/>
-          <w:bottom w:val="nil"/>
-          <w:right w:val="nil"/>
-          <w:insideH w:val="nil"/>
-          <w:insideV w:val="nil"/>
-        </w:tblBorders>
         <w:tblCellMar>
+          <w:top w:w="0" w:type="dxa"/>
           <w:left w:w="0" w:type="dxa"/>
+          <w:bottom w:w="0" w:type="dxa"/>
           <w:right w:w="0" w:type="dxa"/>
         </w:tblCellMar>
+        <w:tblLook w:val="0000" w:firstRow="0" w:lastRow="0" w:firstColumn="0" w:lastColumn="0" w:noHBand="0" w:noVBand="0"/>
       </w:tblPr>
       <w:tblGrid>
         <w:gridCol w:w="4752"/>
         <w:gridCol w:w="4608"/>
       </w:tblGrid>
       <w:tr>
+        <w:trPr>
+          <w:cantSplit/>
+        </w:trPr>
         <w:tc>
           <w:tcPr>
             <w:tcW w:w="4752" w:type="dxa"/>
           </w:tcPr>
           <w:p>
             <w:pPr>
-              <w:spacing w:before="0" w:after="0" w:line="240" w:lineRule="auto"/>
+              <w:spacing w:before="0" w:after="0" w:line="280" w:lineRule="exact"/>
+              <w:ind w:left="0" w:firstLine="0"/>
+              <w:jc w:val="left"/>
             </w:pPr>
             <w:r>
-              <w:t xml:space="preserve">DATED April 25, 2025.</w:t>
+              <w:t xml:space="preserve">DATED</w:t>
+            </w:r>
+            <w:r>
+              <w:t xml:space="preserve"> </w:t>
+            </w:r>
+            <w:r>
+              <w:t xml:space="preserve">April</w:t>
+            </w:r>
+            <w:r>
+              <w:t xml:space="preserve"> </w:t>
+            </w:r>
+            <w:r>
+              <w:t xml:space="preserve">25,</w:t>
+            </w:r>
+            <w:r>
+              <w:t xml:space="preserve"> </w:t>
+            </w:r>
+            <w:r>
+              <w:t xml:space="preserve">2025.</w:t>
             </w:r>
           </w:p>
         </w:tc>
@@ -658,50 +5343,123 @@
           </w:tcPr>
           <w:p>
             <w:pPr>
-              <w:spacing w:before="0" w:after="40" w:line="240" w:lineRule="auto"/>
+              <w:spacing w:before="0" w:after="0" w:line="280" w:lineRule="exact"/>
+              <w:ind w:left="0" w:firstLine="0"/>
+              <w:jc w:val="left"/>
             </w:pPr>
             <w:r>
-              <w:t xml:space="preserve">Chapter 13 Standing Trustee</w:t>
+              <w:t xml:space="preserve">Chapter</w:t>
+            </w:r>
+            <w:r>
+              <w:t xml:space="preserve"> </w:t>
+            </w:r>
+            <w:r>
+              <w:t xml:space="preserve">13</w:t>
+            </w:r>
+            <w:r>
+              <w:t xml:space="preserve"> </w:t>
+            </w:r>
+            <w:r>
+              <w:t xml:space="preserve">Standing</w:t>
+            </w:r>
+            <w:r>
+              <w:t xml:space="preserve"> </w:t>
+            </w:r>
+            <w:r>
+              <w:t xml:space="preserve">Trustee</w:t>
             </w:r>
           </w:p>
           <w:p>
             <w:pPr>
-              <w:spacing w:before="0" w:after="40" w:line="240" w:lineRule="auto"/>
+              <w:spacing w:before="0" w:after="0" w:line="280" w:lineRule="exact"/>
+              <w:ind w:left="0" w:firstLine="0"/>
+              <w:jc w:val="left"/>
             </w:pPr>
             <w:r>
-              <w:t xml:space="preserve">P. O. Box 1829</w:t>
+              <w:t xml:space="preserve">P.</w:t>
+            </w:r>
+            <w:r>
+              <w:t xml:space="preserve"> </w:t>
+            </w:r>
+            <w:r>
+              <w:t xml:space="preserve">O.</w:t>
+            </w:r>
+            <w:r>
+              <w:t xml:space="preserve"> </w:t>
+            </w:r>
+            <w:r>
+              <w:t xml:space="preserve">Box</w:t>
+            </w:r>
+            <w:r>
+              <w:t xml:space="preserve"> </w:t>
+            </w:r>
+            <w:r>
+              <w:t xml:space="preserve">1829</w:t>
             </w:r>
           </w:p>
           <w:p>
             <w:pPr>
-              <w:spacing w:before="0" w:after="40" w:line="240" w:lineRule="auto"/>
+              <w:spacing w:before="0" w:after="0" w:line="280" w:lineRule="exact"/>
+              <w:ind w:left="0" w:firstLine="0"/>
+              <w:jc w:val="left"/>
             </w:pPr>
             <w:r>
-              <w:t xml:space="preserve">Great Falls, Montana 59403-1829</w:t>
+              <w:t xml:space="preserve">Great</w:t>
+            </w:r>
+            <w:r>
+              <w:t xml:space="preserve"> </w:t>
+            </w:r>
+            <w:r>
+              <w:t xml:space="preserve">Falls,</w:t>
+            </w:r>
+            <w:r>
+              <w:t xml:space="preserve"> </w:t>
+            </w:r>
+            <w:r>
+              <w:t xml:space="preserve">Montana</w:t>
+            </w:r>
+            <w:r>
+              <w:t xml:space="preserve"> </w:t>
+            </w:r>
+            <w:r>
+              <w:t xml:space="preserve">59403</w:t>
+              <w:noBreakHyphen/>
+              <w:t xml:space="preserve">1829</w:t>
             </w:r>
           </w:p>
           <w:p>
             <w:pPr>
-              <w:spacing w:before="0" w:after="240" w:line="240" w:lineRule="auto"/>
+              <w:spacing w:before="240" w:after="0" w:line="280" w:lineRule="exact"/>
+              <w:ind w:left="0" w:firstLine="0"/>
+              <w:jc w:val="left"/>
             </w:pPr>
             <w:r>
-              <w:t xml:space="preserve"/>
+              <w:t xml:space="preserve">By /s/ </w:t>
+            </w:r>
+            <w:r>
+              <w:t xml:space="preserve">Robert</w:t>
+            </w:r>
+            <w:r>
+              <w:t xml:space="preserve"> </w:t>
+            </w:r>
+            <w:r>
+              <w:t xml:space="preserve">G.</w:t>
+            </w:r>
+            <w:r>
+              <w:t xml:space="preserve"> </w:t>
+            </w:r>
+            <w:r>
+              <w:t xml:space="preserve">Drummond</w:t>
             </w:r>
           </w:p>
           <w:p>
             <w:pPr>
-              <w:spacing w:before="0" w:after="0" w:line="240" w:lineRule="auto"/>
+              <w:spacing w:before="0" w:after="0" w:line="280" w:lineRule="exact"/>
+              <w:ind w:left="0" w:firstLine="0"/>
+              <w:jc w:val="left"/>
             </w:pPr>
             <w:r>
-              <w:t xml:space="preserve">By /s/ Robert G. Drummond</w:t>
-            </w:r>
-          </w:p>
-          <w:p>
-            <w:pPr>
-              <w:spacing w:before="0" w:after="0" w:line="240" w:lineRule="auto"/>
-            </w:pPr>
-            <w:r>
-              <w:t xml:space="preserve">Trustee/Plaintiff</w:t>
+              <w:t xml:space="preserve">Trustee/​Plaintiff</w:t>
             </w:r>
           </w:p>
         </w:tc>
@@ -710,7 +5468,9 @@
     <w:p>
       <w:pPr>
         <w:keepNext/>
-        <w:spacing w:before="720" w:after="240" w:line="240" w:lineRule="auto"/>
+        <w:keepLines/>
+        <w:spacing w:before="720" w:after="0" w:line="280" w:lineRule="exact"/>
+        <w:ind w:left="0" w:firstLine="0"/>
         <w:jc w:val="center"/>
       </w:pPr>
       <w:r>
@@ -723,75 +5483,348 @@
     </w:p>
     <w:p>
       <w:pPr>
-        <w:pStyle w:val="BodyText"/>
-        <w:spacing w:before="0" w:after="0" w:line="240" w:lineRule="auto"/>
+        <w:keepNext/>
+        <w:keepLines/>
+        <w:spacing w:before="240" w:after="240" w:line="480" w:lineRule="exact"/>
+        <w:ind w:left="0" w:firstLine="720"/>
+        <w:jc w:val="left"/>
       </w:pPr>
       <w:r>
-        <w:t xml:space="preserve">I, the undersigned, do hereby certify under penalty of perjury that a copy of the COMPLAINT was mailed on April 25, 2025, at Great Falls, Montana, and directed to the following:</w:t>
+        <w:t xml:space="preserve">I,</w:t>
+      </w:r>
+      <w:r>
+        <w:t xml:space="preserve"> </w:t>
+      </w:r>
+      <w:r>
+        <w:t xml:space="preserve">the</w:t>
+      </w:r>
+      <w:r>
+        <w:t xml:space="preserve"> </w:t>
+      </w:r>
+      <w:r>
+        <w:t xml:space="preserve">undersigned,</w:t>
+      </w:r>
+      <w:r>
+        <w:t xml:space="preserve"> </w:t>
+      </w:r>
+      <w:r>
+        <w:t xml:space="preserve">do</w:t>
+      </w:r>
+      <w:r>
+        <w:t xml:space="preserve"> </w:t>
+      </w:r>
+      <w:r>
+        <w:t xml:space="preserve">hereby</w:t>
+      </w:r>
+      <w:r>
+        <w:t xml:space="preserve"> </w:t>
+      </w:r>
+      <w:r>
+        <w:t xml:space="preserve">certify</w:t>
+      </w:r>
+      <w:r>
+        <w:t xml:space="preserve"> </w:t>
+      </w:r>
+      <w:r>
+        <w:t xml:space="preserve">under</w:t>
+      </w:r>
+      <w:r>
+        <w:t xml:space="preserve"> </w:t>
+      </w:r>
+      <w:r>
+        <w:t xml:space="preserve">penalty</w:t>
+      </w:r>
+      <w:r>
+        <w:t xml:space="preserve"> </w:t>
+      </w:r>
+      <w:r>
+        <w:t xml:space="preserve">of</w:t>
+      </w:r>
+      <w:r>
+        <w:t xml:space="preserve"> </w:t>
+      </w:r>
+      <w:r>
+        <w:t xml:space="preserve">perjury</w:t>
+      </w:r>
+      <w:r>
+        <w:t xml:space="preserve"> </w:t>
+      </w:r>
+      <w:r>
+        <w:t xml:space="preserve">that</w:t>
+      </w:r>
+      <w:r>
+        <w:t xml:space="preserve"> </w:t>
+      </w:r>
+      <w:r>
+        <w:t xml:space="preserve">a</w:t>
+      </w:r>
+      <w:r>
+        <w:t xml:space="preserve"> </w:t>
+      </w:r>
+      <w:r>
+        <w:t xml:space="preserve">copy</w:t>
+      </w:r>
+      <w:r>
+        <w:t xml:space="preserve"> </w:t>
+      </w:r>
+      <w:r>
+        <w:t xml:space="preserve">of</w:t>
+      </w:r>
+      <w:r>
+        <w:t xml:space="preserve"> </w:t>
+      </w:r>
+      <w:r>
+        <w:t xml:space="preserve">the</w:t>
+      </w:r>
+      <w:r>
+        <w:t xml:space="preserve"> </w:t>
+      </w:r>
+      <w:r>
+        <w:t xml:space="preserve">COMPLAINT</w:t>
+      </w:r>
+      <w:r>
+        <w:t xml:space="preserve"> </w:t>
+      </w:r>
+      <w:r>
+        <w:t xml:space="preserve">was</w:t>
+      </w:r>
+      <w:r>
+        <w:t xml:space="preserve"> </w:t>
+      </w:r>
+      <w:r>
+        <w:t xml:space="preserve">mailed</w:t>
+      </w:r>
+      <w:r>
+        <w:t xml:space="preserve"> </w:t>
+      </w:r>
+      <w:r>
+        <w:t xml:space="preserve">on</w:t>
+      </w:r>
+      <w:r>
+        <w:t xml:space="preserve"> </w:t>
+      </w:r>
+      <w:r>
+        <w:t xml:space="preserve">April</w:t>
+      </w:r>
+      <w:r>
+        <w:t xml:space="preserve"> </w:t>
+      </w:r>
+      <w:r>
+        <w:t xml:space="preserve">25,</w:t>
+      </w:r>
+      <w:r>
+        <w:t xml:space="preserve"> </w:t>
+      </w:r>
+      <w:r>
+        <w:t xml:space="preserve">2025,</w:t>
+      </w:r>
+      <w:r>
+        <w:t xml:space="preserve"> </w:t>
+      </w:r>
+      <w:r>
+        <w:t xml:space="preserve">at</w:t>
+      </w:r>
+      <w:r>
+        <w:t xml:space="preserve"> </w:t>
+      </w:r>
+      <w:r>
+        <w:t xml:space="preserve">Great</w:t>
+      </w:r>
+      <w:r>
+        <w:t xml:space="preserve"> </w:t>
+      </w:r>
+      <w:r>
+        <w:t xml:space="preserve">Falls,</w:t>
+      </w:r>
+      <w:r>
+        <w:t xml:space="preserve"> </w:t>
+      </w:r>
+      <w:r>
+        <w:t xml:space="preserve">Montana,</w:t>
+      </w:r>
+      <w:r>
+        <w:t xml:space="preserve"> </w:t>
+      </w:r>
+      <w:r>
+        <w:t xml:space="preserve">and</w:t>
+      </w:r>
+      <w:r>
+        <w:t xml:space="preserve"> </w:t>
+      </w:r>
+      <w:r>
+        <w:t xml:space="preserve">directed</w:t>
+      </w:r>
+      <w:r>
+        <w:t xml:space="preserve"> </w:t>
+      </w:r>
+      <w:r>
+        <w:t xml:space="preserve">to</w:t>
+      </w:r>
+      <w:r>
+        <w:t xml:space="preserve"> </w:t>
+      </w:r>
+      <w:r>
+        <w:t xml:space="preserve">the</w:t>
+      </w:r>
+      <w:r>
+        <w:t xml:space="preserve"> </w:t>
+      </w:r>
+      <w:r>
+        <w:t xml:space="preserve">following:</w:t>
       </w:r>
     </w:p>
     <w:p>
       <w:pPr>
-        <w:spacing w:before="0" w:after="40" w:line="240" w:lineRule="auto"/>
-        <w:ind w:left="720"/>
+        <w:keepNext/>
+        <w:keepLines/>
+        <w:spacing w:before="0" w:after="0" w:line="280" w:lineRule="exact"/>
+        <w:ind w:left="720" w:firstLine="0"/>
+        <w:jc w:val="left"/>
       </w:pPr>
       <w:r>
-        <w:t xml:space="preserve">Teri A. Noble</w:t>
+        <w:t xml:space="preserve">Teri</w:t>
+      </w:r>
+      <w:r>
+        <w:t xml:space="preserve"> </w:t>
+      </w:r>
+      <w:r>
+        <w:t xml:space="preserve">A.</w:t>
+      </w:r>
+      <w:r>
+        <w:t xml:space="preserve"> </w:t>
+      </w:r>
+      <w:r>
+        <w:t xml:space="preserve">Noble</w:t>
       </w:r>
     </w:p>
     <w:p>
       <w:pPr>
-        <w:spacing w:before="0" w:after="40" w:line="240" w:lineRule="auto"/>
-        <w:ind w:left="720"/>
+        <w:keepNext/>
+        <w:keepLines/>
+        <w:spacing w:before="0" w:after="0" w:line="280" w:lineRule="exact"/>
+        <w:ind w:left="720" w:firstLine="0"/>
+        <w:jc w:val="left"/>
       </w:pPr>
       <w:r>
-        <w:t xml:space="preserve">350 Cabinet View Country Club</w:t>
+        <w:t xml:space="preserve">350</w:t>
+      </w:r>
+      <w:r>
+        <w:t xml:space="preserve"> </w:t>
+      </w:r>
+      <w:r>
+        <w:t xml:space="preserve">Cabinet</w:t>
+      </w:r>
+      <w:r>
+        <w:t xml:space="preserve"> </w:t>
+      </w:r>
+      <w:r>
+        <w:t xml:space="preserve">View</w:t>
+      </w:r>
+      <w:r>
+        <w:t xml:space="preserve"> </w:t>
+      </w:r>
+      <w:r>
+        <w:t xml:space="preserve">Country</w:t>
+      </w:r>
+      <w:r>
+        <w:t xml:space="preserve"> </w:t>
+      </w:r>
+      <w:r>
+        <w:t xml:space="preserve">Club</w:t>
       </w:r>
     </w:p>
     <w:p>
       <w:pPr>
-        <w:spacing w:before="0" w:after="40" w:line="240" w:lineRule="auto"/>
-        <w:ind w:left="720"/>
+        <w:keepNext/>
+        <w:keepLines/>
+        <w:spacing w:before="0" w:after="0" w:line="280" w:lineRule="exact"/>
+        <w:ind w:left="720" w:firstLine="0"/>
+        <w:jc w:val="left"/>
       </w:pPr>
       <w:r>
-        <w:t xml:space="preserve">Libby, MT 59923</w:t>
+        <w:t xml:space="preserve">Libby,</w:t>
+      </w:r>
+      <w:r>
+        <w:t xml:space="preserve"> </w:t>
+      </w:r>
+      <w:r>
+        <w:t xml:space="preserve">MT</w:t>
+      </w:r>
+      <w:r>
+        <w:t xml:space="preserve"> </w:t>
+      </w:r>
+      <w:r>
+        <w:t xml:space="preserve">59923</w:t>
       </w:r>
     </w:p>
     <w:p>
       <w:pPr>
-        <w:spacing w:before="480" w:after="0" w:line="240" w:lineRule="auto"/>
-        <w:ind w:left="4608"/>
+        <w:keepNext/>
+        <w:keepLines/>
+        <w:spacing w:before="480" w:after="0" w:line="280" w:lineRule="exact"/>
+        <w:ind w:left="4752" w:firstLine="0"/>
+        <w:jc w:val="left"/>
       </w:pPr>
       <w:r>
-        <w:t xml:space="preserve">/s/ Tiffany Floerchinger</w:t>
+        <w:t xml:space="preserve">/s/ </w:t>
+      </w:r>
+      <w:r>
+        <w:t xml:space="preserve">Tiffany</w:t>
+      </w:r>
+      <w:r>
+        <w:t xml:space="preserve"> </w:t>
+      </w:r>
+      <w:r>
+        <w:t xml:space="preserve">Floerchinger</w:t>
       </w:r>
     </w:p>
     <w:p>
       <w:pPr>
-        <w:spacing w:before="0" w:after="0" w:line="240" w:lineRule="auto"/>
-        <w:ind w:left="4608"/>
+        <w:keepNext/>
+        <w:keepLines/>
+        <w:spacing w:before="0" w:after="0" w:line="280" w:lineRule="exact"/>
+        <w:ind w:left="4752" w:firstLine="0"/>
+        <w:jc w:val="left"/>
       </w:pPr>
       <w:r>
-        <w:t xml:space="preserve">Tiffany Floerchinger</w:t>
+        <w:t xml:space="preserve">Tiffany</w:t>
+      </w:r>
+      <w:r>
+        <w:t xml:space="preserve"> </w:t>
+      </w:r>
+      <w:r>
+        <w:t xml:space="preserve">Floerchinger</w:t>
       </w:r>
     </w:p>
     <w:p>
       <w:pPr>
-        <w:spacing w:before="0" w:after="0" w:line="240" w:lineRule="auto"/>
-        <w:ind w:left="4608"/>
+        <w:spacing w:before="0" w:after="0" w:line="280" w:lineRule="exact"/>
+        <w:ind w:left="4752" w:firstLine="0"/>
+        <w:jc w:val="left"/>
       </w:pPr>
       <w:r>
-        <w:t xml:space="preserve">Dated: April 25, 2025</w:t>
+        <w:t xml:space="preserve">Dated: </w:t>
+      </w:r>
+      <w:r>
+        <w:t xml:space="preserve">April</w:t>
+      </w:r>
+      <w:r>
+        <w:t xml:space="preserve"> </w:t>
+      </w:r>
+      <w:r>
+        <w:t xml:space="preserve">25,</w:t>
+      </w:r>
+      <w:r>
+        <w:t xml:space="preserve"> </w:t>
+      </w:r>
+      <w:r>
+        <w:t xml:space="preserve">2025</w:t>
       </w:r>
     </w:p>
-    <w:bookmarkEnd w:id="22"/>
     <w:sectPr>
-      <w:footerReference r:id="rId9" w:type="default"/>
-      <w:footnotePr>
-        <w:numRestart w:val="eachSect"/>
-      </w:footnotePr>
-      <w:pgSz w:h="15840" w:w="12240"/>
-      <w:pgMar w:bottom="1440" w:footer="720" w:gutter="0" w:header="720" w:left="1440" w:right="1440" w:top="1440"/>
+      <w:footerReference w:type="default" r:id="rIdFooter1"/>
+      <w:pgSz w:w="12240" w:h="15840"/>
+      <w:pgMar w:top="1440" w:right="1440" w:bottom="1440" w:left="1440" w:header="720" w:footer="735" w:gutter="0"/>
     </w:sectPr>
   </w:body>
 </w:document>
@@ -805,7 +5838,6 @@
 <w:ftr xmlns:w="http://schemas.openxmlformats.org/wordprocessingml/2006/main" xmlns:r="http://schemas.openxmlformats.org/officeDocument/2006/relationships">
   <w:p>
     <w:pPr>
-      <w:spacing w:before="0" w:after="0" w:line="240" w:lineRule="auto"/>
       <w:jc w:val="center"/>
     </w:pPr>
     <w:r>
@@ -935,20 +5967,49 @@
   <w:docDefaults>
     <w:rPrDefault>
       <w:rPr>
-        <w:rFonts w:ascii="EB Garamond" w:cs="EB Garamond" w:eastAsia="EB Garamond" w:hAnsi="EB Garamond"/>
-        <w:sz w:val="26"/>
-        <w:szCs w:val="26"/>
-        <w:lang w:bidi="ar-SA" w:eastAsia="en-US" w:val="en-US"/>
+        <w:rFonts w:ascii="Times New Roman" w:hAnsi="Times New Roman" w:eastAsia="Times New Roman" w:cs="Times New Roman"/>
+        <w:sz w:val="24"/>
+        <w:szCs w:val="24"/>
+        <w:lang w:val="en-US" w:eastAsia="zh-CN" w:bidi="ar-SA"/>
       </w:rPr>
     </w:rPrDefault>
     <w:pPrDefault>
       <w:pPr>
-        <w:spacing w:after="0" w:before="0" w:line="240" w:lineRule="auto"/>
+        <w:widowControl/>
+        <w:spacing w:after="0"/>
       </w:pPr>
     </w:pPrDefault>
   </w:docDefaults>
-  <w:latentStyles w:count="276" w:defLockedState="0" w:defQFormat="0" w:defSemiHidden="0" w:defUIPriority="0" w:defUnhideWhenUsed="0"/>
-  <w:style w:styleId="Title" w:type="paragraph">
+  <w:latentStyles w:defLockedState="0" w:defUIPriority="0" w:defSemiHidden="0" w:defUnhideWhenUsed="0" w:defQFormat="0" w:count="276"/>
+  <w:style w:type="paragraph" w:default="1" w:styleId="Normal">
+    <w:name w:val="Normal"/>
+    <w:qFormat/>
+  </w:style>
+  <w:style w:type="paragraph" w:styleId="BodyText">
+    <w:name w:val="Body Text"/>
+    <w:basedOn w:val="Normal"/>
+    <w:link w:val="BodyTextChar"/>
+    <w:qFormat/>
+    <w:pPr>
+      <w:spacing w:before="0" w:after="0" w:line="480" w:lineRule="exact"/>
+      <w:ind w:firstLine="720"/>
+    </w:pPr>
+  </w:style>
+  <w:style w:type="paragraph" w:customStyle="1" w:styleId="FirstParagraph">
+    <w:name w:val="First Paragraph"/>
+    <w:basedOn w:val="BodyText"/>
+    <w:next w:val="BodyText"/>
+    <w:qFormat/>
+  </w:style>
+  <w:style w:type="paragraph" w:customStyle="1" w:styleId="Compact">
+    <w:name w:val="Compact"/>
+    <w:basedOn w:val="BodyText"/>
+    <w:qFormat/>
+    <w:pPr>
+      <w:spacing w:before="36" w:after="36"/>
+    </w:pPr>
+  </w:style>
+  <w:style w:type="paragraph" w:styleId="Title">
     <w:name w:val="Title"/>
     <w:basedOn w:val="Normal"/>
     <w:next w:val="BodyText"/>
@@ -962,24 +6023,24 @@
       <w:jc w:val="center"/>
     </w:pPr>
     <w:rPr>
-      <w:rFonts w:asciiTheme="majorHAnsi" w:cstheme="majorBidi" w:eastAsiaTheme="majorEastAsia" w:hAnsiTheme="majorHAnsi"/>
+      <w:rFonts w:asciiTheme="majorHAnsi" w:eastAsiaTheme="majorEastAsia" w:hAnsiTheme="majorHAnsi" w:cstheme="majorBidi"/>
       <w:sz w:val="56"/>
       <w:szCs w:val="56"/>
     </w:rPr>
   </w:style>
-  <w:style w:customStyle="1" w:styleId="TitleChar" w:type="character">
+  <w:style w:type="character" w:customStyle="1" w:styleId="TitleChar">
     <w:name w:val="Title Char"/>
     <w:basedOn w:val="DefaultParagraphFont"/>
     <w:link w:val="Title"/>
     <w:uiPriority w:val="10"/>
     <w:rsid w:val="00A10FD9"/>
     <w:rPr>
-      <w:rFonts w:asciiTheme="majorHAnsi" w:cstheme="majorBidi" w:eastAsiaTheme="majorEastAsia" w:hAnsiTheme="majorHAnsi"/>
+      <w:rFonts w:asciiTheme="majorHAnsi" w:eastAsiaTheme="majorEastAsia" w:hAnsiTheme="majorHAnsi" w:cstheme="majorBidi"/>
       <w:sz w:val="56"/>
       <w:szCs w:val="56"/>
     </w:rPr>
   </w:style>
-  <w:style w:styleId="Subtitle" w:type="paragraph">
+  <w:style w:type="paragraph" w:styleId="Subtitle">
     <w:name w:val="Subtitle"/>
     <w:basedOn w:val="Title"/>
     <w:next w:val="BodyText"/>
@@ -993,27 +6054,27 @@
       </w:numPr>
     </w:pPr>
     <w:rPr>
-      <w:rFonts w:cstheme="majorBidi" w:eastAsiaTheme="majorEastAsia"/>
+      <w:rFonts w:eastAsiaTheme="majorEastAsia" w:cstheme="majorBidi"/>
       <w:spacing w:val="15"/>
       <w:sz w:val="28"/>
       <w:szCs w:val="28"/>
     </w:rPr>
   </w:style>
-  <w:style w:customStyle="1" w:styleId="SubtitleChar" w:type="character">
+  <w:style w:type="character" w:customStyle="1" w:styleId="SubtitleChar">
     <w:name w:val="Subtitle Char"/>
     <w:basedOn w:val="DefaultParagraphFont"/>
     <w:link w:val="Subtitle"/>
     <w:uiPriority w:val="11"/>
     <w:rsid w:val="00A10FD9"/>
     <w:rPr>
-      <w:rFonts w:cstheme="majorBidi" w:eastAsiaTheme="majorEastAsia"/>
-      <w:color w:themeColor="text1" w:themeTint="A6" w:val="595959"/>
+      <w:rFonts w:eastAsiaTheme="majorEastAsia" w:cstheme="majorBidi"/>
+      <w:color w:val="595959" w:themeColor="text1" w:themeTint="A6"/>
       <w:spacing w:val="15"/>
       <w:sz w:val="28"/>
       <w:szCs w:val="28"/>
     </w:rPr>
   </w:style>
-  <w:style w:customStyle="1" w:styleId="Author" w:type="paragraph">
+  <w:style w:type="paragraph" w:customStyle="1" w:styleId="Author">
     <w:name w:val="Author"/>
     <w:basedOn w:val="Title"/>
     <w:next w:val="BodyText"/>
@@ -1027,7 +6088,7 @@
       <w:szCs w:val="24"/>
     </w:rPr>
   </w:style>
-  <w:style w:styleId="Date" w:type="paragraph">
+  <w:style w:type="paragraph" w:styleId="Date">
     <w:name w:val="Date"/>
     <w:basedOn w:val="Title"/>
     <w:next w:val="BodyText"/>
@@ -1041,7 +6102,7 @@
       <w:szCs w:val="24"/>
     </w:rPr>
   </w:style>
-  <w:style w:customStyle="1" w:styleId="AbstractTitle" w:type="paragraph">
+  <w:style w:type="paragraph" w:customStyle="1" w:styleId="AbstractTitle">
     <w:name w:val="Abstract Title"/>
     <w:basedOn w:val="Normal"/>
     <w:next w:val="Abstract"/>
@@ -1049,7 +6110,7 @@
     <w:pPr>
       <w:keepNext/>
       <w:keepLines/>
-      <w:spacing w:after="0" w:before="300"/>
+      <w:spacing w:before="300" w:after="0"/>
       <w:jc w:val="center"/>
     </w:pPr>
     <w:rPr>
@@ -1058,7 +6119,7 @@
       <w:szCs w:val="20"/>
     </w:rPr>
   </w:style>
-  <w:style w:customStyle="1" w:styleId="Abstract" w:type="paragraph">
+  <w:style w:type="paragraph" w:customStyle="1" w:styleId="Abstract">
     <w:name w:val="Abstract"/>
     <w:basedOn w:val="Normal"/>
     <w:next w:val="BodyText"/>
@@ -1066,14 +6127,14 @@
     <w:pPr>
       <w:keepNext/>
       <w:keepLines/>
-      <w:spacing w:after="300" w:before="100"/>
+      <w:spacing w:before="100" w:after="300"/>
     </w:pPr>
     <w:rPr>
       <w:sz w:val="20"/>
       <w:szCs w:val="20"/>
     </w:rPr>
   </w:style>
-  <w:style w:styleId="Bibliography" w:type="paragraph">
+  <w:style w:type="paragraph" w:styleId="Bibliography">
     <w:name w:val="Bibliography"/>
     <w:basedOn w:val="Normal"/>
     <w:next w:val="Bibliography"/>
@@ -1081,7 +6142,85 @@
     <w:pPr/>
     <w:rPr/>
   </w:style>
-  <w:style w:styleId="Heading4" w:type="paragraph">
+  <w:style w:type="paragraph" w:styleId="Heading1">
+    <w:name w:val="heading 1"/>
+    <w:basedOn w:val="Normal"/>
+    <w:next w:val="BodyText"/>
+    <w:link w:val="Heading1Char"/>
+    <w:uiPriority w:val="9"/>
+    <w:qFormat/>
+    <w:rsid w:val="00A10FD9"/>
+    <w:pPr>
+      <w:keepNext/>
+      <w:keepLines/>
+      <w:spacing w:before="240" w:after="120" w:line="280" w:lineRule="exact"/>
+      <w:ind w:firstLine="0"/>
+      <w:jc w:val="center"/>
+      <w:outlineLvl w:val="0"/>
+    </w:pPr>
+    <w:rPr>
+      <w:rFonts w:ascii="Times New Roman" w:hAnsi="Times New Roman" w:eastAsia="Times New Roman" w:cs="Times New Roman"/>
+      <w:b/>
+      <w:bCs/>
+      <w:caps/>
+      <w:color w:val="000000"/>
+      <w:sz w:val="24"/>
+      <w:szCs w:val="24"/>
+    </w:rPr>
+  </w:style>
+  <w:style w:type="paragraph" w:styleId="Heading2">
+    <w:name w:val="heading 2"/>
+    <w:basedOn w:val="Normal"/>
+    <w:next w:val="BodyText"/>
+    <w:link w:val="Heading2Char"/>
+    <w:uiPriority w:val="9"/>
+    <w:semiHidden/>
+    <w:unhideWhenUsed/>
+    <w:qFormat/>
+    <w:rsid w:val="00A10FD9"/>
+    <w:pPr>
+      <w:keepNext/>
+      <w:keepLines/>
+      <w:spacing w:before="240" w:after="120" w:line="280" w:lineRule="exact"/>
+      <w:ind w:firstLine="0"/>
+      <w:outlineLvl w:val="1"/>
+    </w:pPr>
+    <w:rPr>
+      <w:rFonts w:ascii="Times New Roman" w:hAnsi="Times New Roman" w:eastAsia="Times New Roman" w:cs="Times New Roman"/>
+      <w:b/>
+      <w:bCs/>
+      <w:color w:val="000000"/>
+      <w:sz w:val="24"/>
+      <w:szCs w:val="24"/>
+    </w:rPr>
+  </w:style>
+  <w:style w:type="paragraph" w:styleId="Heading3">
+    <w:name w:val="heading 3"/>
+    <w:basedOn w:val="Normal"/>
+    <w:next w:val="BodyText"/>
+    <w:link w:val="Heading3Char"/>
+    <w:uiPriority w:val="9"/>
+    <w:semiHidden/>
+    <w:unhideWhenUsed/>
+    <w:qFormat/>
+    <w:rsid w:val="00A10FD9"/>
+    <w:pPr>
+      <w:keepNext/>
+      <w:keepLines/>
+      <w:spacing w:before="240" w:after="120" w:line="280" w:lineRule="exact"/>
+      <w:ind w:firstLine="0"/>
+      <w:outlineLvl w:val="2"/>
+    </w:pPr>
+    <w:rPr>
+      <w:rFonts w:ascii="Times New Roman" w:hAnsi="Times New Roman" w:eastAsia="Times New Roman" w:cs="Times New Roman"/>
+      <w:b/>
+      <w:bCs/>
+      <w:color w:val="000000"/>
+      <w:sz w:val="24"/>
+      <w:szCs w:val="24"/>
+    </w:rPr>
+  </w:style>
+  <w:style w:type="paragraph" w:styleId="Heading4">
     <w:name w:val="heading 4"/>
     <w:basedOn w:val="Normal"/>
     <w:next w:val="BodyText"/>
@@ -1094,17 +6233,21 @@
     <w:pPr>
       <w:keepNext/>
       <w:keepLines/>
-      <w:spacing w:after="40" w:before="80"/>
+      <w:spacing w:before="240" w:after="120" w:line="280" w:lineRule="exact"/>
+      <w:ind w:firstLine="0"/>
       <w:outlineLvl w:val="3"/>
     </w:pPr>
     <w:rPr>
-      <w:rFonts w:cstheme="majorBidi" w:eastAsiaTheme="majorEastAsia"/>
+      <w:rFonts w:ascii="Times New Roman" w:hAnsi="Times New Roman" w:eastAsia="Times New Roman" w:cs="Times New Roman"/>
+      <w:b/>
+      <w:bCs/>
       <w:i/>
-      <w:iCs/>
-      <w:color w:themeColor="accent1" w:themeShade="BF" w:val="0F4761"/>
+      <w:color w:val="000000"/>
+      <w:sz w:val="24"/>
+      <w:szCs w:val="24"/>
     </w:rPr>
   </w:style>
-  <w:style w:styleId="Heading5" w:type="paragraph">
+  <w:style w:type="paragraph" w:styleId="Heading5">
     <w:name w:val="heading 5"/>
     <w:basedOn w:val="Normal"/>
     <w:next w:val="BodyText"/>
@@ -1117,15 +6260,21 @@
     <w:pPr>
       <w:keepNext/>
       <w:keepLines/>
-      <w:spacing w:after="40" w:before="80"/>
+      <w:spacing w:before="240" w:after="120" w:line="280" w:lineRule="exact"/>
+      <w:ind w:firstLine="0"/>
       <w:outlineLvl w:val="4"/>
     </w:pPr>
     <w:rPr>
-      <w:rFonts w:cstheme="majorBidi" w:eastAsiaTheme="majorEastAsia"/>
-      <w:color w:themeColor="accent1" w:themeShade="BF" w:val="0F4761"/>
+      <w:rFonts w:ascii="Times New Roman" w:hAnsi="Times New Roman" w:eastAsia="Times New Roman" w:cs="Times New Roman"/>
+      <w:b/>
+      <w:bCs/>
+      <w:i/>
+      <w:color w:val="000000"/>
+      <w:sz w:val="24"/>
+      <w:szCs w:val="24"/>
     </w:rPr>
   </w:style>
-  <w:style w:styleId="Heading6" w:type="paragraph">
+  <w:style w:type="paragraph" w:styleId="Heading6">
     <w:name w:val="heading 6"/>
     <w:basedOn w:val="Normal"/>
     <w:next w:val="BodyText"/>
@@ -1138,17 +6287,17 @@
     <w:pPr>
       <w:keepNext/>
       <w:keepLines/>
-      <w:spacing w:after="0" w:before="40"/>
+      <w:spacing w:before="40" w:after="0"/>
       <w:outlineLvl w:val="5"/>
     </w:pPr>
     <w:rPr>
-      <w:rFonts w:cstheme="majorBidi" w:eastAsiaTheme="majorEastAsia"/>
+      <w:rFonts w:eastAsiaTheme="majorEastAsia" w:cstheme="majorBidi"/>
       <w:i/>
       <w:iCs/>
-      <w:color w:themeColor="text1" w:themeTint="A6" w:val="595959"/>
+      <w:color w:val="595959" w:themeColor="text1" w:themeTint="A6"/>
     </w:rPr>
   </w:style>
-  <w:style w:styleId="Heading7" w:type="paragraph">
+  <w:style w:type="paragraph" w:styleId="Heading7">
     <w:name w:val="heading 7"/>
     <w:basedOn w:val="Normal"/>
     <w:next w:val="BodyText"/>
@@ -1161,15 +6310,15 @@
     <w:pPr>
       <w:keepNext/>
       <w:keepLines/>
-      <w:spacing w:after="0" w:before="40"/>
+      <w:spacing w:before="40" w:after="0"/>
       <w:outlineLvl w:val="6"/>
     </w:pPr>
     <w:rPr>
-      <w:rFonts w:cstheme="majorBidi" w:eastAsiaTheme="majorEastAsia"/>
-      <w:color w:themeColor="text1" w:themeTint="A6" w:val="595959"/>
+      <w:rFonts w:eastAsiaTheme="majorEastAsia" w:cstheme="majorBidi"/>
+      <w:color w:val="595959" w:themeColor="text1" w:themeTint="A6"/>
     </w:rPr>
   </w:style>
-  <w:style w:styleId="Heading8" w:type="paragraph">
+  <w:style w:type="paragraph" w:styleId="Heading8">
     <w:name w:val="heading 8"/>
     <w:basedOn w:val="Normal"/>
     <w:next w:val="BodyText"/>
@@ -1186,13 +6335,13 @@
       <w:outlineLvl w:val="7"/>
     </w:pPr>
     <w:rPr>
-      <w:rFonts w:cstheme="majorBidi" w:eastAsiaTheme="majorEastAsia"/>
+      <w:rFonts w:eastAsiaTheme="majorEastAsia" w:cstheme="majorBidi"/>
       <w:i/>
       <w:iCs/>
-      <w:color w:themeColor="text1" w:themeTint="D8" w:val="272727"/>
+      <w:color w:val="272727" w:themeColor="text1" w:themeTint="D8"/>
     </w:rPr>
   </w:style>
-  <w:style w:styleId="Heading9" w:type="paragraph">
+  <w:style w:type="paragraph" w:styleId="Heading9">
     <w:name w:val="heading 9"/>
     <w:basedOn w:val="Normal"/>
     <w:next w:val="BodyText"/>
@@ -1209,24 +6358,24 @@
       <w:outlineLvl w:val="8"/>
     </w:pPr>
     <w:rPr>
-      <w:rFonts w:cstheme="majorBidi" w:eastAsiaTheme="majorEastAsia"/>
-      <w:color w:themeColor="text1" w:themeTint="D8" w:val="272727"/>
+      <w:rFonts w:eastAsiaTheme="majorEastAsia" w:cstheme="majorBidi"/>
+      <w:color w:val="272727" w:themeColor="text1" w:themeTint="D8"/>
     </w:rPr>
   </w:style>
-  <w:style w:customStyle="1" w:styleId="Heading1Char" w:type="character">
+  <w:style w:type="character" w:customStyle="1" w:styleId="Heading1Char">
     <w:name w:val="Heading 1 Char"/>
     <w:basedOn w:val="DefaultParagraphFont"/>
     <w:link w:val="Heading1"/>
     <w:uiPriority w:val="9"/>
     <w:rsid w:val="00A10FD9"/>
     <w:rPr>
-      <w:rFonts w:asciiTheme="majorHAnsi" w:cstheme="majorBidi" w:eastAsiaTheme="majorEastAsia" w:hAnsiTheme="majorHAnsi"/>
-      <w:color w:themeColor="accent1" w:themeShade="BF" w:val="0F4761"/>
+      <w:rFonts w:asciiTheme="majorHAnsi" w:eastAsiaTheme="majorEastAsia" w:hAnsiTheme="majorHAnsi" w:cstheme="majorBidi"/>
+      <w:color w:val="0F4761" w:themeColor="accent1" w:themeShade="BF"/>
       <w:sz w:val="40"/>
       <w:szCs w:val="40"/>
     </w:rPr>
   </w:style>
-  <w:style w:customStyle="1" w:styleId="Heading2Char" w:type="character">
+  <w:style w:type="character" w:customStyle="1" w:styleId="Heading2Char">
     <w:name w:val="Heading 2 Char"/>
     <w:basedOn w:val="DefaultParagraphFont"/>
     <w:link w:val="Heading2"/>
@@ -1234,13 +6383,13 @@
     <w:semiHidden/>
     <w:rsid w:val="00A10FD9"/>
     <w:rPr>
-      <w:rFonts w:asciiTheme="majorHAnsi" w:cstheme="majorBidi" w:eastAsiaTheme="majorEastAsia" w:hAnsiTheme="majorHAnsi"/>
-      <w:color w:themeColor="accent1" w:themeShade="BF" w:val="0F4761"/>
+      <w:rFonts w:asciiTheme="majorHAnsi" w:eastAsiaTheme="majorEastAsia" w:hAnsiTheme="majorHAnsi" w:cstheme="majorBidi"/>
+      <w:color w:val="0F4761" w:themeColor="accent1" w:themeShade="BF"/>
       <w:sz w:val="32"/>
       <w:szCs w:val="32"/>
     </w:rPr>
   </w:style>
-  <w:style w:customStyle="1" w:styleId="Heading3Char" w:type="character">
+  <w:style w:type="character" w:customStyle="1" w:styleId="Heading3Char">
     <w:name w:val="Heading 3 Char"/>
     <w:basedOn w:val="DefaultParagraphFont"/>
     <w:link w:val="Heading3"/>
@@ -1248,13 +6397,13 @@
     <w:semiHidden/>
     <w:rsid w:val="00A10FD9"/>
     <w:rPr>
-      <w:rFonts w:cstheme="majorBidi" w:eastAsiaTheme="majorEastAsia"/>
-      <w:color w:themeColor="accent1" w:themeShade="BF" w:val="0F4761"/>
+      <w:rFonts w:eastAsiaTheme="majorEastAsia" w:cstheme="majorBidi"/>
+      <w:color w:val="0F4761" w:themeColor="accent1" w:themeShade="BF"/>
       <w:sz w:val="28"/>
       <w:szCs w:val="28"/>
     </w:rPr>
   </w:style>
-  <w:style w:customStyle="1" w:styleId="Heading4Char" w:type="character">
+  <w:style w:type="character" w:customStyle="1" w:styleId="Heading4Char">
     <w:name w:val="Heading 4 Char"/>
     <w:basedOn w:val="DefaultParagraphFont"/>
     <w:link w:val="Heading4"/>
@@ -1262,13 +6411,13 @@
     <w:semiHidden/>
     <w:rsid w:val="00A10FD9"/>
     <w:rPr>
-      <w:rFonts w:cstheme="majorBidi" w:eastAsiaTheme="majorEastAsia"/>
+      <w:rFonts w:eastAsiaTheme="majorEastAsia" w:cstheme="majorBidi"/>
       <w:i/>
       <w:iCs/>
-      <w:color w:themeColor="accent1" w:themeShade="BF" w:val="0F4761"/>
+      <w:color w:val="0F4761" w:themeColor="accent1" w:themeShade="BF"/>
     </w:rPr>
   </w:style>
-  <w:style w:customStyle="1" w:styleId="Heading5Char" w:type="character">
+  <w:style w:type="character" w:customStyle="1" w:styleId="Heading5Char">
     <w:name w:val="Heading 5 Char"/>
     <w:basedOn w:val="DefaultParagraphFont"/>
     <w:link w:val="Heading5"/>
@@ -1276,11 +6425,11 @@
     <w:semiHidden/>
     <w:rsid w:val="00A10FD9"/>
     <w:rPr>
-      <w:rFonts w:cstheme="majorBidi" w:eastAsiaTheme="majorEastAsia"/>
-      <w:color w:themeColor="accent1" w:themeShade="BF" w:val="0F4761"/>
+      <w:rFonts w:eastAsiaTheme="majorEastAsia" w:cstheme="majorBidi"/>
+      <w:color w:val="0F4761" w:themeColor="accent1" w:themeShade="BF"/>
     </w:rPr>
   </w:style>
-  <w:style w:customStyle="1" w:styleId="Heading6Char" w:type="character">
+  <w:style w:type="character" w:customStyle="1" w:styleId="Heading6Char">
     <w:name w:val="Heading 6 Char"/>
     <w:basedOn w:val="DefaultParagraphFont"/>
     <w:link w:val="Heading6"/>
@@ -1288,13 +6437,13 @@
     <w:semiHidden/>
     <w:rsid w:val="00A10FD9"/>
     <w:rPr>
-      <w:rFonts w:cstheme="majorBidi" w:eastAsiaTheme="majorEastAsia"/>
+      <w:rFonts w:eastAsiaTheme="majorEastAsia" w:cstheme="majorBidi"/>
       <w:i/>
       <w:iCs/>
-      <w:color w:themeColor="text1" w:themeTint="A6" w:val="595959"/>
+      <w:color w:val="595959" w:themeColor="text1" w:themeTint="A6"/>
     </w:rPr>
   </w:style>
-  <w:style w:customStyle="1" w:styleId="Heading7Char" w:type="character">
+  <w:style w:type="character" w:customStyle="1" w:styleId="Heading7Char">
     <w:name w:val="Heading 7 Char"/>
     <w:basedOn w:val="DefaultParagraphFont"/>
     <w:link w:val="Heading7"/>
@@ -1302,11 +6451,11 @@
     <w:semiHidden/>
     <w:rsid w:val="00A10FD9"/>
     <w:rPr>
-      <w:rFonts w:cstheme="majorBidi" w:eastAsiaTheme="majorEastAsia"/>
-      <w:color w:themeColor="text1" w:themeTint="A6" w:val="595959"/>
+      <w:rFonts w:eastAsiaTheme="majorEastAsia" w:cstheme="majorBidi"/>
+      <w:color w:val="595959" w:themeColor="text1" w:themeTint="A6"/>
     </w:rPr>
   </w:style>
-  <w:style w:customStyle="1" w:styleId="Heading8Char" w:type="character">
+  <w:style w:type="character" w:customStyle="1" w:styleId="Heading8Char">
     <w:name w:val="Heading 8 Char"/>
     <w:basedOn w:val="DefaultParagraphFont"/>
     <w:link w:val="Heading8"/>
@@ -1314,13 +6463,13 @@
     <w:semiHidden/>
     <w:rsid w:val="00A10FD9"/>
     <w:rPr>
-      <w:rFonts w:cstheme="majorBidi" w:eastAsiaTheme="majorEastAsia"/>
+      <w:rFonts w:eastAsiaTheme="majorEastAsia" w:cstheme="majorBidi"/>
       <w:i/>
       <w:iCs/>
-      <w:color w:themeColor="text1" w:themeTint="D8" w:val="272727"/>
+      <w:color w:val="272727" w:themeColor="text1" w:themeTint="D8"/>
     </w:rPr>
   </w:style>
-  <w:style w:customStyle="1" w:styleId="Heading9Char" w:type="character">
+  <w:style w:type="character" w:customStyle="1" w:styleId="Heading9Char">
     <w:name w:val="Heading 9 Char"/>
     <w:basedOn w:val="DefaultParagraphFont"/>
     <w:link w:val="Heading9"/>
@@ -1328,11 +6477,48 @@
     <w:semiHidden/>
     <w:rsid w:val="00A10FD9"/>
     <w:rPr>
-      <w:rFonts w:cstheme="majorBidi" w:eastAsiaTheme="majorEastAsia"/>
-      <w:color w:themeColor="text1" w:themeTint="D8" w:val="272727"/>
+      <w:rFonts w:eastAsiaTheme="majorEastAsia" w:cstheme="majorBidi"/>
+      <w:color w:val="272727" w:themeColor="text1" w:themeTint="D8"/>
     </w:rPr>
   </w:style>
-  <w:style w:styleId="FootnoteBlockText" w:type="paragraph">
+  <w:style w:type="paragraph" w:customStyle="1" w:styleId="ListItem">
+    <w:name w:val="List Item"/>
+    <w:basedOn w:val="BodyText"/>
+    <w:qFormat/>
+    <w:pPr>
+      <w:spacing w:before="0" w:after="0" w:line="480" w:lineRule="exact"/>
+      <w:ind w:left="720" w:hanging="720"/>
+    </w:pPr>
+  </w:style>
+  <w:style w:type="paragraph" w:styleId="BlockText">
+    <w:name w:val="Block Text"/>
+    <w:basedOn w:val="BodyText"/>
+    <w:next w:val="BodyText"/>
+    <w:uiPriority w:val="9"/>
+    <w:unhideWhenUsed/>
+    <w:qFormat/>
+    <w:pPr>
+      <w:spacing w:before="280" w:after="280" w:line="280" w:lineRule="exact"/>
+      <w:ind w:firstLine="0" w:left="720" w:right="720"/>
+    </w:pPr>
+  </w:style>
+  <w:style w:type="paragraph" w:styleId="FootnoteText">
+    <w:name w:val="Footnote Text"/>
+    <w:basedOn w:val="Normal"/>
+    <w:next w:val="FootnoteText"/>
+    <w:uiPriority w:val="9"/>
+    <w:unhideWhenUsed/>
+    <w:qFormat/>
+    <w:pPr>
+      <w:keepLines/>
+      <w:spacing w:before="0" w:after="140" w:line="280" w:lineRule="exact"/>
+    </w:pPr>
+    <w:rPr>
+      <w:sz w:val="24"/>
+      <w:szCs w:val="24"/>
+    </w:rPr>
+  </w:style>
+  <w:style w:type="paragraph" w:styleId="FootnoteBlockText">
     <w:name w:val="Footnote Block Text"/>
     <w:basedOn w:val="FootnoteText"/>
     <w:next w:val="FootnoteText"/>
@@ -1340,38 +6526,29 @@
     <w:unhideWhenUsed/>
     <w:qFormat/>
     <w:pPr>
-      <w:spacing w:after="100" w:before="100"/>
-      <w:ind w:firstLine="0" w:left="480" w:right="480"/>
+      <w:spacing w:before="280" w:after="280"/>
+      <w:ind w:firstLine="0" w:left="720" w:right="720"/>
     </w:pPr>
   </w:style>
-  <w:style w:default="1" w:styleId="DefaultParagraphFont" w:type="character">
+  <w:style w:type="character" w:default="1" w:styleId="DefaultParagraphFont">
     <w:name w:val="Default Paragraph Font"/>
     <w:semiHidden/>
     <w:unhideWhenUsed/>
   </w:style>
-  <w:style w:default="1" w:styleId="Table" w:type="table">
+  <w:style w:type="table" w:default="1" w:styleId="Table">
     <w:name w:val="Table"/>
     <w:basedOn w:val="TableNormal"/>
-    <w:semiHidden/>
-    <w:unhideWhenUsed/>
     <w:qFormat/>
     <w:tblPr>
-      <w:tblInd w:type="dxa" w:w="0"/>
+      <w:tblInd w:w="0" w:type="dxa"/>
       <w:tblCellMar>
-        <w:top w:type="dxa" w:w="0"/>
-        <w:left w:type="dxa" w:w="108"/>
-        <w:bottom w:type="dxa" w:w="0"/>
-        <w:right w:type="dxa" w:w="108"/>
+        <w:top w:w="0" w:type="dxa"/>
+        <w:left w:w="108" w:type="dxa"/>
+        <w:bottom w:w="0" w:type="dxa"/>
+        <w:right w:w="108" w:type="dxa"/>
       </w:tblCellMar>
     </w:tblPr>
     <w:tblStylePr w:type="firstRow">
-      <w:tblPr>
-        <w:jc w:val="left"/>
-        <w:tblInd w:type="dxa" w:w="0"/>
-      </w:tblPr>
-      <w:trPr>
-        <w:jc w:val="left"/>
-      </w:trPr>
       <w:tcPr>
         <w:tcBorders>
           <w:bottom w:val="single"/>
@@ -1380,7 +6557,7 @@
       </w:tcPr>
     </w:tblStylePr>
   </w:style>
-  <w:style w:customStyle="1" w:styleId="DefinitionTerm" w:type="paragraph">
+  <w:style w:type="paragraph" w:customStyle="1" w:styleId="DefinitionTerm">
     <w:name w:val="Definition Term"/>
     <w:basedOn w:val="Normal"/>
     <w:next w:val="Definition"/>
@@ -1393,49 +6570,49 @@
       <w:b/>
     </w:rPr>
   </w:style>
-  <w:style w:customStyle="1" w:styleId="Definition" w:type="paragraph">
+  <w:style w:type="paragraph" w:customStyle="1" w:styleId="Definition">
     <w:name w:val="Definition"/>
     <w:basedOn w:val="Normal"/>
   </w:style>
-  <w:style w:styleId="Caption" w:type="paragraph">
+  <w:style w:type="paragraph" w:styleId="Caption">
     <w:name w:val="Caption"/>
     <w:basedOn w:val="Normal"/>
     <w:link w:val="BodyTextChar"/>
     <w:pPr>
-      <w:spacing w:after="120" w:before="0"/>
+      <w:spacing w:before="0" w:after="120"/>
     </w:pPr>
     <w:rPr>
       <w:i/>
     </w:rPr>
   </w:style>
-  <w:style w:customStyle="1" w:styleId="TableCaption" w:type="paragraph">
+  <w:style w:type="paragraph" w:customStyle="1" w:styleId="TableCaption">
     <w:name w:val="Table Caption"/>
     <w:basedOn w:val="Caption"/>
     <w:pPr>
       <w:keepNext/>
     </w:pPr>
   </w:style>
-  <w:style w:customStyle="1" w:styleId="ImageCaption" w:type="paragraph">
+  <w:style w:type="paragraph" w:customStyle="1" w:styleId="ImageCaption">
     <w:name w:val="Image Caption"/>
     <w:basedOn w:val="Caption"/>
   </w:style>
-  <w:style w:customStyle="1" w:styleId="Figure" w:type="paragraph">
+  <w:style w:type="paragraph" w:customStyle="1" w:styleId="Figure">
     <w:name w:val="Figure"/>
     <w:basedOn w:val="Normal"/>
   </w:style>
-  <w:style w:customStyle="1" w:styleId="CaptionedFigure" w:type="paragraph">
+  <w:style w:type="paragraph" w:customStyle="1" w:styleId="CaptionedFigure">
     <w:name w:val="Captioned Figure"/>
     <w:basedOn w:val="Figure"/>
     <w:pPr>
       <w:keepNext/>
     </w:pPr>
   </w:style>
-  <w:style w:customStyle="1" w:styleId="BodyTextChar" w:type="character">
+  <w:style w:type="character" w:customStyle="1" w:styleId="BodyTextChar">
     <w:name w:val="Body Text Char"/>
     <w:basedOn w:val="DefaultParagraphFont"/>
     <w:link w:val="BodyText"/>
   </w:style>
-  <w:style w:customStyle="1" w:styleId="VerbatimChar" w:type="character">
+  <w:style w:type="character" w:customStyle="1" w:styleId="VerbatimChar">
     <w:name w:val="Verbatim Char"/>
     <w:basedOn w:val="BodyTextChar"/>
     <w:rPr>
@@ -1443,25 +6620,25 @@
       <w:sz w:val="22"/>
     </w:rPr>
   </w:style>
-  <w:style w:customStyle="1" w:styleId="SectionNumber" w:type="character">
+  <w:style w:type="character" w:customStyle="1" w:styleId="SectionNumber">
     <w:name w:val="Section Number"/>
     <w:basedOn w:val="BodyTextChar"/>
   </w:style>
-  <w:style w:styleId="FootnoteReference" w:type="character">
+  <w:style w:type="character" w:styleId="FootnoteReference">
     <w:name w:val="Footnote Reference"/>
     <w:basedOn w:val="BodyTextChar"/>
     <w:rPr>
       <w:vertAlign w:val="superscript"/>
     </w:rPr>
   </w:style>
-  <w:style w:styleId="Hyperlink" w:type="character">
+  <w:style w:type="character" w:styleId="Hyperlink">
     <w:name w:val="Hyperlink"/>
     <w:basedOn w:val="BodyTextChar"/>
     <w:rPr>
-      <w:color w:themeColor="accent1" w:val="4F81BD"/>
+      <w:color w:val="000000"/>
     </w:rPr>
   </w:style>
-  <w:style w:styleId="TOCHeading" w:type="paragraph">
+  <w:style w:type="paragraph" w:styleId="TOCHeading">
     <w:name w:val="TOC Heading"/>
     <w:basedOn w:val="Heading1"/>
     <w:next w:val="BodyText"/>
@@ -1473,121 +6650,10 @@
       <w:outlineLvl w:val="9"/>
     </w:pPr>
     <w:rPr>
-      <w:rFonts w:asciiTheme="majorHAnsi" w:cstheme="majorBidi" w:eastAsiaTheme="majorEastAsia" w:hAnsiTheme="majorHAnsi"/>
+      <w:rFonts w:asciiTheme="majorHAnsi" w:eastAsiaTheme="majorEastAsia" w:hAnsiTheme="majorHAnsi" w:cstheme="majorBidi"/>
       <w:b w:val="0"/>
       <w:bCs w:val="0"/>
-      <w:color w:themeColor="accent1" w:themeShade="BF" w:val="365F91"/>
-    </w:rPr>
-  </w:style>
-  <w:style w:default="1" w:styleId="Normal" w:type="paragraph">
-    <w:name w:val="Normal"/>
-    <w:qFormat/>
-    <w:pPr>
-      <w:spacing w:after="0" w:before="0" w:line="240" w:lineRule="auto"/>
-    </w:pPr>
-    <w:rPr>
-      <w:rFonts w:ascii="EB Garamond" w:cs="EB Garamond" w:eastAsia="EB Garamond" w:hAnsi="EB Garamond"/>
-      <w:color w:val="000000"/>
-      <w:sz w:val="26"/>
-      <w:szCs w:val="26"/>
-    </w:rPr>
-  </w:style>
-  <w:style w:styleId="BodyText" w:type="paragraph">
-    <w:name w:val="Body Text"/>
-    <w:basedOn w:val="Normal"/>
-    <w:link w:val="BodyTextChar"/>
-    <w:qFormat/>
-    <w:pPr>
-      <w:spacing w:after="0" w:before="0" w:line="480" w:lineRule="exact"/>
-      <w:ind w:firstLine="720"/>
-    </w:pPr>
-  </w:style>
-  <w:style w:customStyle="1" w:styleId="FirstParagraph" w:type="paragraph">
-    <w:name w:val="First Paragraph"/>
-    <w:basedOn w:val="BodyText"/>
-    <w:next w:val="BodyText"/>
-    <w:qFormat/>
-    <w:pPr>
-      <w:spacing w:after="0" w:before="0" w:line="480" w:lineRule="exact"/>
-      <w:ind w:firstLine="720"/>
-    </w:pPr>
-  </w:style>
-  <w:style w:customStyle="1" w:styleId="Compact" w:type="paragraph">
-    <w:name w:val="Compact"/>
-    <w:basedOn w:val="BodyText"/>
-    <w:qFormat/>
-    <w:pPr>
-      <w:spacing w:after="0" w:before="0" w:line="480" w:lineRule="exact"/>
-      <w:ind w:firstLine="0"/>
-    </w:pPr>
-  </w:style>
-  <w:style w:styleId="Heading1" w:type="paragraph">
-    <w:name w:val="heading 1"/>
-    <w:basedOn w:val="Normal"/>
-    <w:next w:val="BodyText"/>
-    <w:uiPriority w:val="9"/>
-    <w:qFormat/>
-    <w:pPr>
-      <w:keepNext/>
-      <w:keepLines/>
-      <w:spacing w:after="240" w:before="240" w:line="480" w:lineRule="exact"/>
-      <w:jc w:val="center"/>
-      <w:outlineLvl w:val="0"/>
-    </w:pPr>
-    <w:rPr>
-      <w:b/>
-      <w:bCs/>
-      <w:caps/>
-      <w:color w:val="000000"/>
-      <w:sz w:val="26"/>
-      <w:szCs w:val="26"/>
-    </w:rPr>
-  </w:style>
-  <w:style w:styleId="Heading2" w:type="paragraph">
-    <w:name w:val="heading 2"/>
-    <w:basedOn w:val="Heading1"/>
-    <w:next w:val="BodyText"/>
-    <w:uiPriority w:val="9"/>
-    <w:unhideWhenUsed/>
-    <w:qFormat/>
-    <w:pPr>
-      <w:outlineLvl w:val="1"/>
-    </w:pPr>
-  </w:style>
-  <w:style w:styleId="Heading3" w:type="paragraph">
-    <w:name w:val="heading 3"/>
-    <w:basedOn w:val="Heading1"/>
-    <w:next w:val="BodyText"/>
-    <w:uiPriority w:val="9"/>
-    <w:unhideWhenUsed/>
-    <w:qFormat/>
-    <w:pPr>
-      <w:outlineLvl w:val="2"/>
-    </w:pPr>
-  </w:style>
-  <w:style w:styleId="BlockText" w:type="paragraph">
-    <w:name w:val="Block Text"/>
-    <w:basedOn w:val="Normal"/>
-    <w:next w:val="BodyText"/>
-    <w:uiPriority w:val="9"/>
-    <w:unhideWhenUsed/>
-    <w:qFormat/>
-    <w:pPr>
-      <w:spacing w:after="240" w:before="240" w:line="240" w:lineRule="auto"/>
-      <w:ind w:firstLine="0" w:left="720" w:right="720"/>
-    </w:pPr>
-  </w:style>
-  <w:style w:styleId="FootnoteText" w:type="paragraph">
-    <w:name w:val="footnote text"/>
-    <w:basedOn w:val="Normal"/>
-    <w:uiPriority w:val="99"/>
-    <w:unhideWhenUsed/>
-    <w:pPr>
-      <w:spacing w:after="80" w:before="0" w:line="240" w:lineRule="auto"/>
-    </w:pPr>
-    <w:rPr>
-      <w:sz w:val="26"/>
-      <w:szCs w:val="26"/>
+      <w:color w:val="365F91" w:themeColor="accent1" w:themeShade="BF"/>
     </w:rPr>
   </w:style>
   <w:style w:type="paragraph" w:customStyle="1" w:styleId="SourceCode">
